--- a/10-应急管理/运行记录类文件/100204-盐都区新能源汽车充电站建设项目-应急演练报告.docx
+++ b/10-应急管理/运行记录类文件/100204-盐都区新能源汽车充电站建设项目-应急演练报告.docx
@@ -194,7 +194,7 @@
           <w:szCs w:val="30"/>
           <w:lang w:val="en-US" w:eastAsia="zh-CN"/>
         </w:rPr>
-        <w:t>8</w:t>
+        <w:t>12</w:t>
       </w:r>
       <w:r>
         <w:rPr>
@@ -2279,6 +2279,7 @@
     </w:p>
     <w:tbl>
       <w:tblPr>
+        <w:tblStyle w:val="20"/>
         <w:tblW w:w="8715" w:type="dxa"/>
         <w:jc w:val="center"/>
         <w:tblBorders>
@@ -2379,7 +2380,6 @@
                 <w:kern w:val="0"/>
                 <w:sz w:val="18"/>
                 <w:szCs w:val="18"/>
-                <w:bdr w:val="none" w:color="auto" w:sz="0" w:space="0"/>
                 <w:lang w:val="en-US" w:eastAsia="zh-CN" w:bidi="ar"/>
               </w:rPr>
               <w:t>项目</w:t>
@@ -2440,7 +2440,6 @@
                 <w:kern w:val="0"/>
                 <w:sz w:val="18"/>
                 <w:szCs w:val="18"/>
-                <w:bdr w:val="none" w:color="auto" w:sz="0" w:space="0"/>
                 <w:lang w:val="en-US" w:eastAsia="zh-CN" w:bidi="ar"/>
               </w:rPr>
               <w:t>内容</w:t>
@@ -2525,7 +2524,6 @@
                 <w:kern w:val="0"/>
                 <w:sz w:val="18"/>
                 <w:szCs w:val="18"/>
-                <w:bdr w:val="none" w:color="auto" w:sz="0" w:space="0"/>
                 <w:lang w:val="en-US" w:eastAsia="zh-CN" w:bidi="ar"/>
               </w:rPr>
               <w:t>演练名称</w:t>
@@ -2584,7 +2582,6 @@
                 <w:kern w:val="0"/>
                 <w:sz w:val="18"/>
                 <w:szCs w:val="18"/>
-                <w:bdr w:val="none" w:color="auto" w:sz="0" w:space="0"/>
                 <w:lang w:val="en-US" w:eastAsia="zh-CN" w:bidi="ar"/>
               </w:rPr>
               <w:t>2025年8月高温汛期施工现场安全事故应急专项演练</w:t>
@@ -2669,7 +2666,6 @@
                 <w:kern w:val="0"/>
                 <w:sz w:val="18"/>
                 <w:szCs w:val="18"/>
-                <w:bdr w:val="none" w:color="auto" w:sz="0" w:space="0"/>
                 <w:lang w:val="en-US" w:eastAsia="zh-CN" w:bidi="ar"/>
               </w:rPr>
               <w:t>演练时间</w:t>
@@ -2728,7 +2724,6 @@
                 <w:kern w:val="0"/>
                 <w:sz w:val="18"/>
                 <w:szCs w:val="18"/>
-                <w:bdr w:val="none" w:color="auto" w:sz="0" w:space="0"/>
                 <w:lang w:val="en-US" w:eastAsia="zh-CN" w:bidi="ar"/>
               </w:rPr>
               <w:t>2025年8月15日（星期四）上午 9:00 - 11:30</w:t>
@@ -2813,7 +2808,6 @@
                 <w:kern w:val="0"/>
                 <w:sz w:val="18"/>
                 <w:szCs w:val="18"/>
-                <w:bdr w:val="none" w:color="auto" w:sz="0" w:space="0"/>
                 <w:lang w:val="en-US" w:eastAsia="zh-CN" w:bidi="ar"/>
               </w:rPr>
               <w:t>演练地点</w:t>
@@ -2872,7 +2866,6 @@
                 <w:kern w:val="0"/>
                 <w:sz w:val="18"/>
                 <w:szCs w:val="18"/>
-                <w:bdr w:val="none" w:color="auto" w:sz="0" w:space="0"/>
                 <w:lang w:val="en-US" w:eastAsia="zh-CN" w:bidi="ar"/>
               </w:rPr>
               <w:t>盐都区充电站建设项目 #12 站点施工现场</w:t>
@@ -2957,7 +2950,6 @@
                 <w:kern w:val="0"/>
                 <w:sz w:val="18"/>
                 <w:szCs w:val="18"/>
-                <w:bdr w:val="none" w:color="auto" w:sz="0" w:space="0"/>
                 <w:lang w:val="en-US" w:eastAsia="zh-CN" w:bidi="ar"/>
               </w:rPr>
               <w:t>演练性质</w:t>
@@ -3016,7 +3008,6 @@
                 <w:kern w:val="0"/>
                 <w:sz w:val="18"/>
                 <w:szCs w:val="18"/>
-                <w:bdr w:val="none" w:color="auto" w:sz="0" w:space="0"/>
                 <w:lang w:val="en-US" w:eastAsia="zh-CN" w:bidi="ar"/>
               </w:rPr>
               <w:t>专项实战演练（部分预先通知，部分突击）</w:t>
@@ -3101,7 +3092,6 @@
                 <w:kern w:val="0"/>
                 <w:sz w:val="18"/>
                 <w:szCs w:val="18"/>
-                <w:bdr w:val="none" w:color="auto" w:sz="0" w:space="0"/>
                 <w:lang w:val="en-US" w:eastAsia="zh-CN" w:bidi="ar"/>
               </w:rPr>
               <w:t>演练依据</w:t>
@@ -3160,7 +3150,6 @@
                 <w:kern w:val="0"/>
                 <w:sz w:val="18"/>
                 <w:szCs w:val="18"/>
-                <w:bdr w:val="none" w:color="auto" w:sz="0" w:space="0"/>
                 <w:lang w:val="en-US" w:eastAsia="zh-CN" w:bidi="ar"/>
               </w:rPr>
               <w:t>《盐都区新能源汽车充电站建设项目应急演练预案》V1.0</w:t>
@@ -3245,7 +3234,6 @@
                 <w:kern w:val="0"/>
                 <w:sz w:val="18"/>
                 <w:szCs w:val="18"/>
-                <w:bdr w:val="none" w:color="auto" w:sz="0" w:space="0"/>
                 <w:lang w:val="en-US" w:eastAsia="zh-CN" w:bidi="ar"/>
               </w:rPr>
               <w:t>演练场景</w:t>
@@ -3304,7 +3292,6 @@
                 <w:kern w:val="0"/>
                 <w:sz w:val="18"/>
                 <w:szCs w:val="18"/>
-                <w:bdr w:val="none" w:color="auto" w:sz="0" w:space="0"/>
                 <w:lang w:val="en-US" w:eastAsia="zh-CN" w:bidi="ar"/>
               </w:rPr>
               <w:t>场景S2 - 施工现场安全事故（人员触电/设备倾倒）</w:t>
@@ -3389,7 +3376,6 @@
                 <w:kern w:val="0"/>
                 <w:sz w:val="18"/>
                 <w:szCs w:val="18"/>
-                <w:bdr w:val="none" w:color="auto" w:sz="0" w:space="0"/>
                 <w:lang w:val="en-US" w:eastAsia="zh-CN" w:bidi="ar"/>
               </w:rPr>
               <w:t>演练指挥</w:t>
@@ -3448,7 +3434,6 @@
                 <w:kern w:val="0"/>
                 <w:sz w:val="18"/>
                 <w:szCs w:val="18"/>
-                <w:bdr w:val="none" w:color="auto" w:sz="0" w:space="0"/>
                 <w:lang w:val="en-US" w:eastAsia="zh-CN" w:bidi="ar"/>
               </w:rPr>
               <w:t>运维项目经理</w:t>
@@ -3533,7 +3518,6 @@
                 <w:kern w:val="0"/>
                 <w:sz w:val="18"/>
                 <w:szCs w:val="18"/>
-                <w:bdr w:val="none" w:color="auto" w:sz="0" w:space="0"/>
                 <w:lang w:val="en-US" w:eastAsia="zh-CN" w:bidi="ar"/>
               </w:rPr>
               <w:t>评估组长</w:t>
@@ -3578,24 +3562,40 @@
                 <w:spacing w:val="0"/>
                 <w:sz w:val="18"/>
                 <w:szCs w:val="18"/>
-              </w:rPr>
-            </w:pPr>
-            <w:r>
-              <w:rPr>
-                <w:rFonts w:hint="default" w:ascii="Segoe UI" w:hAnsi="Segoe UI" w:eastAsia="Segoe UI" w:cs="Segoe UI"/>
-                <w:i w:val="0"/>
-                <w:iCs w:val="0"/>
-                <w:caps w:val="0"/>
-                <w:snapToGrid w:val="0"/>
-                <w:color w:val="000000"/>
-                <w:spacing w:val="0"/>
-                <w:kern w:val="0"/>
-                <w:sz w:val="18"/>
-                <w:szCs w:val="18"/>
-                <w:bdr w:val="none" w:color="auto" w:sz="0" w:space="0"/>
-                <w:lang w:val="en-US" w:eastAsia="zh-CN" w:bidi="ar"/>
-              </w:rPr>
-              <w:t>质量专员</w:t>
+                <w:lang w:val="en-US"/>
+              </w:rPr>
+            </w:pPr>
+            <w:r>
+              <w:rPr>
+                <w:rFonts w:hint="default" w:ascii="Segoe UI" w:hAnsi="Segoe UI" w:eastAsia="Segoe UI" w:cs="Segoe UI"/>
+                <w:i w:val="0"/>
+                <w:iCs w:val="0"/>
+                <w:caps w:val="0"/>
+                <w:snapToGrid w:val="0"/>
+                <w:color w:val="000000"/>
+                <w:spacing w:val="0"/>
+                <w:kern w:val="0"/>
+                <w:sz w:val="18"/>
+                <w:szCs w:val="18"/>
+                <w:lang w:val="en-US" w:eastAsia="zh-CN" w:bidi="ar"/>
+              </w:rPr>
+              <w:t>质量</w:t>
+            </w:r>
+            <w:r>
+              <w:rPr>
+                <w:rFonts w:hint="eastAsia" w:ascii="Segoe UI" w:hAnsi="Segoe UI" w:eastAsia="Segoe UI" w:cs="Segoe UI"/>
+                <w:i w:val="0"/>
+                <w:iCs w:val="0"/>
+                <w:caps w:val="0"/>
+                <w:snapToGrid w:val="0"/>
+                <w:color w:val="000000"/>
+                <w:spacing w:val="0"/>
+                <w:kern w:val="0"/>
+                <w:sz w:val="18"/>
+                <w:szCs w:val="18"/>
+                <w:lang w:val="en-US" w:eastAsia="zh-CN" w:bidi="ar"/>
+              </w:rPr>
+              <w:t>管理专员</w:t>
             </w:r>
           </w:p>
         </w:tc>
@@ -3677,7 +3677,6 @@
                 <w:kern w:val="0"/>
                 <w:sz w:val="18"/>
                 <w:szCs w:val="18"/>
-                <w:bdr w:val="none" w:color="auto" w:sz="0" w:space="0"/>
                 <w:lang w:val="en-US" w:eastAsia="zh-CN" w:bidi="ar"/>
               </w:rPr>
               <w:t>参与人数</w:t>
@@ -3736,7 +3735,6 @@
                 <w:kern w:val="0"/>
                 <w:sz w:val="18"/>
                 <w:szCs w:val="18"/>
-                <w:bdr w:val="none" w:color="auto" w:sz="0" w:space="0"/>
                 <w:lang w:val="en-US" w:eastAsia="zh-CN" w:bidi="ar"/>
               </w:rPr>
               <w:t>10人</w:t>
@@ -3764,6 +3762,7 @@
     </w:p>
     <w:tbl>
       <w:tblPr>
+        <w:tblStyle w:val="20"/>
         <w:tblW w:w="8715" w:type="dxa"/>
         <w:jc w:val="center"/>
         <w:tblBorders>
@@ -3799,6 +3798,7 @@
             <w:insideH w:val="none" w:color="auto" w:sz="0" w:space="0"/>
             <w:insideV w:val="none" w:color="auto" w:sz="0" w:space="0"/>
           </w:tblBorders>
+          <w:shd w:val="clear" w:color="auto" w:fill="FFFFFF"/>
           <w:tblCellMar>
             <w:top w:w="15" w:type="dxa"/>
             <w:left w:w="15" w:type="dxa"/>
@@ -3865,7 +3865,6 @@
                 <w:kern w:val="0"/>
                 <w:sz w:val="18"/>
                 <w:szCs w:val="18"/>
-                <w:bdr w:val="none" w:color="auto" w:sz="0" w:space="0"/>
                 <w:lang w:val="en-US" w:eastAsia="zh-CN" w:bidi="ar"/>
               </w:rPr>
               <w:t>目标序号</w:t>
@@ -3926,7 +3925,6 @@
                 <w:kern w:val="0"/>
                 <w:sz w:val="18"/>
                 <w:szCs w:val="18"/>
-                <w:bdr w:val="none" w:color="auto" w:sz="0" w:space="0"/>
                 <w:lang w:val="en-US" w:eastAsia="zh-CN" w:bidi="ar"/>
               </w:rPr>
               <w:t>演练前设定目标</w:t>
@@ -3987,7 +3985,6 @@
                 <w:kern w:val="0"/>
                 <w:sz w:val="18"/>
                 <w:szCs w:val="18"/>
-                <w:bdr w:val="none" w:color="auto" w:sz="0" w:space="0"/>
                 <w:lang w:val="en-US" w:eastAsia="zh-CN" w:bidi="ar"/>
               </w:rPr>
               <w:t>达成情况评估</w:t>
@@ -4048,7 +4045,6 @@
                 <w:kern w:val="0"/>
                 <w:sz w:val="18"/>
                 <w:szCs w:val="18"/>
-                <w:bdr w:val="none" w:color="auto" w:sz="0" w:space="0"/>
                 <w:lang w:val="en-US" w:eastAsia="zh-CN" w:bidi="ar"/>
               </w:rPr>
               <w:t>评估说明</w:t>
@@ -4130,7 +4126,6 @@
                 <w:kern w:val="0"/>
                 <w:sz w:val="18"/>
                 <w:szCs w:val="18"/>
-                <w:bdr w:val="none" w:color="auto" w:sz="0" w:space="0"/>
                 <w:lang w:val="en-US" w:eastAsia="zh-CN" w:bidi="ar"/>
               </w:rPr>
               <w:t>1</w:t>
@@ -4189,7 +4184,6 @@
                 <w:kern w:val="0"/>
                 <w:sz w:val="18"/>
                 <w:szCs w:val="18"/>
-                <w:bdr w:val="none" w:color="auto" w:sz="0" w:space="0"/>
                 <w:lang w:val="en-US" w:eastAsia="zh-CN" w:bidi="ar"/>
               </w:rPr>
               <w:t>检验预案有效性</w:t>
@@ -4248,7 +4242,6 @@
                 <w:kern w:val="0"/>
                 <w:sz w:val="18"/>
                 <w:szCs w:val="18"/>
-                <w:bdr w:val="none" w:color="auto" w:sz="0" w:space="0"/>
                 <w:lang w:val="en-US" w:eastAsia="zh-CN" w:bidi="ar"/>
               </w:rPr>
               <w:t>✅ 完全达成</w:t>
@@ -4307,784 +4300,9 @@
                 <w:kern w:val="0"/>
                 <w:sz w:val="18"/>
                 <w:szCs w:val="18"/>
-                <w:bdr w:val="none" w:color="auto" w:sz="0" w:space="0"/>
                 <w:lang w:val="en-US" w:eastAsia="zh-CN" w:bidi="ar"/>
               </w:rPr>
               <w:t>场景S2处置流程清晰可行，各环节衔接顺畅</w:t>
-            </w:r>
-          </w:p>
-        </w:tc>
-      </w:tr>
-      <w:tr>
-        <w:tblPrEx>
-          <w:tblBorders>
-            <w:top w:val="none" w:color="auto" w:sz="0" w:space="0"/>
-            <w:left w:val="none" w:color="auto" w:sz="0" w:space="0"/>
-            <w:bottom w:val="none" w:color="auto" w:sz="0" w:space="0"/>
-            <w:right w:val="none" w:color="auto" w:sz="0" w:space="0"/>
-            <w:insideH w:val="none" w:color="auto" w:sz="0" w:space="0"/>
-            <w:insideV w:val="none" w:color="auto" w:sz="0" w:space="0"/>
-          </w:tblBorders>
-          <w:tblCellMar>
-            <w:top w:w="15" w:type="dxa"/>
-            <w:left w:w="15" w:type="dxa"/>
-            <w:bottom w:w="15" w:type="dxa"/>
-            <w:right w:w="15" w:type="dxa"/>
-          </w:tblCellMar>
-        </w:tblPrEx>
-        <w:trPr>
-          <w:trHeight w:val="0" w:hRule="atLeast"/>
-          <w:jc w:val="center"/>
-        </w:trPr>
-        <w:tc>
-          <w:tcPr>
-            <w:tcW w:w="0" w:type="auto"/>
-            <w:tcBorders>
-              <w:top w:val="single" w:color="auto" w:sz="4" w:space="0"/>
-              <w:left w:val="single" w:color="auto" w:sz="12" w:space="0"/>
-              <w:bottom w:val="nil"/>
-              <w:right w:val="nil"/>
-            </w:tcBorders>
-            <w:shd w:val="clear" w:color="auto" w:fill="FFFFFF"/>
-            <w:noWrap w:val="0"/>
-            <w:tcMar>
-              <w:top w:w="120" w:type="dxa"/>
-              <w:left w:w="-1" w:type="dxa"/>
-              <w:bottom w:w="120" w:type="dxa"/>
-              <w:right w:w="192" w:type="dxa"/>
-            </w:tcMar>
-            <w:vAlign w:val="center"/>
-          </w:tcPr>
-          <w:p>
-            <w:pPr>
-              <w:keepNext w:val="0"/>
-              <w:keepLines w:val="0"/>
-              <w:widowControl/>
-              <w:suppressLineNumbers w:val="0"/>
-              <w:snapToGrid w:val="0"/>
-              <w:spacing w:line="240" w:lineRule="auto"/>
-              <w:ind w:left="0" w:leftChars="0" w:right="0" w:rightChars="0" w:firstLine="0" w:firstLineChars="0"/>
-              <w:jc w:val="center"/>
-              <w:rPr>
-                <w:rFonts w:hint="default" w:ascii="Segoe UI" w:hAnsi="Segoe UI" w:eastAsia="Segoe UI" w:cs="Segoe UI"/>
-                <w:i w:val="0"/>
-                <w:iCs w:val="0"/>
-                <w:caps w:val="0"/>
-                <w:color w:val="0F1115"/>
-                <w:spacing w:val="0"/>
-                <w:sz w:val="18"/>
-                <w:szCs w:val="18"/>
-              </w:rPr>
-            </w:pPr>
-            <w:r>
-              <w:rPr>
-                <w:rFonts w:hint="default" w:ascii="Segoe UI" w:hAnsi="Segoe UI" w:eastAsia="Segoe UI" w:cs="Segoe UI"/>
-                <w:i w:val="0"/>
-                <w:iCs w:val="0"/>
-                <w:caps w:val="0"/>
-                <w:snapToGrid w:val="0"/>
-                <w:color w:val="000000"/>
-                <w:spacing w:val="0"/>
-                <w:kern w:val="0"/>
-                <w:sz w:val="18"/>
-                <w:szCs w:val="18"/>
-                <w:bdr w:val="none" w:color="auto" w:sz="0" w:space="0"/>
-                <w:lang w:val="en-US" w:eastAsia="zh-CN" w:bidi="ar"/>
-              </w:rPr>
-              <w:t>2</w:t>
-            </w:r>
-          </w:p>
-        </w:tc>
-        <w:tc>
-          <w:tcPr>
-            <w:tcW w:w="0" w:type="auto"/>
-            <w:tcBorders>
-              <w:top w:val="single" w:color="auto" w:sz="4" w:space="0"/>
-              <w:left w:val="single" w:color="auto" w:sz="4" w:space="0"/>
-              <w:bottom w:val="nil"/>
-              <w:right w:val="nil"/>
-            </w:tcBorders>
-            <w:shd w:val="clear" w:color="auto" w:fill="FFFFFF"/>
-            <w:noWrap w:val="0"/>
-            <w:tcMar>
-              <w:top w:w="120" w:type="dxa"/>
-              <w:left w:w="192" w:type="dxa"/>
-              <w:bottom w:w="120" w:type="dxa"/>
-              <w:right w:w="192" w:type="dxa"/>
-            </w:tcMar>
-            <w:vAlign w:val="center"/>
-          </w:tcPr>
-          <w:p>
-            <w:pPr>
-              <w:keepNext w:val="0"/>
-              <w:keepLines w:val="0"/>
-              <w:widowControl/>
-              <w:suppressLineNumbers w:val="0"/>
-              <w:snapToGrid w:val="0"/>
-              <w:spacing w:line="240" w:lineRule="auto"/>
-              <w:ind w:left="0" w:leftChars="0" w:right="0" w:rightChars="0" w:firstLine="0" w:firstLineChars="0"/>
-              <w:jc w:val="center"/>
-              <w:rPr>
-                <w:rFonts w:hint="default" w:ascii="Segoe UI" w:hAnsi="Segoe UI" w:eastAsia="Segoe UI" w:cs="Segoe UI"/>
-                <w:i w:val="0"/>
-                <w:iCs w:val="0"/>
-                <w:caps w:val="0"/>
-                <w:color w:val="0F1115"/>
-                <w:spacing w:val="0"/>
-                <w:sz w:val="18"/>
-                <w:szCs w:val="18"/>
-              </w:rPr>
-            </w:pPr>
-            <w:r>
-              <w:rPr>
-                <w:rFonts w:hint="default" w:ascii="Segoe UI" w:hAnsi="Segoe UI" w:eastAsia="Segoe UI" w:cs="Segoe UI"/>
-                <w:i w:val="0"/>
-                <w:iCs w:val="0"/>
-                <w:caps w:val="0"/>
-                <w:snapToGrid w:val="0"/>
-                <w:color w:val="000000"/>
-                <w:spacing w:val="0"/>
-                <w:kern w:val="0"/>
-                <w:sz w:val="18"/>
-                <w:szCs w:val="18"/>
-                <w:bdr w:val="none" w:color="auto" w:sz="0" w:space="0"/>
-                <w:lang w:val="en-US" w:eastAsia="zh-CN" w:bidi="ar"/>
-              </w:rPr>
-              <w:t>锻炼现场处置能力</w:t>
-            </w:r>
-          </w:p>
-        </w:tc>
-        <w:tc>
-          <w:tcPr>
-            <w:tcW w:w="0" w:type="auto"/>
-            <w:tcBorders>
-              <w:top w:val="single" w:color="auto" w:sz="4" w:space="0"/>
-              <w:left w:val="single" w:color="auto" w:sz="4" w:space="0"/>
-              <w:bottom w:val="nil"/>
-              <w:right w:val="nil"/>
-            </w:tcBorders>
-            <w:shd w:val="clear" w:color="auto" w:fill="FFFFFF"/>
-            <w:noWrap w:val="0"/>
-            <w:tcMar>
-              <w:top w:w="120" w:type="dxa"/>
-              <w:left w:w="192" w:type="dxa"/>
-              <w:bottom w:w="120" w:type="dxa"/>
-              <w:right w:w="192" w:type="dxa"/>
-            </w:tcMar>
-            <w:vAlign w:val="center"/>
-          </w:tcPr>
-          <w:p>
-            <w:pPr>
-              <w:keepNext w:val="0"/>
-              <w:keepLines w:val="0"/>
-              <w:widowControl/>
-              <w:suppressLineNumbers w:val="0"/>
-              <w:snapToGrid w:val="0"/>
-              <w:spacing w:line="240" w:lineRule="auto"/>
-              <w:ind w:left="0" w:leftChars="0" w:right="0" w:rightChars="0" w:firstLine="0" w:firstLineChars="0"/>
-              <w:jc w:val="center"/>
-              <w:rPr>
-                <w:rFonts w:hint="default" w:ascii="Segoe UI" w:hAnsi="Segoe UI" w:eastAsia="Segoe UI" w:cs="Segoe UI"/>
-                <w:i w:val="0"/>
-                <w:iCs w:val="0"/>
-                <w:caps w:val="0"/>
-                <w:color w:val="0F1115"/>
-                <w:spacing w:val="0"/>
-                <w:sz w:val="18"/>
-                <w:szCs w:val="18"/>
-              </w:rPr>
-            </w:pPr>
-            <w:r>
-              <w:rPr>
-                <w:rFonts w:hint="default" w:ascii="Segoe UI" w:hAnsi="Segoe UI" w:eastAsia="Segoe UI" w:cs="Segoe UI"/>
-                <w:i w:val="0"/>
-                <w:iCs w:val="0"/>
-                <w:caps w:val="0"/>
-                <w:snapToGrid w:val="0"/>
-                <w:color w:val="000000"/>
-                <w:spacing w:val="0"/>
-                <w:kern w:val="0"/>
-                <w:sz w:val="18"/>
-                <w:szCs w:val="18"/>
-                <w:bdr w:val="none" w:color="auto" w:sz="0" w:space="0"/>
-                <w:lang w:val="en-US" w:eastAsia="zh-CN" w:bidi="ar"/>
-              </w:rPr>
-              <w:t>✅ 基本达成</w:t>
-            </w:r>
-          </w:p>
-        </w:tc>
-        <w:tc>
-          <w:tcPr>
-            <w:tcW w:w="4239" w:type="dxa"/>
-            <w:tcBorders>
-              <w:top w:val="single" w:color="auto" w:sz="4" w:space="0"/>
-              <w:left w:val="single" w:color="auto" w:sz="4" w:space="0"/>
-              <w:bottom w:val="nil"/>
-              <w:right w:val="single" w:color="auto" w:sz="12" w:space="0"/>
-            </w:tcBorders>
-            <w:shd w:val="clear" w:color="auto" w:fill="FFFFFF"/>
-            <w:noWrap w:val="0"/>
-            <w:tcMar>
-              <w:top w:w="120" w:type="dxa"/>
-              <w:left w:w="192" w:type="dxa"/>
-              <w:bottom w:w="120" w:type="dxa"/>
-              <w:right w:w="-1" w:type="dxa"/>
-            </w:tcMar>
-            <w:vAlign w:val="center"/>
-          </w:tcPr>
-          <w:p>
-            <w:pPr>
-              <w:keepNext w:val="0"/>
-              <w:keepLines w:val="0"/>
-              <w:widowControl/>
-              <w:suppressLineNumbers w:val="0"/>
-              <w:snapToGrid w:val="0"/>
-              <w:spacing w:line="240" w:lineRule="auto"/>
-              <w:ind w:left="0" w:leftChars="0" w:right="0" w:rightChars="0" w:firstLine="0" w:firstLineChars="0"/>
-              <w:jc w:val="center"/>
-              <w:rPr>
-                <w:rFonts w:hint="default" w:ascii="Segoe UI" w:hAnsi="Segoe UI" w:eastAsia="Segoe UI" w:cs="Segoe UI"/>
-                <w:i w:val="0"/>
-                <w:iCs w:val="0"/>
-                <w:caps w:val="0"/>
-                <w:color w:val="0F1115"/>
-                <w:spacing w:val="0"/>
-                <w:sz w:val="18"/>
-                <w:szCs w:val="18"/>
-              </w:rPr>
-            </w:pPr>
-            <w:r>
-              <w:rPr>
-                <w:rFonts w:hint="default" w:ascii="Segoe UI" w:hAnsi="Segoe UI" w:eastAsia="Segoe UI" w:cs="Segoe UI"/>
-                <w:i w:val="0"/>
-                <w:iCs w:val="0"/>
-                <w:caps w:val="0"/>
-                <w:snapToGrid w:val="0"/>
-                <w:color w:val="000000"/>
-                <w:spacing w:val="0"/>
-                <w:kern w:val="0"/>
-                <w:sz w:val="18"/>
-                <w:szCs w:val="18"/>
-                <w:bdr w:val="none" w:color="auto" w:sz="0" w:space="0"/>
-                <w:lang w:val="en-US" w:eastAsia="zh-CN" w:bidi="ar"/>
-              </w:rPr>
-              <w:t>人员救护、设备评估、现场隔离等动作基本规范</w:t>
-            </w:r>
-          </w:p>
-        </w:tc>
-      </w:tr>
-      <w:tr>
-        <w:tblPrEx>
-          <w:tblBorders>
-            <w:top w:val="none" w:color="auto" w:sz="0" w:space="0"/>
-            <w:left w:val="none" w:color="auto" w:sz="0" w:space="0"/>
-            <w:bottom w:val="none" w:color="auto" w:sz="0" w:space="0"/>
-            <w:right w:val="none" w:color="auto" w:sz="0" w:space="0"/>
-            <w:insideH w:val="none" w:color="auto" w:sz="0" w:space="0"/>
-            <w:insideV w:val="none" w:color="auto" w:sz="0" w:space="0"/>
-          </w:tblBorders>
-          <w:tblCellMar>
-            <w:top w:w="15" w:type="dxa"/>
-            <w:left w:w="15" w:type="dxa"/>
-            <w:bottom w:w="15" w:type="dxa"/>
-            <w:right w:w="15" w:type="dxa"/>
-          </w:tblCellMar>
-        </w:tblPrEx>
-        <w:trPr>
-          <w:trHeight w:val="0" w:hRule="atLeast"/>
-          <w:jc w:val="center"/>
-        </w:trPr>
-        <w:tc>
-          <w:tcPr>
-            <w:tcW w:w="0" w:type="auto"/>
-            <w:tcBorders>
-              <w:top w:val="single" w:color="auto" w:sz="4" w:space="0"/>
-              <w:left w:val="single" w:color="auto" w:sz="12" w:space="0"/>
-              <w:bottom w:val="nil"/>
-              <w:right w:val="nil"/>
-            </w:tcBorders>
-            <w:shd w:val="clear" w:color="auto" w:fill="FFFFFF"/>
-            <w:noWrap w:val="0"/>
-            <w:tcMar>
-              <w:top w:w="120" w:type="dxa"/>
-              <w:left w:w="-1" w:type="dxa"/>
-              <w:bottom w:w="120" w:type="dxa"/>
-              <w:right w:w="192" w:type="dxa"/>
-            </w:tcMar>
-            <w:vAlign w:val="center"/>
-          </w:tcPr>
-          <w:p>
-            <w:pPr>
-              <w:keepNext w:val="0"/>
-              <w:keepLines w:val="0"/>
-              <w:widowControl/>
-              <w:suppressLineNumbers w:val="0"/>
-              <w:snapToGrid w:val="0"/>
-              <w:spacing w:line="240" w:lineRule="auto"/>
-              <w:ind w:left="0" w:leftChars="0" w:right="0" w:rightChars="0" w:firstLine="0" w:firstLineChars="0"/>
-              <w:jc w:val="center"/>
-              <w:rPr>
-                <w:rFonts w:hint="default" w:ascii="Segoe UI" w:hAnsi="Segoe UI" w:eastAsia="Segoe UI" w:cs="Segoe UI"/>
-                <w:i w:val="0"/>
-                <w:iCs w:val="0"/>
-                <w:caps w:val="0"/>
-                <w:color w:val="0F1115"/>
-                <w:spacing w:val="0"/>
-                <w:sz w:val="18"/>
-                <w:szCs w:val="18"/>
-              </w:rPr>
-            </w:pPr>
-            <w:r>
-              <w:rPr>
-                <w:rFonts w:hint="default" w:ascii="Segoe UI" w:hAnsi="Segoe UI" w:eastAsia="Segoe UI" w:cs="Segoe UI"/>
-                <w:i w:val="0"/>
-                <w:iCs w:val="0"/>
-                <w:caps w:val="0"/>
-                <w:snapToGrid w:val="0"/>
-                <w:color w:val="000000"/>
-                <w:spacing w:val="0"/>
-                <w:kern w:val="0"/>
-                <w:sz w:val="18"/>
-                <w:szCs w:val="18"/>
-                <w:bdr w:val="none" w:color="auto" w:sz="0" w:space="0"/>
-                <w:lang w:val="en-US" w:eastAsia="zh-CN" w:bidi="ar"/>
-              </w:rPr>
-              <w:t>3</w:t>
-            </w:r>
-          </w:p>
-        </w:tc>
-        <w:tc>
-          <w:tcPr>
-            <w:tcW w:w="0" w:type="auto"/>
-            <w:tcBorders>
-              <w:top w:val="single" w:color="auto" w:sz="4" w:space="0"/>
-              <w:left w:val="single" w:color="auto" w:sz="4" w:space="0"/>
-              <w:bottom w:val="nil"/>
-              <w:right w:val="nil"/>
-            </w:tcBorders>
-            <w:shd w:val="clear" w:color="auto" w:fill="FFFFFF"/>
-            <w:noWrap w:val="0"/>
-            <w:tcMar>
-              <w:top w:w="120" w:type="dxa"/>
-              <w:left w:w="192" w:type="dxa"/>
-              <w:bottom w:w="120" w:type="dxa"/>
-              <w:right w:w="192" w:type="dxa"/>
-            </w:tcMar>
-            <w:vAlign w:val="center"/>
-          </w:tcPr>
-          <w:p>
-            <w:pPr>
-              <w:keepNext w:val="0"/>
-              <w:keepLines w:val="0"/>
-              <w:widowControl/>
-              <w:suppressLineNumbers w:val="0"/>
-              <w:snapToGrid w:val="0"/>
-              <w:spacing w:line="240" w:lineRule="auto"/>
-              <w:ind w:left="0" w:leftChars="0" w:right="0" w:rightChars="0" w:firstLine="0" w:firstLineChars="0"/>
-              <w:jc w:val="center"/>
-              <w:rPr>
-                <w:rFonts w:hint="default" w:ascii="Segoe UI" w:hAnsi="Segoe UI" w:eastAsia="Segoe UI" w:cs="Segoe UI"/>
-                <w:i w:val="0"/>
-                <w:iCs w:val="0"/>
-                <w:caps w:val="0"/>
-                <w:color w:val="0F1115"/>
-                <w:spacing w:val="0"/>
-                <w:sz w:val="18"/>
-                <w:szCs w:val="18"/>
-              </w:rPr>
-            </w:pPr>
-            <w:r>
-              <w:rPr>
-                <w:rFonts w:hint="default" w:ascii="Segoe UI" w:hAnsi="Segoe UI" w:eastAsia="Segoe UI" w:cs="Segoe UI"/>
-                <w:i w:val="0"/>
-                <w:iCs w:val="0"/>
-                <w:caps w:val="0"/>
-                <w:snapToGrid w:val="0"/>
-                <w:color w:val="000000"/>
-                <w:spacing w:val="0"/>
-                <w:kern w:val="0"/>
-                <w:sz w:val="18"/>
-                <w:szCs w:val="18"/>
-                <w:bdr w:val="none" w:color="auto" w:sz="0" w:space="0"/>
-                <w:lang w:val="en-US" w:eastAsia="zh-CN" w:bidi="ar"/>
-              </w:rPr>
-              <w:t>强化跨岗位协同</w:t>
-            </w:r>
-          </w:p>
-        </w:tc>
-        <w:tc>
-          <w:tcPr>
-            <w:tcW w:w="0" w:type="auto"/>
-            <w:tcBorders>
-              <w:top w:val="single" w:color="auto" w:sz="4" w:space="0"/>
-              <w:left w:val="single" w:color="auto" w:sz="4" w:space="0"/>
-              <w:bottom w:val="nil"/>
-              <w:right w:val="nil"/>
-            </w:tcBorders>
-            <w:shd w:val="clear" w:color="auto" w:fill="FFFFFF"/>
-            <w:noWrap w:val="0"/>
-            <w:tcMar>
-              <w:top w:w="120" w:type="dxa"/>
-              <w:left w:w="192" w:type="dxa"/>
-              <w:bottom w:w="120" w:type="dxa"/>
-              <w:right w:w="192" w:type="dxa"/>
-            </w:tcMar>
-            <w:vAlign w:val="center"/>
-          </w:tcPr>
-          <w:p>
-            <w:pPr>
-              <w:keepNext w:val="0"/>
-              <w:keepLines w:val="0"/>
-              <w:widowControl/>
-              <w:suppressLineNumbers w:val="0"/>
-              <w:snapToGrid w:val="0"/>
-              <w:spacing w:line="240" w:lineRule="auto"/>
-              <w:ind w:left="0" w:leftChars="0" w:right="0" w:rightChars="0" w:firstLine="0" w:firstLineChars="0"/>
-              <w:jc w:val="center"/>
-              <w:rPr>
-                <w:rFonts w:hint="default" w:ascii="Segoe UI" w:hAnsi="Segoe UI" w:eastAsia="Segoe UI" w:cs="Segoe UI"/>
-                <w:i w:val="0"/>
-                <w:iCs w:val="0"/>
-                <w:caps w:val="0"/>
-                <w:color w:val="0F1115"/>
-                <w:spacing w:val="0"/>
-                <w:sz w:val="18"/>
-                <w:szCs w:val="18"/>
-              </w:rPr>
-            </w:pPr>
-            <w:r>
-              <w:rPr>
-                <w:rFonts w:hint="default" w:ascii="Segoe UI" w:hAnsi="Segoe UI" w:eastAsia="Segoe UI" w:cs="Segoe UI"/>
-                <w:i w:val="0"/>
-                <w:iCs w:val="0"/>
-                <w:caps w:val="0"/>
-                <w:snapToGrid w:val="0"/>
-                <w:color w:val="000000"/>
-                <w:spacing w:val="0"/>
-                <w:kern w:val="0"/>
-                <w:sz w:val="18"/>
-                <w:szCs w:val="18"/>
-                <w:bdr w:val="none" w:color="auto" w:sz="0" w:space="0"/>
-                <w:lang w:val="en-US" w:eastAsia="zh-CN" w:bidi="ar"/>
-              </w:rPr>
-              <w:t>⚠️ 部分达成</w:t>
-            </w:r>
-          </w:p>
-        </w:tc>
-        <w:tc>
-          <w:tcPr>
-            <w:tcW w:w="4239" w:type="dxa"/>
-            <w:tcBorders>
-              <w:top w:val="single" w:color="auto" w:sz="4" w:space="0"/>
-              <w:left w:val="single" w:color="auto" w:sz="4" w:space="0"/>
-              <w:bottom w:val="nil"/>
-              <w:right w:val="single" w:color="auto" w:sz="12" w:space="0"/>
-            </w:tcBorders>
-            <w:shd w:val="clear" w:color="auto" w:fill="FFFFFF"/>
-            <w:noWrap w:val="0"/>
-            <w:tcMar>
-              <w:top w:w="120" w:type="dxa"/>
-              <w:left w:w="192" w:type="dxa"/>
-              <w:bottom w:w="120" w:type="dxa"/>
-              <w:right w:w="-1" w:type="dxa"/>
-            </w:tcMar>
-            <w:vAlign w:val="center"/>
-          </w:tcPr>
-          <w:p>
-            <w:pPr>
-              <w:keepNext w:val="0"/>
-              <w:keepLines w:val="0"/>
-              <w:widowControl/>
-              <w:suppressLineNumbers w:val="0"/>
-              <w:snapToGrid w:val="0"/>
-              <w:spacing w:line="240" w:lineRule="auto"/>
-              <w:ind w:left="0" w:leftChars="0" w:right="0" w:rightChars="0" w:firstLine="0" w:firstLineChars="0"/>
-              <w:jc w:val="center"/>
-              <w:rPr>
-                <w:rFonts w:hint="default" w:ascii="Segoe UI" w:hAnsi="Segoe UI" w:eastAsia="Segoe UI" w:cs="Segoe UI"/>
-                <w:i w:val="0"/>
-                <w:iCs w:val="0"/>
-                <w:caps w:val="0"/>
-                <w:color w:val="0F1115"/>
-                <w:spacing w:val="0"/>
-                <w:sz w:val="18"/>
-                <w:szCs w:val="18"/>
-              </w:rPr>
-            </w:pPr>
-            <w:r>
-              <w:rPr>
-                <w:rFonts w:hint="default" w:ascii="Segoe UI" w:hAnsi="Segoe UI" w:eastAsia="Segoe UI" w:cs="Segoe UI"/>
-                <w:i w:val="0"/>
-                <w:iCs w:val="0"/>
-                <w:caps w:val="0"/>
-                <w:snapToGrid w:val="0"/>
-                <w:color w:val="000000"/>
-                <w:spacing w:val="0"/>
-                <w:kern w:val="0"/>
-                <w:sz w:val="18"/>
-                <w:szCs w:val="18"/>
-                <w:bdr w:val="none" w:color="auto" w:sz="0" w:space="0"/>
-                <w:lang w:val="en-US" w:eastAsia="zh-CN" w:bidi="ar"/>
-              </w:rPr>
-              <w:t>指挥与执行层沟通及时，但部分岗位职责重叠</w:t>
-            </w:r>
-          </w:p>
-        </w:tc>
-      </w:tr>
-      <w:tr>
-        <w:tblPrEx>
-          <w:tblBorders>
-            <w:top w:val="none" w:color="auto" w:sz="0" w:space="0"/>
-            <w:left w:val="none" w:color="auto" w:sz="0" w:space="0"/>
-            <w:bottom w:val="none" w:color="auto" w:sz="0" w:space="0"/>
-            <w:right w:val="none" w:color="auto" w:sz="0" w:space="0"/>
-            <w:insideH w:val="none" w:color="auto" w:sz="0" w:space="0"/>
-            <w:insideV w:val="none" w:color="auto" w:sz="0" w:space="0"/>
-          </w:tblBorders>
-          <w:tblCellMar>
-            <w:top w:w="15" w:type="dxa"/>
-            <w:left w:w="15" w:type="dxa"/>
-            <w:bottom w:w="15" w:type="dxa"/>
-            <w:right w:w="15" w:type="dxa"/>
-          </w:tblCellMar>
-        </w:tblPrEx>
-        <w:trPr>
-          <w:trHeight w:val="0" w:hRule="atLeast"/>
-          <w:jc w:val="center"/>
-        </w:trPr>
-        <w:tc>
-          <w:tcPr>
-            <w:tcW w:w="0" w:type="auto"/>
-            <w:tcBorders>
-              <w:top w:val="single" w:color="auto" w:sz="4" w:space="0"/>
-              <w:left w:val="single" w:color="auto" w:sz="12" w:space="0"/>
-              <w:bottom w:val="nil"/>
-              <w:right w:val="nil"/>
-            </w:tcBorders>
-            <w:shd w:val="clear" w:color="auto" w:fill="FFFFFF"/>
-            <w:noWrap w:val="0"/>
-            <w:tcMar>
-              <w:top w:w="120" w:type="dxa"/>
-              <w:left w:w="-1" w:type="dxa"/>
-              <w:bottom w:w="120" w:type="dxa"/>
-              <w:right w:w="192" w:type="dxa"/>
-            </w:tcMar>
-            <w:vAlign w:val="center"/>
-          </w:tcPr>
-          <w:p>
-            <w:pPr>
-              <w:keepNext w:val="0"/>
-              <w:keepLines w:val="0"/>
-              <w:widowControl/>
-              <w:suppressLineNumbers w:val="0"/>
-              <w:snapToGrid w:val="0"/>
-              <w:spacing w:line="240" w:lineRule="auto"/>
-              <w:ind w:left="0" w:leftChars="0" w:right="0" w:rightChars="0" w:firstLine="0" w:firstLineChars="0"/>
-              <w:jc w:val="center"/>
-              <w:rPr>
-                <w:rFonts w:hint="default" w:ascii="Segoe UI" w:hAnsi="Segoe UI" w:eastAsia="Segoe UI" w:cs="Segoe UI"/>
-                <w:i w:val="0"/>
-                <w:iCs w:val="0"/>
-                <w:caps w:val="0"/>
-                <w:color w:val="0F1115"/>
-                <w:spacing w:val="0"/>
-                <w:sz w:val="18"/>
-                <w:szCs w:val="18"/>
-              </w:rPr>
-            </w:pPr>
-            <w:r>
-              <w:rPr>
-                <w:rFonts w:hint="default" w:ascii="Segoe UI" w:hAnsi="Segoe UI" w:eastAsia="Segoe UI" w:cs="Segoe UI"/>
-                <w:i w:val="0"/>
-                <w:iCs w:val="0"/>
-                <w:caps w:val="0"/>
-                <w:snapToGrid w:val="0"/>
-                <w:color w:val="000000"/>
-                <w:spacing w:val="0"/>
-                <w:kern w:val="0"/>
-                <w:sz w:val="18"/>
-                <w:szCs w:val="18"/>
-                <w:bdr w:val="none" w:color="auto" w:sz="0" w:space="0"/>
-                <w:lang w:val="en-US" w:eastAsia="zh-CN" w:bidi="ar"/>
-              </w:rPr>
-              <w:t>4</w:t>
-            </w:r>
-          </w:p>
-        </w:tc>
-        <w:tc>
-          <w:tcPr>
-            <w:tcW w:w="0" w:type="auto"/>
-            <w:tcBorders>
-              <w:top w:val="single" w:color="auto" w:sz="4" w:space="0"/>
-              <w:left w:val="single" w:color="auto" w:sz="4" w:space="0"/>
-              <w:bottom w:val="nil"/>
-              <w:right w:val="nil"/>
-            </w:tcBorders>
-            <w:shd w:val="clear" w:color="auto" w:fill="FFFFFF"/>
-            <w:noWrap w:val="0"/>
-            <w:tcMar>
-              <w:top w:w="120" w:type="dxa"/>
-              <w:left w:w="192" w:type="dxa"/>
-              <w:bottom w:w="120" w:type="dxa"/>
-              <w:right w:w="192" w:type="dxa"/>
-            </w:tcMar>
-            <w:vAlign w:val="center"/>
-          </w:tcPr>
-          <w:p>
-            <w:pPr>
-              <w:keepNext w:val="0"/>
-              <w:keepLines w:val="0"/>
-              <w:widowControl/>
-              <w:suppressLineNumbers w:val="0"/>
-              <w:snapToGrid w:val="0"/>
-              <w:spacing w:line="240" w:lineRule="auto"/>
-              <w:ind w:left="0" w:leftChars="0" w:right="0" w:rightChars="0" w:firstLine="0" w:firstLineChars="0"/>
-              <w:jc w:val="center"/>
-              <w:rPr>
-                <w:rFonts w:hint="default" w:ascii="Segoe UI" w:hAnsi="Segoe UI" w:eastAsia="Segoe UI" w:cs="Segoe UI"/>
-                <w:i w:val="0"/>
-                <w:iCs w:val="0"/>
-                <w:caps w:val="0"/>
-                <w:color w:val="0F1115"/>
-                <w:spacing w:val="0"/>
-                <w:sz w:val="18"/>
-                <w:szCs w:val="18"/>
-              </w:rPr>
-            </w:pPr>
-            <w:r>
-              <w:rPr>
-                <w:rFonts w:hint="default" w:ascii="Segoe UI" w:hAnsi="Segoe UI" w:eastAsia="Segoe UI" w:cs="Segoe UI"/>
-                <w:i w:val="0"/>
-                <w:iCs w:val="0"/>
-                <w:caps w:val="0"/>
-                <w:snapToGrid w:val="0"/>
-                <w:color w:val="000000"/>
-                <w:spacing w:val="0"/>
-                <w:kern w:val="0"/>
-                <w:sz w:val="18"/>
-                <w:szCs w:val="18"/>
-                <w:bdr w:val="none" w:color="auto" w:sz="0" w:space="0"/>
-                <w:lang w:val="en-US" w:eastAsia="zh-CN" w:bidi="ar"/>
-              </w:rPr>
-              <w:t>识别安全隐患</w:t>
-            </w:r>
-          </w:p>
-        </w:tc>
-        <w:tc>
-          <w:tcPr>
-            <w:tcW w:w="0" w:type="auto"/>
-            <w:tcBorders>
-              <w:top w:val="single" w:color="auto" w:sz="4" w:space="0"/>
-              <w:left w:val="single" w:color="auto" w:sz="4" w:space="0"/>
-              <w:bottom w:val="nil"/>
-              <w:right w:val="nil"/>
-            </w:tcBorders>
-            <w:shd w:val="clear" w:color="auto" w:fill="FFFFFF"/>
-            <w:noWrap w:val="0"/>
-            <w:tcMar>
-              <w:top w:w="120" w:type="dxa"/>
-              <w:left w:w="192" w:type="dxa"/>
-              <w:bottom w:w="120" w:type="dxa"/>
-              <w:right w:w="192" w:type="dxa"/>
-            </w:tcMar>
-            <w:vAlign w:val="center"/>
-          </w:tcPr>
-          <w:p>
-            <w:pPr>
-              <w:keepNext w:val="0"/>
-              <w:keepLines w:val="0"/>
-              <w:widowControl/>
-              <w:suppressLineNumbers w:val="0"/>
-              <w:snapToGrid w:val="0"/>
-              <w:spacing w:line="240" w:lineRule="auto"/>
-              <w:ind w:left="0" w:leftChars="0" w:right="0" w:rightChars="0" w:firstLine="0" w:firstLineChars="0"/>
-              <w:jc w:val="center"/>
-              <w:rPr>
-                <w:rFonts w:hint="default" w:ascii="Segoe UI" w:hAnsi="Segoe UI" w:eastAsia="Segoe UI" w:cs="Segoe UI"/>
-                <w:i w:val="0"/>
-                <w:iCs w:val="0"/>
-                <w:caps w:val="0"/>
-                <w:color w:val="0F1115"/>
-                <w:spacing w:val="0"/>
-                <w:sz w:val="18"/>
-                <w:szCs w:val="18"/>
-              </w:rPr>
-            </w:pPr>
-            <w:r>
-              <w:rPr>
-                <w:rFonts w:hint="default" w:ascii="Segoe UI" w:hAnsi="Segoe UI" w:eastAsia="Segoe UI" w:cs="Segoe UI"/>
-                <w:i w:val="0"/>
-                <w:iCs w:val="0"/>
-                <w:caps w:val="0"/>
-                <w:snapToGrid w:val="0"/>
-                <w:color w:val="000000"/>
-                <w:spacing w:val="0"/>
-                <w:kern w:val="0"/>
-                <w:sz w:val="18"/>
-                <w:szCs w:val="18"/>
-                <w:bdr w:val="none" w:color="auto" w:sz="0" w:space="0"/>
-                <w:lang w:val="en-US" w:eastAsia="zh-CN" w:bidi="ar"/>
-              </w:rPr>
-              <w:t>✅ 完全达成</w:t>
-            </w:r>
-          </w:p>
-        </w:tc>
-        <w:tc>
-          <w:tcPr>
-            <w:tcW w:w="4239" w:type="dxa"/>
-            <w:tcBorders>
-              <w:top w:val="single" w:color="auto" w:sz="4" w:space="0"/>
-              <w:left w:val="single" w:color="auto" w:sz="4" w:space="0"/>
-              <w:bottom w:val="nil"/>
-              <w:right w:val="single" w:color="auto" w:sz="12" w:space="0"/>
-            </w:tcBorders>
-            <w:shd w:val="clear" w:color="auto" w:fill="FFFFFF"/>
-            <w:noWrap w:val="0"/>
-            <w:tcMar>
-              <w:top w:w="120" w:type="dxa"/>
-              <w:left w:w="192" w:type="dxa"/>
-              <w:bottom w:w="120" w:type="dxa"/>
-              <w:right w:w="-1" w:type="dxa"/>
-            </w:tcMar>
-            <w:vAlign w:val="center"/>
-          </w:tcPr>
-          <w:p>
-            <w:pPr>
-              <w:keepNext w:val="0"/>
-              <w:keepLines w:val="0"/>
-              <w:widowControl/>
-              <w:suppressLineNumbers w:val="0"/>
-              <w:snapToGrid w:val="0"/>
-              <w:spacing w:line="240" w:lineRule="auto"/>
-              <w:ind w:left="0" w:leftChars="0" w:right="0" w:rightChars="0" w:firstLine="0" w:firstLineChars="0"/>
-              <w:jc w:val="center"/>
-              <w:rPr>
-                <w:rFonts w:hint="default" w:ascii="Segoe UI" w:hAnsi="Segoe UI" w:eastAsia="Segoe UI" w:cs="Segoe UI"/>
-                <w:i w:val="0"/>
-                <w:iCs w:val="0"/>
-                <w:caps w:val="0"/>
-                <w:color w:val="0F1115"/>
-                <w:spacing w:val="0"/>
-                <w:sz w:val="18"/>
-                <w:szCs w:val="18"/>
-              </w:rPr>
-            </w:pPr>
-            <w:r>
-              <w:rPr>
-                <w:rFonts w:hint="default" w:ascii="Segoe UI" w:hAnsi="Segoe UI" w:eastAsia="Segoe UI" w:cs="Segoe UI"/>
-                <w:i w:val="0"/>
-                <w:iCs w:val="0"/>
-                <w:caps w:val="0"/>
-                <w:snapToGrid w:val="0"/>
-                <w:color w:val="000000"/>
-                <w:spacing w:val="0"/>
-                <w:kern w:val="0"/>
-                <w:sz w:val="18"/>
-                <w:szCs w:val="18"/>
-                <w:bdr w:val="none" w:color="auto" w:sz="0" w:space="0"/>
-                <w:lang w:val="en-US" w:eastAsia="zh-CN" w:bidi="ar"/>
-              </w:rPr>
-              <w:t>识别出3项现场安全隐患并记录在案</w:t>
             </w:r>
           </w:p>
         </w:tc>
@@ -5113,6 +4331,771 @@
         </w:trPr>
         <w:tc>
           <w:tcPr>
+            <w:tcW w:w="0" w:type="auto"/>
+            <w:tcBorders>
+              <w:top w:val="single" w:color="auto" w:sz="4" w:space="0"/>
+              <w:left w:val="single" w:color="auto" w:sz="12" w:space="0"/>
+              <w:bottom w:val="nil"/>
+              <w:right w:val="nil"/>
+            </w:tcBorders>
+            <w:shd w:val="clear" w:color="auto" w:fill="FFFFFF"/>
+            <w:noWrap w:val="0"/>
+            <w:tcMar>
+              <w:top w:w="120" w:type="dxa"/>
+              <w:left w:w="-1" w:type="dxa"/>
+              <w:bottom w:w="120" w:type="dxa"/>
+              <w:right w:w="192" w:type="dxa"/>
+            </w:tcMar>
+            <w:vAlign w:val="center"/>
+          </w:tcPr>
+          <w:p>
+            <w:pPr>
+              <w:keepNext w:val="0"/>
+              <w:keepLines w:val="0"/>
+              <w:widowControl/>
+              <w:suppressLineNumbers w:val="0"/>
+              <w:snapToGrid w:val="0"/>
+              <w:spacing w:line="240" w:lineRule="auto"/>
+              <w:ind w:left="0" w:leftChars="0" w:right="0" w:rightChars="0" w:firstLine="0" w:firstLineChars="0"/>
+              <w:jc w:val="center"/>
+              <w:rPr>
+                <w:rFonts w:hint="default" w:ascii="Segoe UI" w:hAnsi="Segoe UI" w:eastAsia="Segoe UI" w:cs="Segoe UI"/>
+                <w:i w:val="0"/>
+                <w:iCs w:val="0"/>
+                <w:caps w:val="0"/>
+                <w:color w:val="0F1115"/>
+                <w:spacing w:val="0"/>
+                <w:sz w:val="18"/>
+                <w:szCs w:val="18"/>
+              </w:rPr>
+            </w:pPr>
+            <w:r>
+              <w:rPr>
+                <w:rFonts w:hint="default" w:ascii="Segoe UI" w:hAnsi="Segoe UI" w:eastAsia="Segoe UI" w:cs="Segoe UI"/>
+                <w:i w:val="0"/>
+                <w:iCs w:val="0"/>
+                <w:caps w:val="0"/>
+                <w:snapToGrid w:val="0"/>
+                <w:color w:val="000000"/>
+                <w:spacing w:val="0"/>
+                <w:kern w:val="0"/>
+                <w:sz w:val="18"/>
+                <w:szCs w:val="18"/>
+                <w:lang w:val="en-US" w:eastAsia="zh-CN" w:bidi="ar"/>
+              </w:rPr>
+              <w:t>2</w:t>
+            </w:r>
+          </w:p>
+        </w:tc>
+        <w:tc>
+          <w:tcPr>
+            <w:tcW w:w="0" w:type="auto"/>
+            <w:tcBorders>
+              <w:top w:val="single" w:color="auto" w:sz="4" w:space="0"/>
+              <w:left w:val="single" w:color="auto" w:sz="4" w:space="0"/>
+              <w:bottom w:val="nil"/>
+              <w:right w:val="nil"/>
+            </w:tcBorders>
+            <w:shd w:val="clear" w:color="auto" w:fill="FFFFFF"/>
+            <w:noWrap w:val="0"/>
+            <w:tcMar>
+              <w:top w:w="120" w:type="dxa"/>
+              <w:left w:w="192" w:type="dxa"/>
+              <w:bottom w:w="120" w:type="dxa"/>
+              <w:right w:w="192" w:type="dxa"/>
+            </w:tcMar>
+            <w:vAlign w:val="center"/>
+          </w:tcPr>
+          <w:p>
+            <w:pPr>
+              <w:keepNext w:val="0"/>
+              <w:keepLines w:val="0"/>
+              <w:widowControl/>
+              <w:suppressLineNumbers w:val="0"/>
+              <w:snapToGrid w:val="0"/>
+              <w:spacing w:line="240" w:lineRule="auto"/>
+              <w:ind w:left="0" w:leftChars="0" w:right="0" w:rightChars="0" w:firstLine="0" w:firstLineChars="0"/>
+              <w:jc w:val="center"/>
+              <w:rPr>
+                <w:rFonts w:hint="default" w:ascii="Segoe UI" w:hAnsi="Segoe UI" w:eastAsia="Segoe UI" w:cs="Segoe UI"/>
+                <w:i w:val="0"/>
+                <w:iCs w:val="0"/>
+                <w:caps w:val="0"/>
+                <w:color w:val="0F1115"/>
+                <w:spacing w:val="0"/>
+                <w:sz w:val="18"/>
+                <w:szCs w:val="18"/>
+              </w:rPr>
+            </w:pPr>
+            <w:r>
+              <w:rPr>
+                <w:rFonts w:hint="default" w:ascii="Segoe UI" w:hAnsi="Segoe UI" w:eastAsia="Segoe UI" w:cs="Segoe UI"/>
+                <w:i w:val="0"/>
+                <w:iCs w:val="0"/>
+                <w:caps w:val="0"/>
+                <w:snapToGrid w:val="0"/>
+                <w:color w:val="000000"/>
+                <w:spacing w:val="0"/>
+                <w:kern w:val="0"/>
+                <w:sz w:val="18"/>
+                <w:szCs w:val="18"/>
+                <w:lang w:val="en-US" w:eastAsia="zh-CN" w:bidi="ar"/>
+              </w:rPr>
+              <w:t>锻炼现场处置能力</w:t>
+            </w:r>
+          </w:p>
+        </w:tc>
+        <w:tc>
+          <w:tcPr>
+            <w:tcW w:w="0" w:type="auto"/>
+            <w:tcBorders>
+              <w:top w:val="single" w:color="auto" w:sz="4" w:space="0"/>
+              <w:left w:val="single" w:color="auto" w:sz="4" w:space="0"/>
+              <w:bottom w:val="nil"/>
+              <w:right w:val="nil"/>
+            </w:tcBorders>
+            <w:shd w:val="clear" w:color="auto" w:fill="FFFFFF"/>
+            <w:noWrap w:val="0"/>
+            <w:tcMar>
+              <w:top w:w="120" w:type="dxa"/>
+              <w:left w:w="192" w:type="dxa"/>
+              <w:bottom w:w="120" w:type="dxa"/>
+              <w:right w:w="192" w:type="dxa"/>
+            </w:tcMar>
+            <w:vAlign w:val="center"/>
+          </w:tcPr>
+          <w:p>
+            <w:pPr>
+              <w:keepNext w:val="0"/>
+              <w:keepLines w:val="0"/>
+              <w:widowControl/>
+              <w:suppressLineNumbers w:val="0"/>
+              <w:snapToGrid w:val="0"/>
+              <w:spacing w:line="240" w:lineRule="auto"/>
+              <w:ind w:left="0" w:leftChars="0" w:right="0" w:rightChars="0" w:firstLine="0" w:firstLineChars="0"/>
+              <w:jc w:val="center"/>
+              <w:rPr>
+                <w:rFonts w:hint="default" w:ascii="Segoe UI" w:hAnsi="Segoe UI" w:eastAsia="Segoe UI" w:cs="Segoe UI"/>
+                <w:i w:val="0"/>
+                <w:iCs w:val="0"/>
+                <w:caps w:val="0"/>
+                <w:color w:val="0F1115"/>
+                <w:spacing w:val="0"/>
+                <w:sz w:val="18"/>
+                <w:szCs w:val="18"/>
+              </w:rPr>
+            </w:pPr>
+            <w:r>
+              <w:rPr>
+                <w:rFonts w:hint="default" w:ascii="Segoe UI" w:hAnsi="Segoe UI" w:eastAsia="Segoe UI" w:cs="Segoe UI"/>
+                <w:i w:val="0"/>
+                <w:iCs w:val="0"/>
+                <w:caps w:val="0"/>
+                <w:snapToGrid w:val="0"/>
+                <w:color w:val="000000"/>
+                <w:spacing w:val="0"/>
+                <w:kern w:val="0"/>
+                <w:sz w:val="18"/>
+                <w:szCs w:val="18"/>
+                <w:lang w:val="en-US" w:eastAsia="zh-CN" w:bidi="ar"/>
+              </w:rPr>
+              <w:t>✅ 基本达成</w:t>
+            </w:r>
+          </w:p>
+        </w:tc>
+        <w:tc>
+          <w:tcPr>
+            <w:tcW w:w="4239" w:type="dxa"/>
+            <w:tcBorders>
+              <w:top w:val="single" w:color="auto" w:sz="4" w:space="0"/>
+              <w:left w:val="single" w:color="auto" w:sz="4" w:space="0"/>
+              <w:bottom w:val="nil"/>
+              <w:right w:val="single" w:color="auto" w:sz="12" w:space="0"/>
+            </w:tcBorders>
+            <w:shd w:val="clear" w:color="auto" w:fill="FFFFFF"/>
+            <w:noWrap w:val="0"/>
+            <w:tcMar>
+              <w:top w:w="120" w:type="dxa"/>
+              <w:left w:w="192" w:type="dxa"/>
+              <w:bottom w:w="120" w:type="dxa"/>
+              <w:right w:w="-1" w:type="dxa"/>
+            </w:tcMar>
+            <w:vAlign w:val="center"/>
+          </w:tcPr>
+          <w:p>
+            <w:pPr>
+              <w:keepNext w:val="0"/>
+              <w:keepLines w:val="0"/>
+              <w:widowControl/>
+              <w:suppressLineNumbers w:val="0"/>
+              <w:snapToGrid w:val="0"/>
+              <w:spacing w:line="240" w:lineRule="auto"/>
+              <w:ind w:left="0" w:leftChars="0" w:right="0" w:rightChars="0" w:firstLine="0" w:firstLineChars="0"/>
+              <w:jc w:val="center"/>
+              <w:rPr>
+                <w:rFonts w:hint="default" w:ascii="Segoe UI" w:hAnsi="Segoe UI" w:eastAsia="Segoe UI" w:cs="Segoe UI"/>
+                <w:i w:val="0"/>
+                <w:iCs w:val="0"/>
+                <w:caps w:val="0"/>
+                <w:color w:val="0F1115"/>
+                <w:spacing w:val="0"/>
+                <w:sz w:val="18"/>
+                <w:szCs w:val="18"/>
+              </w:rPr>
+            </w:pPr>
+            <w:r>
+              <w:rPr>
+                <w:rFonts w:hint="default" w:ascii="Segoe UI" w:hAnsi="Segoe UI" w:eastAsia="Segoe UI" w:cs="Segoe UI"/>
+                <w:i w:val="0"/>
+                <w:iCs w:val="0"/>
+                <w:caps w:val="0"/>
+                <w:snapToGrid w:val="0"/>
+                <w:color w:val="000000"/>
+                <w:spacing w:val="0"/>
+                <w:kern w:val="0"/>
+                <w:sz w:val="18"/>
+                <w:szCs w:val="18"/>
+                <w:lang w:val="en-US" w:eastAsia="zh-CN" w:bidi="ar"/>
+              </w:rPr>
+              <w:t>人员救护、设备评估、现场隔离等动作基本规范</w:t>
+            </w:r>
+          </w:p>
+        </w:tc>
+      </w:tr>
+      <w:tr>
+        <w:tblPrEx>
+          <w:tblBorders>
+            <w:top w:val="none" w:color="auto" w:sz="0" w:space="0"/>
+            <w:left w:val="none" w:color="auto" w:sz="0" w:space="0"/>
+            <w:bottom w:val="none" w:color="auto" w:sz="0" w:space="0"/>
+            <w:right w:val="none" w:color="auto" w:sz="0" w:space="0"/>
+            <w:insideH w:val="none" w:color="auto" w:sz="0" w:space="0"/>
+            <w:insideV w:val="none" w:color="auto" w:sz="0" w:space="0"/>
+          </w:tblBorders>
+          <w:shd w:val="clear" w:color="auto" w:fill="FFFFFF"/>
+          <w:tblCellMar>
+            <w:top w:w="15" w:type="dxa"/>
+            <w:left w:w="15" w:type="dxa"/>
+            <w:bottom w:w="15" w:type="dxa"/>
+            <w:right w:w="15" w:type="dxa"/>
+          </w:tblCellMar>
+        </w:tblPrEx>
+        <w:trPr>
+          <w:trHeight w:val="0" w:hRule="atLeast"/>
+          <w:jc w:val="center"/>
+        </w:trPr>
+        <w:tc>
+          <w:tcPr>
+            <w:tcW w:w="0" w:type="auto"/>
+            <w:tcBorders>
+              <w:top w:val="single" w:color="auto" w:sz="4" w:space="0"/>
+              <w:left w:val="single" w:color="auto" w:sz="12" w:space="0"/>
+              <w:bottom w:val="nil"/>
+              <w:right w:val="nil"/>
+            </w:tcBorders>
+            <w:shd w:val="clear" w:color="auto" w:fill="FFFFFF"/>
+            <w:noWrap w:val="0"/>
+            <w:tcMar>
+              <w:top w:w="120" w:type="dxa"/>
+              <w:left w:w="-1" w:type="dxa"/>
+              <w:bottom w:w="120" w:type="dxa"/>
+              <w:right w:w="192" w:type="dxa"/>
+            </w:tcMar>
+            <w:vAlign w:val="center"/>
+          </w:tcPr>
+          <w:p>
+            <w:pPr>
+              <w:keepNext w:val="0"/>
+              <w:keepLines w:val="0"/>
+              <w:widowControl/>
+              <w:suppressLineNumbers w:val="0"/>
+              <w:snapToGrid w:val="0"/>
+              <w:spacing w:line="240" w:lineRule="auto"/>
+              <w:ind w:left="0" w:leftChars="0" w:right="0" w:rightChars="0" w:firstLine="0" w:firstLineChars="0"/>
+              <w:jc w:val="center"/>
+              <w:rPr>
+                <w:rFonts w:hint="default" w:ascii="Segoe UI" w:hAnsi="Segoe UI" w:eastAsia="Segoe UI" w:cs="Segoe UI"/>
+                <w:i w:val="0"/>
+                <w:iCs w:val="0"/>
+                <w:caps w:val="0"/>
+                <w:color w:val="0F1115"/>
+                <w:spacing w:val="0"/>
+                <w:sz w:val="18"/>
+                <w:szCs w:val="18"/>
+              </w:rPr>
+            </w:pPr>
+            <w:r>
+              <w:rPr>
+                <w:rFonts w:hint="default" w:ascii="Segoe UI" w:hAnsi="Segoe UI" w:eastAsia="Segoe UI" w:cs="Segoe UI"/>
+                <w:i w:val="0"/>
+                <w:iCs w:val="0"/>
+                <w:caps w:val="0"/>
+                <w:snapToGrid w:val="0"/>
+                <w:color w:val="000000"/>
+                <w:spacing w:val="0"/>
+                <w:kern w:val="0"/>
+                <w:sz w:val="18"/>
+                <w:szCs w:val="18"/>
+                <w:lang w:val="en-US" w:eastAsia="zh-CN" w:bidi="ar"/>
+              </w:rPr>
+              <w:t>3</w:t>
+            </w:r>
+          </w:p>
+        </w:tc>
+        <w:tc>
+          <w:tcPr>
+            <w:tcW w:w="0" w:type="auto"/>
+            <w:tcBorders>
+              <w:top w:val="single" w:color="auto" w:sz="4" w:space="0"/>
+              <w:left w:val="single" w:color="auto" w:sz="4" w:space="0"/>
+              <w:bottom w:val="nil"/>
+              <w:right w:val="nil"/>
+            </w:tcBorders>
+            <w:shd w:val="clear" w:color="auto" w:fill="FFFFFF"/>
+            <w:noWrap w:val="0"/>
+            <w:tcMar>
+              <w:top w:w="120" w:type="dxa"/>
+              <w:left w:w="192" w:type="dxa"/>
+              <w:bottom w:w="120" w:type="dxa"/>
+              <w:right w:w="192" w:type="dxa"/>
+            </w:tcMar>
+            <w:vAlign w:val="center"/>
+          </w:tcPr>
+          <w:p>
+            <w:pPr>
+              <w:keepNext w:val="0"/>
+              <w:keepLines w:val="0"/>
+              <w:widowControl/>
+              <w:suppressLineNumbers w:val="0"/>
+              <w:snapToGrid w:val="0"/>
+              <w:spacing w:line="240" w:lineRule="auto"/>
+              <w:ind w:left="0" w:leftChars="0" w:right="0" w:rightChars="0" w:firstLine="0" w:firstLineChars="0"/>
+              <w:jc w:val="center"/>
+              <w:rPr>
+                <w:rFonts w:hint="default" w:ascii="Segoe UI" w:hAnsi="Segoe UI" w:eastAsia="Segoe UI" w:cs="Segoe UI"/>
+                <w:i w:val="0"/>
+                <w:iCs w:val="0"/>
+                <w:caps w:val="0"/>
+                <w:color w:val="0F1115"/>
+                <w:spacing w:val="0"/>
+                <w:sz w:val="18"/>
+                <w:szCs w:val="18"/>
+              </w:rPr>
+            </w:pPr>
+            <w:r>
+              <w:rPr>
+                <w:rFonts w:hint="default" w:ascii="Segoe UI" w:hAnsi="Segoe UI" w:eastAsia="Segoe UI" w:cs="Segoe UI"/>
+                <w:i w:val="0"/>
+                <w:iCs w:val="0"/>
+                <w:caps w:val="0"/>
+                <w:snapToGrid w:val="0"/>
+                <w:color w:val="000000"/>
+                <w:spacing w:val="0"/>
+                <w:kern w:val="0"/>
+                <w:sz w:val="18"/>
+                <w:szCs w:val="18"/>
+                <w:lang w:val="en-US" w:eastAsia="zh-CN" w:bidi="ar"/>
+              </w:rPr>
+              <w:t>强化跨岗位协同</w:t>
+            </w:r>
+          </w:p>
+        </w:tc>
+        <w:tc>
+          <w:tcPr>
+            <w:tcW w:w="0" w:type="auto"/>
+            <w:tcBorders>
+              <w:top w:val="single" w:color="auto" w:sz="4" w:space="0"/>
+              <w:left w:val="single" w:color="auto" w:sz="4" w:space="0"/>
+              <w:bottom w:val="nil"/>
+              <w:right w:val="nil"/>
+            </w:tcBorders>
+            <w:shd w:val="clear" w:color="auto" w:fill="FFFFFF"/>
+            <w:noWrap w:val="0"/>
+            <w:tcMar>
+              <w:top w:w="120" w:type="dxa"/>
+              <w:left w:w="192" w:type="dxa"/>
+              <w:bottom w:w="120" w:type="dxa"/>
+              <w:right w:w="192" w:type="dxa"/>
+            </w:tcMar>
+            <w:vAlign w:val="center"/>
+          </w:tcPr>
+          <w:p>
+            <w:pPr>
+              <w:keepNext w:val="0"/>
+              <w:keepLines w:val="0"/>
+              <w:widowControl/>
+              <w:suppressLineNumbers w:val="0"/>
+              <w:snapToGrid w:val="0"/>
+              <w:spacing w:line="240" w:lineRule="auto"/>
+              <w:ind w:left="0" w:leftChars="0" w:right="0" w:rightChars="0" w:firstLine="0" w:firstLineChars="0"/>
+              <w:jc w:val="center"/>
+              <w:rPr>
+                <w:rFonts w:hint="default" w:ascii="Segoe UI" w:hAnsi="Segoe UI" w:eastAsia="Segoe UI" w:cs="Segoe UI"/>
+                <w:i w:val="0"/>
+                <w:iCs w:val="0"/>
+                <w:caps w:val="0"/>
+                <w:color w:val="0F1115"/>
+                <w:spacing w:val="0"/>
+                <w:sz w:val="18"/>
+                <w:szCs w:val="18"/>
+              </w:rPr>
+            </w:pPr>
+            <w:r>
+              <w:rPr>
+                <w:rFonts w:hint="default" w:ascii="Segoe UI" w:hAnsi="Segoe UI" w:eastAsia="Segoe UI" w:cs="Segoe UI"/>
+                <w:i w:val="0"/>
+                <w:iCs w:val="0"/>
+                <w:caps w:val="0"/>
+                <w:snapToGrid w:val="0"/>
+                <w:color w:val="000000"/>
+                <w:spacing w:val="0"/>
+                <w:kern w:val="0"/>
+                <w:sz w:val="18"/>
+                <w:szCs w:val="18"/>
+                <w:lang w:val="en-US" w:eastAsia="zh-CN" w:bidi="ar"/>
+              </w:rPr>
+              <w:t>⚠️ 部分达成</w:t>
+            </w:r>
+          </w:p>
+        </w:tc>
+        <w:tc>
+          <w:tcPr>
+            <w:tcW w:w="4239" w:type="dxa"/>
+            <w:tcBorders>
+              <w:top w:val="single" w:color="auto" w:sz="4" w:space="0"/>
+              <w:left w:val="single" w:color="auto" w:sz="4" w:space="0"/>
+              <w:bottom w:val="nil"/>
+              <w:right w:val="single" w:color="auto" w:sz="12" w:space="0"/>
+            </w:tcBorders>
+            <w:shd w:val="clear" w:color="auto" w:fill="FFFFFF"/>
+            <w:noWrap w:val="0"/>
+            <w:tcMar>
+              <w:top w:w="120" w:type="dxa"/>
+              <w:left w:w="192" w:type="dxa"/>
+              <w:bottom w:w="120" w:type="dxa"/>
+              <w:right w:w="-1" w:type="dxa"/>
+            </w:tcMar>
+            <w:vAlign w:val="center"/>
+          </w:tcPr>
+          <w:p>
+            <w:pPr>
+              <w:keepNext w:val="0"/>
+              <w:keepLines w:val="0"/>
+              <w:widowControl/>
+              <w:suppressLineNumbers w:val="0"/>
+              <w:snapToGrid w:val="0"/>
+              <w:spacing w:line="240" w:lineRule="auto"/>
+              <w:ind w:left="0" w:leftChars="0" w:right="0" w:rightChars="0" w:firstLine="0" w:firstLineChars="0"/>
+              <w:jc w:val="center"/>
+              <w:rPr>
+                <w:rFonts w:hint="default" w:ascii="Segoe UI" w:hAnsi="Segoe UI" w:eastAsia="Segoe UI" w:cs="Segoe UI"/>
+                <w:i w:val="0"/>
+                <w:iCs w:val="0"/>
+                <w:caps w:val="0"/>
+                <w:color w:val="0F1115"/>
+                <w:spacing w:val="0"/>
+                <w:sz w:val="18"/>
+                <w:szCs w:val="18"/>
+              </w:rPr>
+            </w:pPr>
+            <w:r>
+              <w:rPr>
+                <w:rFonts w:hint="default" w:ascii="Segoe UI" w:hAnsi="Segoe UI" w:eastAsia="Segoe UI" w:cs="Segoe UI"/>
+                <w:i w:val="0"/>
+                <w:iCs w:val="0"/>
+                <w:caps w:val="0"/>
+                <w:snapToGrid w:val="0"/>
+                <w:color w:val="000000"/>
+                <w:spacing w:val="0"/>
+                <w:kern w:val="0"/>
+                <w:sz w:val="18"/>
+                <w:szCs w:val="18"/>
+                <w:lang w:val="en-US" w:eastAsia="zh-CN" w:bidi="ar"/>
+              </w:rPr>
+              <w:t>指挥与执行层沟通及时，但部分岗位职责重叠</w:t>
+            </w:r>
+          </w:p>
+        </w:tc>
+      </w:tr>
+      <w:tr>
+        <w:tblPrEx>
+          <w:tblBorders>
+            <w:top w:val="none" w:color="auto" w:sz="0" w:space="0"/>
+            <w:left w:val="none" w:color="auto" w:sz="0" w:space="0"/>
+            <w:bottom w:val="none" w:color="auto" w:sz="0" w:space="0"/>
+            <w:right w:val="none" w:color="auto" w:sz="0" w:space="0"/>
+            <w:insideH w:val="none" w:color="auto" w:sz="0" w:space="0"/>
+            <w:insideV w:val="none" w:color="auto" w:sz="0" w:space="0"/>
+          </w:tblBorders>
+          <w:shd w:val="clear" w:color="auto" w:fill="FFFFFF"/>
+          <w:tblCellMar>
+            <w:top w:w="15" w:type="dxa"/>
+            <w:left w:w="15" w:type="dxa"/>
+            <w:bottom w:w="15" w:type="dxa"/>
+            <w:right w:w="15" w:type="dxa"/>
+          </w:tblCellMar>
+        </w:tblPrEx>
+        <w:trPr>
+          <w:trHeight w:val="0" w:hRule="atLeast"/>
+          <w:jc w:val="center"/>
+        </w:trPr>
+        <w:tc>
+          <w:tcPr>
+            <w:tcW w:w="0" w:type="auto"/>
+            <w:tcBorders>
+              <w:top w:val="single" w:color="auto" w:sz="4" w:space="0"/>
+              <w:left w:val="single" w:color="auto" w:sz="12" w:space="0"/>
+              <w:bottom w:val="nil"/>
+              <w:right w:val="nil"/>
+            </w:tcBorders>
+            <w:shd w:val="clear" w:color="auto" w:fill="FFFFFF"/>
+            <w:noWrap w:val="0"/>
+            <w:tcMar>
+              <w:top w:w="120" w:type="dxa"/>
+              <w:left w:w="-1" w:type="dxa"/>
+              <w:bottom w:w="120" w:type="dxa"/>
+              <w:right w:w="192" w:type="dxa"/>
+            </w:tcMar>
+            <w:vAlign w:val="center"/>
+          </w:tcPr>
+          <w:p>
+            <w:pPr>
+              <w:keepNext w:val="0"/>
+              <w:keepLines w:val="0"/>
+              <w:widowControl/>
+              <w:suppressLineNumbers w:val="0"/>
+              <w:snapToGrid w:val="0"/>
+              <w:spacing w:line="240" w:lineRule="auto"/>
+              <w:ind w:left="0" w:leftChars="0" w:right="0" w:rightChars="0" w:firstLine="0" w:firstLineChars="0"/>
+              <w:jc w:val="center"/>
+              <w:rPr>
+                <w:rFonts w:hint="default" w:ascii="Segoe UI" w:hAnsi="Segoe UI" w:eastAsia="Segoe UI" w:cs="Segoe UI"/>
+                <w:i w:val="0"/>
+                <w:iCs w:val="0"/>
+                <w:caps w:val="0"/>
+                <w:color w:val="0F1115"/>
+                <w:spacing w:val="0"/>
+                <w:sz w:val="18"/>
+                <w:szCs w:val="18"/>
+              </w:rPr>
+            </w:pPr>
+            <w:r>
+              <w:rPr>
+                <w:rFonts w:hint="default" w:ascii="Segoe UI" w:hAnsi="Segoe UI" w:eastAsia="Segoe UI" w:cs="Segoe UI"/>
+                <w:i w:val="0"/>
+                <w:iCs w:val="0"/>
+                <w:caps w:val="0"/>
+                <w:snapToGrid w:val="0"/>
+                <w:color w:val="000000"/>
+                <w:spacing w:val="0"/>
+                <w:kern w:val="0"/>
+                <w:sz w:val="18"/>
+                <w:szCs w:val="18"/>
+                <w:lang w:val="en-US" w:eastAsia="zh-CN" w:bidi="ar"/>
+              </w:rPr>
+              <w:t>4</w:t>
+            </w:r>
+          </w:p>
+        </w:tc>
+        <w:tc>
+          <w:tcPr>
+            <w:tcW w:w="0" w:type="auto"/>
+            <w:tcBorders>
+              <w:top w:val="single" w:color="auto" w:sz="4" w:space="0"/>
+              <w:left w:val="single" w:color="auto" w:sz="4" w:space="0"/>
+              <w:bottom w:val="nil"/>
+              <w:right w:val="nil"/>
+            </w:tcBorders>
+            <w:shd w:val="clear" w:color="auto" w:fill="FFFFFF"/>
+            <w:noWrap w:val="0"/>
+            <w:tcMar>
+              <w:top w:w="120" w:type="dxa"/>
+              <w:left w:w="192" w:type="dxa"/>
+              <w:bottom w:w="120" w:type="dxa"/>
+              <w:right w:w="192" w:type="dxa"/>
+            </w:tcMar>
+            <w:vAlign w:val="center"/>
+          </w:tcPr>
+          <w:p>
+            <w:pPr>
+              <w:keepNext w:val="0"/>
+              <w:keepLines w:val="0"/>
+              <w:widowControl/>
+              <w:suppressLineNumbers w:val="0"/>
+              <w:snapToGrid w:val="0"/>
+              <w:spacing w:line="240" w:lineRule="auto"/>
+              <w:ind w:left="0" w:leftChars="0" w:right="0" w:rightChars="0" w:firstLine="0" w:firstLineChars="0"/>
+              <w:jc w:val="center"/>
+              <w:rPr>
+                <w:rFonts w:hint="default" w:ascii="Segoe UI" w:hAnsi="Segoe UI" w:eastAsia="Segoe UI" w:cs="Segoe UI"/>
+                <w:i w:val="0"/>
+                <w:iCs w:val="0"/>
+                <w:caps w:val="0"/>
+                <w:color w:val="0F1115"/>
+                <w:spacing w:val="0"/>
+                <w:sz w:val="18"/>
+                <w:szCs w:val="18"/>
+              </w:rPr>
+            </w:pPr>
+            <w:r>
+              <w:rPr>
+                <w:rFonts w:hint="default" w:ascii="Segoe UI" w:hAnsi="Segoe UI" w:eastAsia="Segoe UI" w:cs="Segoe UI"/>
+                <w:i w:val="0"/>
+                <w:iCs w:val="0"/>
+                <w:caps w:val="0"/>
+                <w:snapToGrid w:val="0"/>
+                <w:color w:val="000000"/>
+                <w:spacing w:val="0"/>
+                <w:kern w:val="0"/>
+                <w:sz w:val="18"/>
+                <w:szCs w:val="18"/>
+                <w:lang w:val="en-US" w:eastAsia="zh-CN" w:bidi="ar"/>
+              </w:rPr>
+              <w:t>识别安全隐患</w:t>
+            </w:r>
+          </w:p>
+        </w:tc>
+        <w:tc>
+          <w:tcPr>
+            <w:tcW w:w="0" w:type="auto"/>
+            <w:tcBorders>
+              <w:top w:val="single" w:color="auto" w:sz="4" w:space="0"/>
+              <w:left w:val="single" w:color="auto" w:sz="4" w:space="0"/>
+              <w:bottom w:val="nil"/>
+              <w:right w:val="nil"/>
+            </w:tcBorders>
+            <w:shd w:val="clear" w:color="auto" w:fill="FFFFFF"/>
+            <w:noWrap w:val="0"/>
+            <w:tcMar>
+              <w:top w:w="120" w:type="dxa"/>
+              <w:left w:w="192" w:type="dxa"/>
+              <w:bottom w:w="120" w:type="dxa"/>
+              <w:right w:w="192" w:type="dxa"/>
+            </w:tcMar>
+            <w:vAlign w:val="center"/>
+          </w:tcPr>
+          <w:p>
+            <w:pPr>
+              <w:keepNext w:val="0"/>
+              <w:keepLines w:val="0"/>
+              <w:widowControl/>
+              <w:suppressLineNumbers w:val="0"/>
+              <w:snapToGrid w:val="0"/>
+              <w:spacing w:line="240" w:lineRule="auto"/>
+              <w:ind w:left="0" w:leftChars="0" w:right="0" w:rightChars="0" w:firstLine="0" w:firstLineChars="0"/>
+              <w:jc w:val="center"/>
+              <w:rPr>
+                <w:rFonts w:hint="default" w:ascii="Segoe UI" w:hAnsi="Segoe UI" w:eastAsia="Segoe UI" w:cs="Segoe UI"/>
+                <w:i w:val="0"/>
+                <w:iCs w:val="0"/>
+                <w:caps w:val="0"/>
+                <w:color w:val="0F1115"/>
+                <w:spacing w:val="0"/>
+                <w:sz w:val="18"/>
+                <w:szCs w:val="18"/>
+              </w:rPr>
+            </w:pPr>
+            <w:r>
+              <w:rPr>
+                <w:rFonts w:hint="default" w:ascii="Segoe UI" w:hAnsi="Segoe UI" w:eastAsia="Segoe UI" w:cs="Segoe UI"/>
+                <w:i w:val="0"/>
+                <w:iCs w:val="0"/>
+                <w:caps w:val="0"/>
+                <w:snapToGrid w:val="0"/>
+                <w:color w:val="000000"/>
+                <w:spacing w:val="0"/>
+                <w:kern w:val="0"/>
+                <w:sz w:val="18"/>
+                <w:szCs w:val="18"/>
+                <w:lang w:val="en-US" w:eastAsia="zh-CN" w:bidi="ar"/>
+              </w:rPr>
+              <w:t>✅ 完全达成</w:t>
+            </w:r>
+          </w:p>
+        </w:tc>
+        <w:tc>
+          <w:tcPr>
+            <w:tcW w:w="4239" w:type="dxa"/>
+            <w:tcBorders>
+              <w:top w:val="single" w:color="auto" w:sz="4" w:space="0"/>
+              <w:left w:val="single" w:color="auto" w:sz="4" w:space="0"/>
+              <w:bottom w:val="nil"/>
+              <w:right w:val="single" w:color="auto" w:sz="12" w:space="0"/>
+            </w:tcBorders>
+            <w:shd w:val="clear" w:color="auto" w:fill="FFFFFF"/>
+            <w:noWrap w:val="0"/>
+            <w:tcMar>
+              <w:top w:w="120" w:type="dxa"/>
+              <w:left w:w="192" w:type="dxa"/>
+              <w:bottom w:w="120" w:type="dxa"/>
+              <w:right w:w="-1" w:type="dxa"/>
+            </w:tcMar>
+            <w:vAlign w:val="center"/>
+          </w:tcPr>
+          <w:p>
+            <w:pPr>
+              <w:keepNext w:val="0"/>
+              <w:keepLines w:val="0"/>
+              <w:widowControl/>
+              <w:suppressLineNumbers w:val="0"/>
+              <w:snapToGrid w:val="0"/>
+              <w:spacing w:line="240" w:lineRule="auto"/>
+              <w:ind w:left="0" w:leftChars="0" w:right="0" w:rightChars="0" w:firstLine="0" w:firstLineChars="0"/>
+              <w:jc w:val="center"/>
+              <w:rPr>
+                <w:rFonts w:hint="default" w:ascii="Segoe UI" w:hAnsi="Segoe UI" w:eastAsia="Segoe UI" w:cs="Segoe UI"/>
+                <w:i w:val="0"/>
+                <w:iCs w:val="0"/>
+                <w:caps w:val="0"/>
+                <w:color w:val="0F1115"/>
+                <w:spacing w:val="0"/>
+                <w:sz w:val="18"/>
+                <w:szCs w:val="18"/>
+              </w:rPr>
+            </w:pPr>
+            <w:r>
+              <w:rPr>
+                <w:rFonts w:hint="default" w:ascii="Segoe UI" w:hAnsi="Segoe UI" w:eastAsia="Segoe UI" w:cs="Segoe UI"/>
+                <w:i w:val="0"/>
+                <w:iCs w:val="0"/>
+                <w:caps w:val="0"/>
+                <w:snapToGrid w:val="0"/>
+                <w:color w:val="000000"/>
+                <w:spacing w:val="0"/>
+                <w:kern w:val="0"/>
+                <w:sz w:val="18"/>
+                <w:szCs w:val="18"/>
+                <w:lang w:val="en-US" w:eastAsia="zh-CN" w:bidi="ar"/>
+              </w:rPr>
+              <w:t>识别出3项现场安全隐患并记录在案</w:t>
+            </w:r>
+          </w:p>
+        </w:tc>
+      </w:tr>
+      <w:tr>
+        <w:tblPrEx>
+          <w:tblBorders>
+            <w:top w:val="none" w:color="auto" w:sz="0" w:space="0"/>
+            <w:left w:val="none" w:color="auto" w:sz="0" w:space="0"/>
+            <w:bottom w:val="none" w:color="auto" w:sz="0" w:space="0"/>
+            <w:right w:val="none" w:color="auto" w:sz="0" w:space="0"/>
+            <w:insideH w:val="none" w:color="auto" w:sz="0" w:space="0"/>
+            <w:insideV w:val="none" w:color="auto" w:sz="0" w:space="0"/>
+          </w:tblBorders>
+          <w:shd w:val="clear" w:color="auto" w:fill="FFFFFF"/>
+          <w:tblCellMar>
+            <w:top w:w="15" w:type="dxa"/>
+            <w:left w:w="15" w:type="dxa"/>
+            <w:bottom w:w="15" w:type="dxa"/>
+            <w:right w:w="15" w:type="dxa"/>
+          </w:tblCellMar>
+        </w:tblPrEx>
+        <w:trPr>
+          <w:trHeight w:val="0" w:hRule="atLeast"/>
+          <w:jc w:val="center"/>
+        </w:trPr>
+        <w:tc>
+          <w:tcPr>
             <w:tcW w:w="971" w:type="dxa"/>
             <w:tcBorders>
               <w:top w:val="single" w:color="auto" w:sz="4" w:space="0"/>
@@ -5163,7 +5146,6 @@
                 <w:kern w:val="0"/>
                 <w:sz w:val="18"/>
                 <w:szCs w:val="18"/>
-                <w:bdr w:val="none" w:color="auto" w:sz="0" w:space="0"/>
                 <w:lang w:val="en-US" w:eastAsia="zh-CN" w:bidi="ar"/>
               </w:rPr>
               <w:t>5</w:t>
@@ -5222,7 +5204,6 @@
                 <w:kern w:val="0"/>
                 <w:sz w:val="18"/>
                 <w:szCs w:val="18"/>
-                <w:bdr w:val="none" w:color="auto" w:sz="0" w:space="0"/>
                 <w:lang w:val="en-US" w:eastAsia="zh-CN" w:bidi="ar"/>
               </w:rPr>
               <w:t>保障项目进度</w:t>
@@ -5281,7 +5262,6 @@
                 <w:kern w:val="0"/>
                 <w:sz w:val="18"/>
                 <w:szCs w:val="18"/>
-                <w:bdr w:val="none" w:color="auto" w:sz="0" w:space="0"/>
                 <w:lang w:val="en-US" w:eastAsia="zh-CN" w:bidi="ar"/>
               </w:rPr>
               <w:t>✅ 基本达成</w:t>
@@ -5340,7 +5320,6 @@
                 <w:kern w:val="0"/>
                 <w:sz w:val="18"/>
                 <w:szCs w:val="18"/>
-                <w:bdr w:val="none" w:color="auto" w:sz="0" w:space="0"/>
                 <w:lang w:val="en-US" w:eastAsia="zh-CN" w:bidi="ar"/>
               </w:rPr>
               <w:t>演练中体现了进度调整机制，具备应急调度意识</w:t>
@@ -5385,6 +5364,7 @@
     </w:p>
     <w:tbl>
       <w:tblPr>
+        <w:tblStyle w:val="20"/>
         <w:tblW w:w="8715" w:type="dxa"/>
         <w:jc w:val="center"/>
         <w:tblBorders>
@@ -5419,6 +5399,7 @@
             <w:insideH w:val="none" w:color="auto" w:sz="0" w:space="0"/>
             <w:insideV w:val="none" w:color="auto" w:sz="0" w:space="0"/>
           </w:tblBorders>
+          <w:shd w:val="clear" w:color="auto" w:fill="FFFFFF"/>
           <w:tblCellMar>
             <w:top w:w="15" w:type="dxa"/>
             <w:left w:w="15" w:type="dxa"/>
@@ -5485,7 +5466,6 @@
                 <w:kern w:val="0"/>
                 <w:sz w:val="18"/>
                 <w:szCs w:val="18"/>
-                <w:bdr w:val="none" w:color="auto" w:sz="0" w:space="0"/>
                 <w:lang w:val="en-US" w:eastAsia="zh-CN" w:bidi="ar"/>
               </w:rPr>
               <w:t>计划时间节点</w:t>
@@ -5546,7 +5526,6 @@
                 <w:kern w:val="0"/>
                 <w:sz w:val="18"/>
                 <w:szCs w:val="18"/>
-                <w:bdr w:val="none" w:color="auto" w:sz="0" w:space="0"/>
                 <w:lang w:val="en-US" w:eastAsia="zh-CN" w:bidi="ar"/>
               </w:rPr>
               <w:t>实际执行时间</w:t>
@@ -5607,7 +5586,6 @@
                 <w:kern w:val="0"/>
                 <w:sz w:val="18"/>
                 <w:szCs w:val="18"/>
-                <w:bdr w:val="none" w:color="auto" w:sz="0" w:space="0"/>
                 <w:lang w:val="en-US" w:eastAsia="zh-CN" w:bidi="ar"/>
               </w:rPr>
               <w:t>偏差说明</w:t>
@@ -5688,7 +5666,6 @@
                 <w:kern w:val="0"/>
                 <w:sz w:val="18"/>
                 <w:szCs w:val="18"/>
-                <w:bdr w:val="none" w:color="auto" w:sz="0" w:space="0"/>
                 <w:lang w:val="en-US" w:eastAsia="zh-CN" w:bidi="ar"/>
               </w:rPr>
               <w:t>9:15 事故触发</w:t>
@@ -5747,7 +5724,6 @@
                 <w:kern w:val="0"/>
                 <w:sz w:val="18"/>
                 <w:szCs w:val="18"/>
-                <w:bdr w:val="none" w:color="auto" w:sz="0" w:space="0"/>
                 <w:lang w:val="en-US" w:eastAsia="zh-CN" w:bidi="ar"/>
               </w:rPr>
               <w:t>9:15</w:t>
@@ -5806,10 +5782,205 @@
                 <w:kern w:val="0"/>
                 <w:sz w:val="18"/>
                 <w:szCs w:val="18"/>
-                <w:bdr w:val="none" w:color="auto" w:sz="0" w:space="0"/>
                 <w:lang w:val="en-US" w:eastAsia="zh-CN" w:bidi="ar"/>
               </w:rPr>
               <w:t>无偏差</w:t>
+            </w:r>
+          </w:p>
+        </w:tc>
+      </w:tr>
+      <w:tr>
+        <w:tblPrEx>
+          <w:tblBorders>
+            <w:top w:val="none" w:color="auto" w:sz="0" w:space="0"/>
+            <w:left w:val="none" w:color="auto" w:sz="0" w:space="0"/>
+            <w:bottom w:val="none" w:color="auto" w:sz="0" w:space="0"/>
+            <w:right w:val="none" w:color="auto" w:sz="0" w:space="0"/>
+            <w:insideH w:val="none" w:color="auto" w:sz="0" w:space="0"/>
+            <w:insideV w:val="none" w:color="auto" w:sz="0" w:space="0"/>
+          </w:tblBorders>
+          <w:tblCellMar>
+            <w:top w:w="15" w:type="dxa"/>
+            <w:left w:w="15" w:type="dxa"/>
+            <w:bottom w:w="15" w:type="dxa"/>
+            <w:right w:w="15" w:type="dxa"/>
+          </w:tblCellMar>
+        </w:tblPrEx>
+        <w:trPr>
+          <w:trHeight w:val="0" w:hRule="atLeast"/>
+          <w:jc w:val="center"/>
+        </w:trPr>
+        <w:tc>
+          <w:tcPr>
+            <w:tcW w:w="0" w:type="auto"/>
+            <w:tcBorders>
+              <w:top w:val="single" w:color="auto" w:sz="4" w:space="0"/>
+              <w:left w:val="single" w:color="auto" w:sz="12" w:space="0"/>
+              <w:bottom w:val="nil"/>
+              <w:right w:val="nil"/>
+            </w:tcBorders>
+            <w:shd w:val="clear" w:color="auto" w:fill="FFFFFF"/>
+            <w:noWrap w:val="0"/>
+            <w:tcMar>
+              <w:top w:w="120" w:type="dxa"/>
+              <w:left w:w="-1" w:type="dxa"/>
+              <w:bottom w:w="120" w:type="dxa"/>
+              <w:right w:w="192" w:type="dxa"/>
+            </w:tcMar>
+            <w:vAlign w:val="center"/>
+          </w:tcPr>
+          <w:p>
+            <w:pPr>
+              <w:keepNext w:val="0"/>
+              <w:keepLines w:val="0"/>
+              <w:widowControl/>
+              <w:suppressLineNumbers w:val="0"/>
+              <w:snapToGrid w:val="0"/>
+              <w:spacing w:line="240" w:lineRule="auto"/>
+              <w:ind w:left="0" w:leftChars="0" w:right="0" w:rightChars="0" w:firstLine="0" w:firstLineChars="0"/>
+              <w:jc w:val="center"/>
+              <w:rPr>
+                <w:rFonts w:hint="default" w:ascii="Segoe UI" w:hAnsi="Segoe UI" w:eastAsia="Segoe UI" w:cs="Segoe UI"/>
+                <w:i w:val="0"/>
+                <w:iCs w:val="0"/>
+                <w:caps w:val="0"/>
+                <w:color w:val="0F1115"/>
+                <w:spacing w:val="0"/>
+                <w:sz w:val="18"/>
+                <w:szCs w:val="18"/>
+              </w:rPr>
+            </w:pPr>
+            <w:r>
+              <w:rPr>
+                <w:rFonts w:hint="default" w:ascii="Segoe UI" w:hAnsi="Segoe UI" w:eastAsia="Segoe UI" w:cs="Segoe UI"/>
+                <w:i w:val="0"/>
+                <w:iCs w:val="0"/>
+                <w:caps w:val="0"/>
+                <w:snapToGrid w:val="0"/>
+                <w:color w:val="000000"/>
+                <w:spacing w:val="0"/>
+                <w:kern w:val="0"/>
+                <w:sz w:val="18"/>
+                <w:szCs w:val="18"/>
+                <w:lang w:val="en-US" w:eastAsia="zh-CN" w:bidi="ar"/>
+              </w:rPr>
+              <w:t>9:20 现场负责人到达</w:t>
+            </w:r>
+          </w:p>
+        </w:tc>
+        <w:tc>
+          <w:tcPr>
+            <w:tcW w:w="0" w:type="auto"/>
+            <w:tcBorders>
+              <w:top w:val="single" w:color="auto" w:sz="4" w:space="0"/>
+              <w:left w:val="single" w:color="auto" w:sz="4" w:space="0"/>
+              <w:bottom w:val="nil"/>
+              <w:right w:val="nil"/>
+            </w:tcBorders>
+            <w:shd w:val="clear" w:color="auto" w:fill="FFFFFF"/>
+            <w:noWrap w:val="0"/>
+            <w:tcMar>
+              <w:top w:w="120" w:type="dxa"/>
+              <w:left w:w="192" w:type="dxa"/>
+              <w:bottom w:w="120" w:type="dxa"/>
+              <w:right w:w="192" w:type="dxa"/>
+            </w:tcMar>
+            <w:vAlign w:val="center"/>
+          </w:tcPr>
+          <w:p>
+            <w:pPr>
+              <w:keepNext w:val="0"/>
+              <w:keepLines w:val="0"/>
+              <w:widowControl/>
+              <w:suppressLineNumbers w:val="0"/>
+              <w:snapToGrid w:val="0"/>
+              <w:spacing w:line="240" w:lineRule="auto"/>
+              <w:ind w:left="0" w:leftChars="0" w:right="0" w:rightChars="0" w:firstLine="0" w:firstLineChars="0"/>
+              <w:jc w:val="center"/>
+              <w:rPr>
+                <w:rFonts w:hint="default" w:ascii="Segoe UI" w:hAnsi="Segoe UI" w:eastAsia="Segoe UI" w:cs="Segoe UI"/>
+                <w:i w:val="0"/>
+                <w:iCs w:val="0"/>
+                <w:caps w:val="0"/>
+                <w:color w:val="0F1115"/>
+                <w:spacing w:val="0"/>
+                <w:sz w:val="18"/>
+                <w:szCs w:val="18"/>
+              </w:rPr>
+            </w:pPr>
+            <w:r>
+              <w:rPr>
+                <w:rFonts w:hint="default" w:ascii="Segoe UI" w:hAnsi="Segoe UI" w:eastAsia="Segoe UI" w:cs="Segoe UI"/>
+                <w:i w:val="0"/>
+                <w:iCs w:val="0"/>
+                <w:caps w:val="0"/>
+                <w:snapToGrid w:val="0"/>
+                <w:color w:val="000000"/>
+                <w:spacing w:val="0"/>
+                <w:kern w:val="0"/>
+                <w:sz w:val="18"/>
+                <w:szCs w:val="18"/>
+                <w:lang w:val="en-US" w:eastAsia="zh-CN" w:bidi="ar"/>
+              </w:rPr>
+              <w:t>9:22</w:t>
+            </w:r>
+          </w:p>
+        </w:tc>
+        <w:tc>
+          <w:tcPr>
+            <w:tcW w:w="3967" w:type="dxa"/>
+            <w:tcBorders>
+              <w:top w:val="single" w:color="auto" w:sz="4" w:space="0"/>
+              <w:left w:val="single" w:color="auto" w:sz="4" w:space="0"/>
+              <w:bottom w:val="nil"/>
+              <w:right w:val="single" w:color="auto" w:sz="12" w:space="0"/>
+            </w:tcBorders>
+            <w:shd w:val="clear" w:color="auto" w:fill="FFFFFF"/>
+            <w:noWrap w:val="0"/>
+            <w:tcMar>
+              <w:top w:w="120" w:type="dxa"/>
+              <w:left w:w="192" w:type="dxa"/>
+              <w:bottom w:w="120" w:type="dxa"/>
+              <w:right w:w="-1" w:type="dxa"/>
+            </w:tcMar>
+            <w:vAlign w:val="center"/>
+          </w:tcPr>
+          <w:p>
+            <w:pPr>
+              <w:keepNext w:val="0"/>
+              <w:keepLines w:val="0"/>
+              <w:widowControl/>
+              <w:suppressLineNumbers w:val="0"/>
+              <w:snapToGrid w:val="0"/>
+              <w:spacing w:line="240" w:lineRule="auto"/>
+              <w:ind w:left="0" w:leftChars="0" w:right="0" w:rightChars="0" w:firstLine="0" w:firstLineChars="0"/>
+              <w:jc w:val="center"/>
+              <w:rPr>
+                <w:rFonts w:hint="default" w:ascii="Segoe UI" w:hAnsi="Segoe UI" w:eastAsia="Segoe UI" w:cs="Segoe UI"/>
+                <w:i w:val="0"/>
+                <w:iCs w:val="0"/>
+                <w:caps w:val="0"/>
+                <w:color w:val="0F1115"/>
+                <w:spacing w:val="0"/>
+                <w:sz w:val="18"/>
+                <w:szCs w:val="18"/>
+              </w:rPr>
+            </w:pPr>
+            <w:r>
+              <w:rPr>
+                <w:rFonts w:hint="default" w:ascii="Segoe UI" w:hAnsi="Segoe UI" w:eastAsia="Segoe UI" w:cs="Segoe UI"/>
+                <w:i w:val="0"/>
+                <w:iCs w:val="0"/>
+                <w:caps w:val="0"/>
+                <w:snapToGrid w:val="0"/>
+                <w:color w:val="000000"/>
+                <w:spacing w:val="0"/>
+                <w:kern w:val="0"/>
+                <w:sz w:val="18"/>
+                <w:szCs w:val="18"/>
+                <w:lang w:val="en-US" w:eastAsia="zh-CN" w:bidi="ar"/>
+              </w:rPr>
+              <w:t>+2分钟，因对讲机信号短暂不稳</w:t>
             </w:r>
           </w:p>
         </w:tc>
@@ -5888,10 +6059,9 @@
                 <w:kern w:val="0"/>
                 <w:sz w:val="18"/>
                 <w:szCs w:val="18"/>
-                <w:bdr w:val="none" w:color="auto" w:sz="0" w:space="0"/>
-                <w:lang w:val="en-US" w:eastAsia="zh-CN" w:bidi="ar"/>
-              </w:rPr>
-              <w:t>9:20 现场负责人到达</w:t>
+                <w:lang w:val="en-US" w:eastAsia="zh-CN" w:bidi="ar"/>
+              </w:rPr>
+              <w:t>9:25 总指挥启动预案</w:t>
             </w:r>
           </w:p>
         </w:tc>
@@ -5947,10 +6117,9 @@
                 <w:kern w:val="0"/>
                 <w:sz w:val="18"/>
                 <w:szCs w:val="18"/>
-                <w:bdr w:val="none" w:color="auto" w:sz="0" w:space="0"/>
-                <w:lang w:val="en-US" w:eastAsia="zh-CN" w:bidi="ar"/>
-              </w:rPr>
-              <w:t>9:22</w:t>
+                <w:lang w:val="en-US" w:eastAsia="zh-CN" w:bidi="ar"/>
+              </w:rPr>
+              <w:t>9:26</w:t>
             </w:r>
           </w:p>
         </w:tc>
@@ -6006,10 +6175,9 @@
                 <w:kern w:val="0"/>
                 <w:sz w:val="18"/>
                 <w:szCs w:val="18"/>
-                <w:bdr w:val="none" w:color="auto" w:sz="0" w:space="0"/>
-                <w:lang w:val="en-US" w:eastAsia="zh-CN" w:bidi="ar"/>
-              </w:rPr>
-              <w:t>+2分钟，因对讲机信号短暂不稳</w:t>
+                <w:lang w:val="en-US" w:eastAsia="zh-CN" w:bidi="ar"/>
+              </w:rPr>
+              <w:t>+1分钟，无实质影响</w:t>
             </w:r>
           </w:p>
         </w:tc>
@@ -6087,10 +6255,9 @@
                 <w:kern w:val="0"/>
                 <w:sz w:val="18"/>
                 <w:szCs w:val="18"/>
-                <w:bdr w:val="none" w:color="auto" w:sz="0" w:space="0"/>
-                <w:lang w:val="en-US" w:eastAsia="zh-CN" w:bidi="ar"/>
-              </w:rPr>
-              <w:t>9:25 总指挥启动预案</w:t>
+                <w:lang w:val="en-US" w:eastAsia="zh-CN" w:bidi="ar"/>
+              </w:rPr>
+              <w:t>9:50 现场处置完成</w:t>
             </w:r>
           </w:p>
         </w:tc>
@@ -6146,10 +6313,9 @@
                 <w:kern w:val="0"/>
                 <w:sz w:val="18"/>
                 <w:szCs w:val="18"/>
-                <w:bdr w:val="none" w:color="auto" w:sz="0" w:space="0"/>
-                <w:lang w:val="en-US" w:eastAsia="zh-CN" w:bidi="ar"/>
-              </w:rPr>
-              <w:t>9:26</w:t>
+                <w:lang w:val="en-US" w:eastAsia="zh-CN" w:bidi="ar"/>
+              </w:rPr>
+              <w:t>9:52</w:t>
             </w:r>
           </w:p>
         </w:tc>
@@ -6205,10 +6371,9 @@
                 <w:kern w:val="0"/>
                 <w:sz w:val="18"/>
                 <w:szCs w:val="18"/>
-                <w:bdr w:val="none" w:color="auto" w:sz="0" w:space="0"/>
-                <w:lang w:val="en-US" w:eastAsia="zh-CN" w:bidi="ar"/>
-              </w:rPr>
-              <w:t>+1分钟，无实质影响</w:t>
+                <w:lang w:val="en-US" w:eastAsia="zh-CN" w:bidi="ar"/>
+              </w:rPr>
+              <w:t>+2分钟，设备检查环节略超时</w:t>
             </w:r>
           </w:p>
         </w:tc>
@@ -6236,205 +6401,6 @@
         </w:trPr>
         <w:tc>
           <w:tcPr>
-            <w:tcW w:w="0" w:type="auto"/>
-            <w:tcBorders>
-              <w:top w:val="single" w:color="auto" w:sz="4" w:space="0"/>
-              <w:left w:val="single" w:color="auto" w:sz="12" w:space="0"/>
-              <w:bottom w:val="nil"/>
-              <w:right w:val="nil"/>
-            </w:tcBorders>
-            <w:shd w:val="clear" w:color="auto" w:fill="FFFFFF"/>
-            <w:noWrap w:val="0"/>
-            <w:tcMar>
-              <w:top w:w="120" w:type="dxa"/>
-              <w:left w:w="-1" w:type="dxa"/>
-              <w:bottom w:w="120" w:type="dxa"/>
-              <w:right w:w="192" w:type="dxa"/>
-            </w:tcMar>
-            <w:vAlign w:val="center"/>
-          </w:tcPr>
-          <w:p>
-            <w:pPr>
-              <w:keepNext w:val="0"/>
-              <w:keepLines w:val="0"/>
-              <w:widowControl/>
-              <w:suppressLineNumbers w:val="0"/>
-              <w:snapToGrid w:val="0"/>
-              <w:spacing w:line="240" w:lineRule="auto"/>
-              <w:ind w:left="0" w:leftChars="0" w:right="0" w:rightChars="0" w:firstLine="0" w:firstLineChars="0"/>
-              <w:jc w:val="center"/>
-              <w:rPr>
-                <w:rFonts w:hint="default" w:ascii="Segoe UI" w:hAnsi="Segoe UI" w:eastAsia="Segoe UI" w:cs="Segoe UI"/>
-                <w:i w:val="0"/>
-                <w:iCs w:val="0"/>
-                <w:caps w:val="0"/>
-                <w:color w:val="0F1115"/>
-                <w:spacing w:val="0"/>
-                <w:sz w:val="18"/>
-                <w:szCs w:val="18"/>
-              </w:rPr>
-            </w:pPr>
-            <w:r>
-              <w:rPr>
-                <w:rFonts w:hint="default" w:ascii="Segoe UI" w:hAnsi="Segoe UI" w:eastAsia="Segoe UI" w:cs="Segoe UI"/>
-                <w:i w:val="0"/>
-                <w:iCs w:val="0"/>
-                <w:caps w:val="0"/>
-                <w:snapToGrid w:val="0"/>
-                <w:color w:val="000000"/>
-                <w:spacing w:val="0"/>
-                <w:kern w:val="0"/>
-                <w:sz w:val="18"/>
-                <w:szCs w:val="18"/>
-                <w:bdr w:val="none" w:color="auto" w:sz="0" w:space="0"/>
-                <w:lang w:val="en-US" w:eastAsia="zh-CN" w:bidi="ar"/>
-              </w:rPr>
-              <w:t>9:50 现场处置完成</w:t>
-            </w:r>
-          </w:p>
-        </w:tc>
-        <w:tc>
-          <w:tcPr>
-            <w:tcW w:w="0" w:type="auto"/>
-            <w:tcBorders>
-              <w:top w:val="single" w:color="auto" w:sz="4" w:space="0"/>
-              <w:left w:val="single" w:color="auto" w:sz="4" w:space="0"/>
-              <w:bottom w:val="nil"/>
-              <w:right w:val="nil"/>
-            </w:tcBorders>
-            <w:shd w:val="clear" w:color="auto" w:fill="FFFFFF"/>
-            <w:noWrap w:val="0"/>
-            <w:tcMar>
-              <w:top w:w="120" w:type="dxa"/>
-              <w:left w:w="192" w:type="dxa"/>
-              <w:bottom w:w="120" w:type="dxa"/>
-              <w:right w:w="192" w:type="dxa"/>
-            </w:tcMar>
-            <w:vAlign w:val="center"/>
-          </w:tcPr>
-          <w:p>
-            <w:pPr>
-              <w:keepNext w:val="0"/>
-              <w:keepLines w:val="0"/>
-              <w:widowControl/>
-              <w:suppressLineNumbers w:val="0"/>
-              <w:snapToGrid w:val="0"/>
-              <w:spacing w:line="240" w:lineRule="auto"/>
-              <w:ind w:left="0" w:leftChars="0" w:right="0" w:rightChars="0" w:firstLine="0" w:firstLineChars="0"/>
-              <w:jc w:val="center"/>
-              <w:rPr>
-                <w:rFonts w:hint="default" w:ascii="Segoe UI" w:hAnsi="Segoe UI" w:eastAsia="Segoe UI" w:cs="Segoe UI"/>
-                <w:i w:val="0"/>
-                <w:iCs w:val="0"/>
-                <w:caps w:val="0"/>
-                <w:color w:val="0F1115"/>
-                <w:spacing w:val="0"/>
-                <w:sz w:val="18"/>
-                <w:szCs w:val="18"/>
-              </w:rPr>
-            </w:pPr>
-            <w:r>
-              <w:rPr>
-                <w:rFonts w:hint="default" w:ascii="Segoe UI" w:hAnsi="Segoe UI" w:eastAsia="Segoe UI" w:cs="Segoe UI"/>
-                <w:i w:val="0"/>
-                <w:iCs w:val="0"/>
-                <w:caps w:val="0"/>
-                <w:snapToGrid w:val="0"/>
-                <w:color w:val="000000"/>
-                <w:spacing w:val="0"/>
-                <w:kern w:val="0"/>
-                <w:sz w:val="18"/>
-                <w:szCs w:val="18"/>
-                <w:bdr w:val="none" w:color="auto" w:sz="0" w:space="0"/>
-                <w:lang w:val="en-US" w:eastAsia="zh-CN" w:bidi="ar"/>
-              </w:rPr>
-              <w:t>9:52</w:t>
-            </w:r>
-          </w:p>
-        </w:tc>
-        <w:tc>
-          <w:tcPr>
-            <w:tcW w:w="3967" w:type="dxa"/>
-            <w:tcBorders>
-              <w:top w:val="single" w:color="auto" w:sz="4" w:space="0"/>
-              <w:left w:val="single" w:color="auto" w:sz="4" w:space="0"/>
-              <w:bottom w:val="nil"/>
-              <w:right w:val="single" w:color="auto" w:sz="12" w:space="0"/>
-            </w:tcBorders>
-            <w:shd w:val="clear" w:color="auto" w:fill="FFFFFF"/>
-            <w:noWrap w:val="0"/>
-            <w:tcMar>
-              <w:top w:w="120" w:type="dxa"/>
-              <w:left w:w="192" w:type="dxa"/>
-              <w:bottom w:w="120" w:type="dxa"/>
-              <w:right w:w="-1" w:type="dxa"/>
-            </w:tcMar>
-            <w:vAlign w:val="center"/>
-          </w:tcPr>
-          <w:p>
-            <w:pPr>
-              <w:keepNext w:val="0"/>
-              <w:keepLines w:val="0"/>
-              <w:widowControl/>
-              <w:suppressLineNumbers w:val="0"/>
-              <w:snapToGrid w:val="0"/>
-              <w:spacing w:line="240" w:lineRule="auto"/>
-              <w:ind w:left="0" w:leftChars="0" w:right="0" w:rightChars="0" w:firstLine="0" w:firstLineChars="0"/>
-              <w:jc w:val="center"/>
-              <w:rPr>
-                <w:rFonts w:hint="default" w:ascii="Segoe UI" w:hAnsi="Segoe UI" w:eastAsia="Segoe UI" w:cs="Segoe UI"/>
-                <w:i w:val="0"/>
-                <w:iCs w:val="0"/>
-                <w:caps w:val="0"/>
-                <w:color w:val="0F1115"/>
-                <w:spacing w:val="0"/>
-                <w:sz w:val="18"/>
-                <w:szCs w:val="18"/>
-              </w:rPr>
-            </w:pPr>
-            <w:r>
-              <w:rPr>
-                <w:rFonts w:hint="default" w:ascii="Segoe UI" w:hAnsi="Segoe UI" w:eastAsia="Segoe UI" w:cs="Segoe UI"/>
-                <w:i w:val="0"/>
-                <w:iCs w:val="0"/>
-                <w:caps w:val="0"/>
-                <w:snapToGrid w:val="0"/>
-                <w:color w:val="000000"/>
-                <w:spacing w:val="0"/>
-                <w:kern w:val="0"/>
-                <w:sz w:val="18"/>
-                <w:szCs w:val="18"/>
-                <w:bdr w:val="none" w:color="auto" w:sz="0" w:space="0"/>
-                <w:lang w:val="en-US" w:eastAsia="zh-CN" w:bidi="ar"/>
-              </w:rPr>
-              <w:t>+2分钟，设备检查环节略超时</w:t>
-            </w:r>
-          </w:p>
-        </w:tc>
-      </w:tr>
-      <w:tr>
-        <w:tblPrEx>
-          <w:tblBorders>
-            <w:top w:val="none" w:color="auto" w:sz="0" w:space="0"/>
-            <w:left w:val="none" w:color="auto" w:sz="0" w:space="0"/>
-            <w:bottom w:val="none" w:color="auto" w:sz="0" w:space="0"/>
-            <w:right w:val="none" w:color="auto" w:sz="0" w:space="0"/>
-            <w:insideH w:val="none" w:color="auto" w:sz="0" w:space="0"/>
-            <w:insideV w:val="none" w:color="auto" w:sz="0" w:space="0"/>
-          </w:tblBorders>
-          <w:tblCellMar>
-            <w:top w:w="15" w:type="dxa"/>
-            <w:left w:w="15" w:type="dxa"/>
-            <w:bottom w:w="15" w:type="dxa"/>
-            <w:right w:w="15" w:type="dxa"/>
-          </w:tblCellMar>
-        </w:tblPrEx>
-        <w:trPr>
-          <w:trHeight w:val="0" w:hRule="atLeast"/>
-          <w:jc w:val="center"/>
-        </w:trPr>
-        <w:tc>
-          <w:tcPr>
             <w:tcW w:w="2640" w:type="dxa"/>
             <w:tcBorders>
               <w:top w:val="single" w:color="auto" w:sz="4" w:space="0"/>
@@ -6485,7 +6451,6 @@
                 <w:kern w:val="0"/>
                 <w:sz w:val="18"/>
                 <w:szCs w:val="18"/>
-                <w:bdr w:val="none" w:color="auto" w:sz="0" w:space="0"/>
                 <w:lang w:val="en-US" w:eastAsia="zh-CN" w:bidi="ar"/>
               </w:rPr>
               <w:t>10:30 演练结束集合</w:t>
@@ -6544,7 +6509,6 @@
                 <w:kern w:val="0"/>
                 <w:sz w:val="18"/>
                 <w:szCs w:val="18"/>
-                <w:bdr w:val="none" w:color="auto" w:sz="0" w:space="0"/>
                 <w:lang w:val="en-US" w:eastAsia="zh-CN" w:bidi="ar"/>
               </w:rPr>
               <w:t>10:28</w:t>
@@ -6603,7 +6567,6 @@
                 <w:kern w:val="0"/>
                 <w:sz w:val="18"/>
                 <w:szCs w:val="18"/>
-                <w:bdr w:val="none" w:color="auto" w:sz="0" w:space="0"/>
                 <w:lang w:val="en-US" w:eastAsia="zh-CN" w:bidi="ar"/>
               </w:rPr>
               <w:t>-2分钟，提前完成</w:t>
@@ -6631,6 +6594,7 @@
     </w:p>
     <w:tbl>
       <w:tblPr>
+        <w:tblStyle w:val="20"/>
         <w:tblW w:w="8715" w:type="dxa"/>
         <w:jc w:val="center"/>
         <w:tblBorders>
@@ -6665,7 +6629,6 @@
             <w:insideH w:val="none" w:color="auto" w:sz="0" w:space="0"/>
             <w:insideV w:val="none" w:color="auto" w:sz="0" w:space="0"/>
           </w:tblBorders>
-          <w:shd w:val="clear" w:color="auto" w:fill="FFFFFF"/>
           <w:tblCellMar>
             <w:top w:w="15" w:type="dxa"/>
             <w:left w:w="15" w:type="dxa"/>
@@ -6732,7 +6695,6 @@
                 <w:kern w:val="0"/>
                 <w:sz w:val="18"/>
                 <w:szCs w:val="18"/>
-                <w:bdr w:val="none" w:color="auto" w:sz="0" w:space="0"/>
                 <w:lang w:val="en-US" w:eastAsia="zh-CN" w:bidi="ar"/>
               </w:rPr>
               <w:t>关键动作</w:t>
@@ -6793,7 +6755,6 @@
                 <w:kern w:val="0"/>
                 <w:sz w:val="18"/>
                 <w:szCs w:val="18"/>
-                <w:bdr w:val="none" w:color="auto" w:sz="0" w:space="0"/>
                 <w:lang w:val="en-US" w:eastAsia="zh-CN" w:bidi="ar"/>
               </w:rPr>
               <w:t>执行情况</w:t>
@@ -6854,7 +6815,6 @@
                 <w:kern w:val="0"/>
                 <w:sz w:val="18"/>
                 <w:szCs w:val="18"/>
-                <w:bdr w:val="none" w:color="auto" w:sz="0" w:space="0"/>
                 <w:lang w:val="en-US" w:eastAsia="zh-CN" w:bidi="ar"/>
               </w:rPr>
               <w:t>存在问题</w:t>
@@ -6872,7 +6832,6 @@
             <w:insideH w:val="none" w:color="auto" w:sz="0" w:space="0"/>
             <w:insideV w:val="none" w:color="auto" w:sz="0" w:space="0"/>
           </w:tblBorders>
-          <w:shd w:val="clear" w:color="auto" w:fill="FFFFFF"/>
           <w:tblCellMar>
             <w:top w:w="15" w:type="dxa"/>
             <w:left w:w="15" w:type="dxa"/>
@@ -6936,7 +6895,6 @@
                 <w:kern w:val="0"/>
                 <w:sz w:val="18"/>
                 <w:szCs w:val="18"/>
-                <w:bdr w:val="none" w:color="auto" w:sz="0" w:space="0"/>
                 <w:lang w:val="en-US" w:eastAsia="zh-CN" w:bidi="ar"/>
               </w:rPr>
               <w:t>事故报告与初步响应</w:t>
@@ -6995,7 +6953,6 @@
                 <w:kern w:val="0"/>
                 <w:sz w:val="18"/>
                 <w:szCs w:val="18"/>
-                <w:bdr w:val="none" w:color="auto" w:sz="0" w:space="0"/>
                 <w:lang w:val="en-US" w:eastAsia="zh-CN" w:bidi="ar"/>
               </w:rPr>
               <w:t>及时、准确</w:t>
@@ -7054,7 +7011,6 @@
                 <w:kern w:val="0"/>
                 <w:sz w:val="18"/>
                 <w:szCs w:val="18"/>
-                <w:bdr w:val="none" w:color="auto" w:sz="0" w:space="0"/>
                 <w:lang w:val="en-US" w:eastAsia="zh-CN" w:bidi="ar"/>
               </w:rPr>
               <w:t>无</w:t>
@@ -7072,7 +7028,6 @@
             <w:insideH w:val="none" w:color="auto" w:sz="0" w:space="0"/>
             <w:insideV w:val="none" w:color="auto" w:sz="0" w:space="0"/>
           </w:tblBorders>
-          <w:shd w:val="clear" w:color="auto" w:fill="FFFFFF"/>
           <w:tblCellMar>
             <w:top w:w="15" w:type="dxa"/>
             <w:left w:w="15" w:type="dxa"/>
@@ -7136,7 +7091,6 @@
                 <w:kern w:val="0"/>
                 <w:sz w:val="18"/>
                 <w:szCs w:val="18"/>
-                <w:bdr w:val="none" w:color="auto" w:sz="0" w:space="0"/>
                 <w:lang w:val="en-US" w:eastAsia="zh-CN" w:bidi="ar"/>
               </w:rPr>
               <w:t>现场隔离与警戒设置</w:t>
@@ -7195,7 +7149,6 @@
                 <w:kern w:val="0"/>
                 <w:sz w:val="18"/>
                 <w:szCs w:val="18"/>
-                <w:bdr w:val="none" w:color="auto" w:sz="0" w:space="0"/>
                 <w:lang w:val="en-US" w:eastAsia="zh-CN" w:bidi="ar"/>
               </w:rPr>
               <w:t>规范、迅速</w:t>
@@ -7254,7 +7207,6 @@
                 <w:kern w:val="0"/>
                 <w:sz w:val="18"/>
                 <w:szCs w:val="18"/>
-                <w:bdr w:val="none" w:color="auto" w:sz="0" w:space="0"/>
                 <w:lang w:val="en-US" w:eastAsia="zh-CN" w:bidi="ar"/>
               </w:rPr>
               <w:t>警戒带设置范围略小</w:t>
@@ -7272,7 +7224,6 @@
             <w:insideH w:val="none" w:color="auto" w:sz="0" w:space="0"/>
             <w:insideV w:val="none" w:color="auto" w:sz="0" w:space="0"/>
           </w:tblBorders>
-          <w:shd w:val="clear" w:color="auto" w:fill="FFFFFF"/>
           <w:tblCellMar>
             <w:top w:w="15" w:type="dxa"/>
             <w:left w:w="15" w:type="dxa"/>
@@ -7336,7 +7287,6 @@
                 <w:kern w:val="0"/>
                 <w:sz w:val="18"/>
                 <w:szCs w:val="18"/>
-                <w:bdr w:val="none" w:color="auto" w:sz="0" w:space="0"/>
                 <w:lang w:val="en-US" w:eastAsia="zh-CN" w:bidi="ar"/>
               </w:rPr>
               <w:t>人员救护与包扎</w:t>
@@ -7395,7 +7345,6 @@
                 <w:kern w:val="0"/>
                 <w:sz w:val="18"/>
                 <w:szCs w:val="18"/>
-                <w:bdr w:val="none" w:color="auto" w:sz="0" w:space="0"/>
                 <w:lang w:val="en-US" w:eastAsia="zh-CN" w:bidi="ar"/>
               </w:rPr>
               <w:t>动作基本规范</w:t>
@@ -7454,7 +7403,6 @@
                 <w:kern w:val="0"/>
                 <w:sz w:val="18"/>
                 <w:szCs w:val="18"/>
-                <w:bdr w:val="none" w:color="auto" w:sz="0" w:space="0"/>
                 <w:lang w:val="en-US" w:eastAsia="zh-CN" w:bidi="ar"/>
               </w:rPr>
               <w:t>三角巾使用不够熟练</w:t>
@@ -7472,7 +7420,6 @@
             <w:insideH w:val="none" w:color="auto" w:sz="0" w:space="0"/>
             <w:insideV w:val="none" w:color="auto" w:sz="0" w:space="0"/>
           </w:tblBorders>
-          <w:shd w:val="clear" w:color="auto" w:fill="FFFFFF"/>
           <w:tblCellMar>
             <w:top w:w="15" w:type="dxa"/>
             <w:left w:w="15" w:type="dxa"/>
@@ -7536,7 +7483,6 @@
                 <w:kern w:val="0"/>
                 <w:sz w:val="18"/>
                 <w:szCs w:val="18"/>
-                <w:bdr w:val="none" w:color="auto" w:sz="0" w:space="0"/>
                 <w:lang w:val="en-US" w:eastAsia="zh-CN" w:bidi="ar"/>
               </w:rPr>
               <w:t>设备损坏评估</w:t>
@@ -7595,7 +7541,6 @@
                 <w:kern w:val="0"/>
                 <w:sz w:val="18"/>
                 <w:szCs w:val="18"/>
-                <w:bdr w:val="none" w:color="auto" w:sz="0" w:space="0"/>
                 <w:lang w:val="en-US" w:eastAsia="zh-CN" w:bidi="ar"/>
               </w:rPr>
               <w:t>检查全面、记录完整</w:t>
@@ -7654,7 +7599,6 @@
                 <w:kern w:val="0"/>
                 <w:sz w:val="18"/>
                 <w:szCs w:val="18"/>
-                <w:bdr w:val="none" w:color="auto" w:sz="0" w:space="0"/>
                 <w:lang w:val="en-US" w:eastAsia="zh-CN" w:bidi="ar"/>
               </w:rPr>
               <w:t>未同步拍照存档</w:t>
@@ -7672,7 +7616,6 @@
             <w:insideH w:val="none" w:color="auto" w:sz="0" w:space="0"/>
             <w:insideV w:val="none" w:color="auto" w:sz="0" w:space="0"/>
           </w:tblBorders>
-          <w:shd w:val="clear" w:color="auto" w:fill="FFFFFF"/>
           <w:tblCellMar>
             <w:top w:w="15" w:type="dxa"/>
             <w:left w:w="15" w:type="dxa"/>
@@ -7736,7 +7679,6 @@
                 <w:kern w:val="0"/>
                 <w:sz w:val="18"/>
                 <w:szCs w:val="18"/>
-                <w:bdr w:val="none" w:color="auto" w:sz="0" w:space="0"/>
                 <w:lang w:val="en-US" w:eastAsia="zh-CN" w:bidi="ar"/>
               </w:rPr>
               <w:t>对外信息通报模拟</w:t>
@@ -7795,7 +7737,6 @@
                 <w:kern w:val="0"/>
                 <w:sz w:val="18"/>
                 <w:szCs w:val="18"/>
-                <w:bdr w:val="none" w:color="auto" w:sz="0" w:space="0"/>
                 <w:lang w:val="en-US" w:eastAsia="zh-CN" w:bidi="ar"/>
               </w:rPr>
               <w:t>格式完整、内容清晰</w:t>
@@ -7854,7 +7795,6 @@
                 <w:kern w:val="0"/>
                 <w:sz w:val="18"/>
                 <w:szCs w:val="18"/>
-                <w:bdr w:val="none" w:color="auto" w:sz="0" w:space="0"/>
                 <w:lang w:val="en-US" w:eastAsia="zh-CN" w:bidi="ar"/>
               </w:rPr>
               <w:t>通报时机稍晚（计划10:10，实际10:25）</w:t>
@@ -7900,6 +7840,7 @@
     </w:p>
     <w:tbl>
       <w:tblPr>
+        <w:tblStyle w:val="20"/>
         <w:tblW w:w="8715" w:type="dxa"/>
         <w:jc w:val="center"/>
         <w:tblBorders>
@@ -7935,7 +7876,6 @@
             <w:insideH w:val="none" w:color="auto" w:sz="0" w:space="0"/>
             <w:insideV w:val="none" w:color="auto" w:sz="0" w:space="0"/>
           </w:tblBorders>
-          <w:shd w:val="clear" w:color="auto" w:fill="FFFFFF"/>
           <w:tblCellMar>
             <w:top w:w="15" w:type="dxa"/>
             <w:left w:w="15" w:type="dxa"/>
@@ -8002,7 +7942,6 @@
                 <w:kern w:val="0"/>
                 <w:sz w:val="18"/>
                 <w:szCs w:val="18"/>
-                <w:bdr w:val="none" w:color="auto" w:sz="0" w:space="0"/>
                 <w:lang w:val="en-US" w:eastAsia="zh-CN" w:bidi="ar"/>
               </w:rPr>
               <w:t>评估维度</w:t>
@@ -8063,7 +8002,6 @@
                 <w:kern w:val="0"/>
                 <w:sz w:val="18"/>
                 <w:szCs w:val="18"/>
-                <w:bdr w:val="none" w:color="auto" w:sz="0" w:space="0"/>
                 <w:lang w:val="en-US" w:eastAsia="zh-CN" w:bidi="ar"/>
               </w:rPr>
               <w:t>权重</w:t>
@@ -8124,7 +8062,6 @@
                 <w:kern w:val="0"/>
                 <w:sz w:val="18"/>
                 <w:szCs w:val="18"/>
-                <w:bdr w:val="none" w:color="auto" w:sz="0" w:space="0"/>
                 <w:lang w:val="en-US" w:eastAsia="zh-CN" w:bidi="ar"/>
               </w:rPr>
               <w:t>得分</w:t>
@@ -8185,10 +8122,1019 @@
                 <w:kern w:val="0"/>
                 <w:sz w:val="18"/>
                 <w:szCs w:val="18"/>
-                <w:bdr w:val="none" w:color="auto" w:sz="0" w:space="0"/>
                 <w:lang w:val="en-US" w:eastAsia="zh-CN" w:bidi="ar"/>
               </w:rPr>
               <w:t>评语</w:t>
+            </w:r>
+          </w:p>
+        </w:tc>
+      </w:tr>
+      <w:tr>
+        <w:tblPrEx>
+          <w:tblBorders>
+            <w:top w:val="none" w:color="auto" w:sz="0" w:space="0"/>
+            <w:left w:val="none" w:color="auto" w:sz="0" w:space="0"/>
+            <w:bottom w:val="none" w:color="auto" w:sz="0" w:space="0"/>
+            <w:right w:val="none" w:color="auto" w:sz="0" w:space="0"/>
+            <w:insideH w:val="none" w:color="auto" w:sz="0" w:space="0"/>
+            <w:insideV w:val="none" w:color="auto" w:sz="0" w:space="0"/>
+          </w:tblBorders>
+        </w:tblPrEx>
+        <w:trPr>
+          <w:trHeight w:val="0" w:hRule="atLeast"/>
+          <w:jc w:val="center"/>
+        </w:trPr>
+        <w:tc>
+          <w:tcPr>
+            <w:tcW w:w="0" w:type="auto"/>
+            <w:tcBorders>
+              <w:top w:val="single" w:color="auto" w:sz="4" w:space="0"/>
+              <w:left w:val="single" w:color="auto" w:sz="12" w:space="0"/>
+              <w:bottom w:val="nil"/>
+              <w:right w:val="nil"/>
+            </w:tcBorders>
+            <w:shd w:val="clear" w:color="auto" w:fill="FFFFFF"/>
+            <w:noWrap w:val="0"/>
+            <w:tcMar>
+              <w:top w:w="120" w:type="dxa"/>
+              <w:left w:w="-1" w:type="dxa"/>
+              <w:bottom w:w="120" w:type="dxa"/>
+              <w:right w:w="192" w:type="dxa"/>
+            </w:tcMar>
+            <w:vAlign w:val="center"/>
+          </w:tcPr>
+          <w:p>
+            <w:pPr>
+              <w:keepNext w:val="0"/>
+              <w:keepLines w:val="0"/>
+              <w:widowControl/>
+              <w:suppressLineNumbers w:val="0"/>
+              <w:snapToGrid w:val="0"/>
+              <w:spacing w:line="240" w:lineRule="auto"/>
+              <w:ind w:left="0" w:leftChars="0" w:right="0" w:rightChars="0" w:firstLine="0" w:firstLineChars="0"/>
+              <w:jc w:val="center"/>
+              <w:rPr>
+                <w:rFonts w:hint="default" w:ascii="Segoe UI" w:hAnsi="Segoe UI" w:eastAsia="Segoe UI" w:cs="Segoe UI"/>
+                <w:i w:val="0"/>
+                <w:iCs w:val="0"/>
+                <w:caps w:val="0"/>
+                <w:color w:val="0F1115"/>
+                <w:spacing w:val="0"/>
+                <w:sz w:val="18"/>
+                <w:szCs w:val="18"/>
+              </w:rPr>
+            </w:pPr>
+            <w:r>
+              <w:rPr>
+                <w:rFonts w:hint="default" w:ascii="Segoe UI" w:hAnsi="Segoe UI" w:eastAsia="Segoe UI" w:cs="Segoe UI"/>
+                <w:i w:val="0"/>
+                <w:iCs w:val="0"/>
+                <w:caps w:val="0"/>
+                <w:snapToGrid w:val="0"/>
+                <w:color w:val="000000"/>
+                <w:spacing w:val="0"/>
+                <w:kern w:val="0"/>
+                <w:sz w:val="18"/>
+                <w:szCs w:val="18"/>
+                <w:lang w:val="en-US" w:eastAsia="zh-CN" w:bidi="ar"/>
+              </w:rPr>
+              <w:t>响应启动时效</w:t>
+            </w:r>
+          </w:p>
+        </w:tc>
+        <w:tc>
+          <w:tcPr>
+            <w:tcW w:w="0" w:type="auto"/>
+            <w:tcBorders>
+              <w:top w:val="single" w:color="auto" w:sz="4" w:space="0"/>
+              <w:left w:val="single" w:color="auto" w:sz="4" w:space="0"/>
+              <w:bottom w:val="nil"/>
+              <w:right w:val="nil"/>
+            </w:tcBorders>
+            <w:shd w:val="clear" w:color="auto" w:fill="FFFFFF"/>
+            <w:noWrap w:val="0"/>
+            <w:tcMar>
+              <w:top w:w="120" w:type="dxa"/>
+              <w:left w:w="192" w:type="dxa"/>
+              <w:bottom w:w="120" w:type="dxa"/>
+              <w:right w:w="192" w:type="dxa"/>
+            </w:tcMar>
+            <w:vAlign w:val="center"/>
+          </w:tcPr>
+          <w:p>
+            <w:pPr>
+              <w:keepNext w:val="0"/>
+              <w:keepLines w:val="0"/>
+              <w:widowControl/>
+              <w:suppressLineNumbers w:val="0"/>
+              <w:snapToGrid w:val="0"/>
+              <w:spacing w:line="240" w:lineRule="auto"/>
+              <w:ind w:left="0" w:leftChars="0" w:right="0" w:rightChars="0" w:firstLine="0" w:firstLineChars="0"/>
+              <w:jc w:val="center"/>
+              <w:rPr>
+                <w:rFonts w:hint="default" w:ascii="Segoe UI" w:hAnsi="Segoe UI" w:eastAsia="Segoe UI" w:cs="Segoe UI"/>
+                <w:i w:val="0"/>
+                <w:iCs w:val="0"/>
+                <w:caps w:val="0"/>
+                <w:color w:val="0F1115"/>
+                <w:spacing w:val="0"/>
+                <w:sz w:val="18"/>
+                <w:szCs w:val="18"/>
+              </w:rPr>
+            </w:pPr>
+            <w:r>
+              <w:rPr>
+                <w:rFonts w:hint="default" w:ascii="Segoe UI" w:hAnsi="Segoe UI" w:eastAsia="Segoe UI" w:cs="Segoe UI"/>
+                <w:i w:val="0"/>
+                <w:iCs w:val="0"/>
+                <w:caps w:val="0"/>
+                <w:snapToGrid w:val="0"/>
+                <w:color w:val="000000"/>
+                <w:spacing w:val="0"/>
+                <w:kern w:val="0"/>
+                <w:sz w:val="18"/>
+                <w:szCs w:val="18"/>
+                <w:lang w:val="en-US" w:eastAsia="zh-CN" w:bidi="ar"/>
+              </w:rPr>
+              <w:t>20%</w:t>
+            </w:r>
+          </w:p>
+        </w:tc>
+        <w:tc>
+          <w:tcPr>
+            <w:tcW w:w="0" w:type="auto"/>
+            <w:tcBorders>
+              <w:top w:val="single" w:color="auto" w:sz="4" w:space="0"/>
+              <w:left w:val="single" w:color="auto" w:sz="4" w:space="0"/>
+              <w:bottom w:val="nil"/>
+              <w:right w:val="nil"/>
+            </w:tcBorders>
+            <w:shd w:val="clear" w:color="auto" w:fill="FFFFFF"/>
+            <w:noWrap w:val="0"/>
+            <w:tcMar>
+              <w:top w:w="120" w:type="dxa"/>
+              <w:left w:w="192" w:type="dxa"/>
+              <w:bottom w:w="120" w:type="dxa"/>
+              <w:right w:w="192" w:type="dxa"/>
+            </w:tcMar>
+            <w:vAlign w:val="center"/>
+          </w:tcPr>
+          <w:p>
+            <w:pPr>
+              <w:keepNext w:val="0"/>
+              <w:keepLines w:val="0"/>
+              <w:widowControl/>
+              <w:suppressLineNumbers w:val="0"/>
+              <w:snapToGrid w:val="0"/>
+              <w:spacing w:line="240" w:lineRule="auto"/>
+              <w:ind w:left="0" w:leftChars="0" w:right="0" w:rightChars="0" w:firstLine="0" w:firstLineChars="0"/>
+              <w:jc w:val="right"/>
+              <w:rPr>
+                <w:rFonts w:hint="default" w:ascii="Segoe UI" w:hAnsi="Segoe UI" w:eastAsia="Segoe UI" w:cs="Segoe UI"/>
+                <w:i w:val="0"/>
+                <w:iCs w:val="0"/>
+                <w:caps w:val="0"/>
+                <w:color w:val="0F1115"/>
+                <w:spacing w:val="0"/>
+                <w:sz w:val="18"/>
+                <w:szCs w:val="18"/>
+              </w:rPr>
+            </w:pPr>
+            <w:r>
+              <w:rPr>
+                <w:rFonts w:hint="default" w:ascii="Segoe UI" w:hAnsi="Segoe UI" w:eastAsia="Segoe UI" w:cs="Segoe UI"/>
+                <w:i w:val="0"/>
+                <w:iCs w:val="0"/>
+                <w:caps w:val="0"/>
+                <w:snapToGrid w:val="0"/>
+                <w:color w:val="000000"/>
+                <w:spacing w:val="0"/>
+                <w:kern w:val="0"/>
+                <w:sz w:val="18"/>
+                <w:szCs w:val="18"/>
+                <w:lang w:val="en-US" w:eastAsia="zh-CN" w:bidi="ar"/>
+              </w:rPr>
+              <w:t>16</w:t>
+            </w:r>
+          </w:p>
+        </w:tc>
+        <w:tc>
+          <w:tcPr>
+            <w:tcW w:w="4500" w:type="dxa"/>
+            <w:tcBorders>
+              <w:top w:val="single" w:color="auto" w:sz="4" w:space="0"/>
+              <w:left w:val="single" w:color="auto" w:sz="4" w:space="0"/>
+              <w:bottom w:val="nil"/>
+              <w:right w:val="single" w:color="auto" w:sz="12" w:space="0"/>
+            </w:tcBorders>
+            <w:shd w:val="clear" w:color="auto" w:fill="FFFFFF"/>
+            <w:noWrap w:val="0"/>
+            <w:tcMar>
+              <w:top w:w="120" w:type="dxa"/>
+              <w:left w:w="192" w:type="dxa"/>
+              <w:bottom w:w="120" w:type="dxa"/>
+              <w:right w:w="-1" w:type="dxa"/>
+            </w:tcMar>
+            <w:vAlign w:val="center"/>
+          </w:tcPr>
+          <w:p>
+            <w:pPr>
+              <w:keepNext w:val="0"/>
+              <w:keepLines w:val="0"/>
+              <w:widowControl/>
+              <w:suppressLineNumbers w:val="0"/>
+              <w:snapToGrid w:val="0"/>
+              <w:spacing w:line="240" w:lineRule="auto"/>
+              <w:ind w:left="0" w:leftChars="0" w:right="0" w:rightChars="0" w:firstLine="0" w:firstLineChars="0"/>
+              <w:jc w:val="right"/>
+              <w:rPr>
+                <w:rFonts w:hint="default" w:ascii="Segoe UI" w:hAnsi="Segoe UI" w:eastAsia="Segoe UI" w:cs="Segoe UI"/>
+                <w:i w:val="0"/>
+                <w:iCs w:val="0"/>
+                <w:caps w:val="0"/>
+                <w:color w:val="0F1115"/>
+                <w:spacing w:val="0"/>
+                <w:sz w:val="18"/>
+                <w:szCs w:val="18"/>
+              </w:rPr>
+            </w:pPr>
+            <w:r>
+              <w:rPr>
+                <w:rFonts w:hint="default" w:ascii="Segoe UI" w:hAnsi="Segoe UI" w:eastAsia="Segoe UI" w:cs="Segoe UI"/>
+                <w:i w:val="0"/>
+                <w:iCs w:val="0"/>
+                <w:caps w:val="0"/>
+                <w:snapToGrid w:val="0"/>
+                <w:color w:val="000000"/>
+                <w:spacing w:val="0"/>
+                <w:kern w:val="0"/>
+                <w:sz w:val="18"/>
+                <w:szCs w:val="18"/>
+                <w:lang w:val="en-US" w:eastAsia="zh-CN" w:bidi="ar"/>
+              </w:rPr>
+              <w:t>5分钟内启动，符合要求</w:t>
+            </w:r>
+          </w:p>
+        </w:tc>
+      </w:tr>
+      <w:tr>
+        <w:tblPrEx>
+          <w:tblBorders>
+            <w:top w:val="none" w:color="auto" w:sz="0" w:space="0"/>
+            <w:left w:val="none" w:color="auto" w:sz="0" w:space="0"/>
+            <w:bottom w:val="none" w:color="auto" w:sz="0" w:space="0"/>
+            <w:right w:val="none" w:color="auto" w:sz="0" w:space="0"/>
+            <w:insideH w:val="none" w:color="auto" w:sz="0" w:space="0"/>
+            <w:insideV w:val="none" w:color="auto" w:sz="0" w:space="0"/>
+          </w:tblBorders>
+          <w:tblCellMar>
+            <w:top w:w="15" w:type="dxa"/>
+            <w:left w:w="15" w:type="dxa"/>
+            <w:bottom w:w="15" w:type="dxa"/>
+            <w:right w:w="15" w:type="dxa"/>
+          </w:tblCellMar>
+        </w:tblPrEx>
+        <w:trPr>
+          <w:trHeight w:val="0" w:hRule="atLeast"/>
+          <w:jc w:val="center"/>
+        </w:trPr>
+        <w:tc>
+          <w:tcPr>
+            <w:tcW w:w="0" w:type="auto"/>
+            <w:tcBorders>
+              <w:top w:val="single" w:color="auto" w:sz="4" w:space="0"/>
+              <w:left w:val="single" w:color="auto" w:sz="12" w:space="0"/>
+              <w:bottom w:val="nil"/>
+              <w:right w:val="nil"/>
+            </w:tcBorders>
+            <w:shd w:val="clear" w:color="auto" w:fill="FFFFFF"/>
+            <w:noWrap w:val="0"/>
+            <w:tcMar>
+              <w:top w:w="120" w:type="dxa"/>
+              <w:left w:w="-1" w:type="dxa"/>
+              <w:bottom w:w="120" w:type="dxa"/>
+              <w:right w:w="192" w:type="dxa"/>
+            </w:tcMar>
+            <w:vAlign w:val="center"/>
+          </w:tcPr>
+          <w:p>
+            <w:pPr>
+              <w:keepNext w:val="0"/>
+              <w:keepLines w:val="0"/>
+              <w:widowControl/>
+              <w:suppressLineNumbers w:val="0"/>
+              <w:snapToGrid w:val="0"/>
+              <w:spacing w:line="240" w:lineRule="auto"/>
+              <w:ind w:left="0" w:leftChars="0" w:right="0" w:rightChars="0" w:firstLine="0" w:firstLineChars="0"/>
+              <w:jc w:val="center"/>
+              <w:rPr>
+                <w:rFonts w:hint="default" w:ascii="Segoe UI" w:hAnsi="Segoe UI" w:eastAsia="Segoe UI" w:cs="Segoe UI"/>
+                <w:i w:val="0"/>
+                <w:iCs w:val="0"/>
+                <w:caps w:val="0"/>
+                <w:color w:val="0F1115"/>
+                <w:spacing w:val="0"/>
+                <w:sz w:val="18"/>
+                <w:szCs w:val="18"/>
+              </w:rPr>
+            </w:pPr>
+            <w:r>
+              <w:rPr>
+                <w:rFonts w:hint="default" w:ascii="Segoe UI" w:hAnsi="Segoe UI" w:eastAsia="Segoe UI" w:cs="Segoe UI"/>
+                <w:i w:val="0"/>
+                <w:iCs w:val="0"/>
+                <w:caps w:val="0"/>
+                <w:snapToGrid w:val="0"/>
+                <w:color w:val="000000"/>
+                <w:spacing w:val="0"/>
+                <w:kern w:val="0"/>
+                <w:sz w:val="18"/>
+                <w:szCs w:val="18"/>
+                <w:lang w:val="en-US" w:eastAsia="zh-CN" w:bidi="ar"/>
+              </w:rPr>
+              <w:t>现场指挥有序性</w:t>
+            </w:r>
+          </w:p>
+        </w:tc>
+        <w:tc>
+          <w:tcPr>
+            <w:tcW w:w="0" w:type="auto"/>
+            <w:tcBorders>
+              <w:top w:val="single" w:color="auto" w:sz="4" w:space="0"/>
+              <w:left w:val="single" w:color="auto" w:sz="4" w:space="0"/>
+              <w:bottom w:val="nil"/>
+              <w:right w:val="nil"/>
+            </w:tcBorders>
+            <w:shd w:val="clear" w:color="auto" w:fill="FFFFFF"/>
+            <w:noWrap w:val="0"/>
+            <w:tcMar>
+              <w:top w:w="120" w:type="dxa"/>
+              <w:left w:w="192" w:type="dxa"/>
+              <w:bottom w:w="120" w:type="dxa"/>
+              <w:right w:w="192" w:type="dxa"/>
+            </w:tcMar>
+            <w:vAlign w:val="center"/>
+          </w:tcPr>
+          <w:p>
+            <w:pPr>
+              <w:keepNext w:val="0"/>
+              <w:keepLines w:val="0"/>
+              <w:widowControl/>
+              <w:suppressLineNumbers w:val="0"/>
+              <w:snapToGrid w:val="0"/>
+              <w:spacing w:line="240" w:lineRule="auto"/>
+              <w:ind w:left="0" w:leftChars="0" w:right="0" w:rightChars="0" w:firstLine="0" w:firstLineChars="0"/>
+              <w:jc w:val="center"/>
+              <w:rPr>
+                <w:rFonts w:hint="default" w:ascii="Segoe UI" w:hAnsi="Segoe UI" w:eastAsia="Segoe UI" w:cs="Segoe UI"/>
+                <w:i w:val="0"/>
+                <w:iCs w:val="0"/>
+                <w:caps w:val="0"/>
+                <w:color w:val="0F1115"/>
+                <w:spacing w:val="0"/>
+                <w:sz w:val="18"/>
+                <w:szCs w:val="18"/>
+              </w:rPr>
+            </w:pPr>
+            <w:r>
+              <w:rPr>
+                <w:rFonts w:hint="default" w:ascii="Segoe UI" w:hAnsi="Segoe UI" w:eastAsia="Segoe UI" w:cs="Segoe UI"/>
+                <w:i w:val="0"/>
+                <w:iCs w:val="0"/>
+                <w:caps w:val="0"/>
+                <w:snapToGrid w:val="0"/>
+                <w:color w:val="000000"/>
+                <w:spacing w:val="0"/>
+                <w:kern w:val="0"/>
+                <w:sz w:val="18"/>
+                <w:szCs w:val="18"/>
+                <w:lang w:val="en-US" w:eastAsia="zh-CN" w:bidi="ar"/>
+              </w:rPr>
+              <w:t>20%</w:t>
+            </w:r>
+          </w:p>
+        </w:tc>
+        <w:tc>
+          <w:tcPr>
+            <w:tcW w:w="0" w:type="auto"/>
+            <w:tcBorders>
+              <w:top w:val="single" w:color="auto" w:sz="4" w:space="0"/>
+              <w:left w:val="single" w:color="auto" w:sz="4" w:space="0"/>
+              <w:bottom w:val="nil"/>
+              <w:right w:val="nil"/>
+            </w:tcBorders>
+            <w:shd w:val="clear" w:color="auto" w:fill="FFFFFF"/>
+            <w:noWrap w:val="0"/>
+            <w:tcMar>
+              <w:top w:w="120" w:type="dxa"/>
+              <w:left w:w="192" w:type="dxa"/>
+              <w:bottom w:w="120" w:type="dxa"/>
+              <w:right w:w="192" w:type="dxa"/>
+            </w:tcMar>
+            <w:vAlign w:val="center"/>
+          </w:tcPr>
+          <w:p>
+            <w:pPr>
+              <w:keepNext w:val="0"/>
+              <w:keepLines w:val="0"/>
+              <w:widowControl/>
+              <w:suppressLineNumbers w:val="0"/>
+              <w:snapToGrid w:val="0"/>
+              <w:spacing w:line="240" w:lineRule="auto"/>
+              <w:ind w:left="0" w:leftChars="0" w:right="0" w:rightChars="0" w:firstLine="0" w:firstLineChars="0"/>
+              <w:jc w:val="right"/>
+              <w:rPr>
+                <w:rFonts w:hint="default" w:ascii="Segoe UI" w:hAnsi="Segoe UI" w:eastAsia="Segoe UI" w:cs="Segoe UI"/>
+                <w:i w:val="0"/>
+                <w:iCs w:val="0"/>
+                <w:caps w:val="0"/>
+                <w:color w:val="0F1115"/>
+                <w:spacing w:val="0"/>
+                <w:sz w:val="18"/>
+                <w:szCs w:val="18"/>
+              </w:rPr>
+            </w:pPr>
+            <w:r>
+              <w:rPr>
+                <w:rFonts w:hint="default" w:ascii="Segoe UI" w:hAnsi="Segoe UI" w:eastAsia="Segoe UI" w:cs="Segoe UI"/>
+                <w:i w:val="0"/>
+                <w:iCs w:val="0"/>
+                <w:caps w:val="0"/>
+                <w:snapToGrid w:val="0"/>
+                <w:color w:val="000000"/>
+                <w:spacing w:val="0"/>
+                <w:kern w:val="0"/>
+                <w:sz w:val="18"/>
+                <w:szCs w:val="18"/>
+                <w:lang w:val="en-US" w:eastAsia="zh-CN" w:bidi="ar"/>
+              </w:rPr>
+              <w:t>15</w:t>
+            </w:r>
+          </w:p>
+        </w:tc>
+        <w:tc>
+          <w:tcPr>
+            <w:tcW w:w="4500" w:type="dxa"/>
+            <w:tcBorders>
+              <w:top w:val="single" w:color="auto" w:sz="4" w:space="0"/>
+              <w:left w:val="single" w:color="auto" w:sz="4" w:space="0"/>
+              <w:bottom w:val="nil"/>
+              <w:right w:val="single" w:color="auto" w:sz="12" w:space="0"/>
+            </w:tcBorders>
+            <w:shd w:val="clear" w:color="auto" w:fill="FFFFFF"/>
+            <w:noWrap w:val="0"/>
+            <w:tcMar>
+              <w:top w:w="120" w:type="dxa"/>
+              <w:left w:w="192" w:type="dxa"/>
+              <w:bottom w:w="120" w:type="dxa"/>
+              <w:right w:w="-1" w:type="dxa"/>
+            </w:tcMar>
+            <w:vAlign w:val="center"/>
+          </w:tcPr>
+          <w:p>
+            <w:pPr>
+              <w:keepNext w:val="0"/>
+              <w:keepLines w:val="0"/>
+              <w:widowControl/>
+              <w:suppressLineNumbers w:val="0"/>
+              <w:snapToGrid w:val="0"/>
+              <w:spacing w:line="240" w:lineRule="auto"/>
+              <w:ind w:left="0" w:leftChars="0" w:right="0" w:rightChars="0" w:firstLine="0" w:firstLineChars="0"/>
+              <w:jc w:val="right"/>
+              <w:rPr>
+                <w:rFonts w:hint="default" w:ascii="Segoe UI" w:hAnsi="Segoe UI" w:eastAsia="Segoe UI" w:cs="Segoe UI"/>
+                <w:i w:val="0"/>
+                <w:iCs w:val="0"/>
+                <w:caps w:val="0"/>
+                <w:color w:val="0F1115"/>
+                <w:spacing w:val="0"/>
+                <w:sz w:val="18"/>
+                <w:szCs w:val="18"/>
+              </w:rPr>
+            </w:pPr>
+            <w:r>
+              <w:rPr>
+                <w:rFonts w:hint="default" w:ascii="Segoe UI" w:hAnsi="Segoe UI" w:eastAsia="Segoe UI" w:cs="Segoe UI"/>
+                <w:i w:val="0"/>
+                <w:iCs w:val="0"/>
+                <w:caps w:val="0"/>
+                <w:snapToGrid w:val="0"/>
+                <w:color w:val="000000"/>
+                <w:spacing w:val="0"/>
+                <w:kern w:val="0"/>
+                <w:sz w:val="18"/>
+                <w:szCs w:val="18"/>
+                <w:lang w:val="en-US" w:eastAsia="zh-CN" w:bidi="ar"/>
+              </w:rPr>
+              <w:t>指令清晰，分组明确</w:t>
+            </w:r>
+          </w:p>
+        </w:tc>
+      </w:tr>
+      <w:tr>
+        <w:tblPrEx>
+          <w:tblBorders>
+            <w:top w:val="none" w:color="auto" w:sz="0" w:space="0"/>
+            <w:left w:val="none" w:color="auto" w:sz="0" w:space="0"/>
+            <w:bottom w:val="none" w:color="auto" w:sz="0" w:space="0"/>
+            <w:right w:val="none" w:color="auto" w:sz="0" w:space="0"/>
+            <w:insideH w:val="none" w:color="auto" w:sz="0" w:space="0"/>
+            <w:insideV w:val="none" w:color="auto" w:sz="0" w:space="0"/>
+          </w:tblBorders>
+          <w:tblCellMar>
+            <w:top w:w="15" w:type="dxa"/>
+            <w:left w:w="15" w:type="dxa"/>
+            <w:bottom w:w="15" w:type="dxa"/>
+            <w:right w:w="15" w:type="dxa"/>
+          </w:tblCellMar>
+        </w:tblPrEx>
+        <w:trPr>
+          <w:trHeight w:val="0" w:hRule="atLeast"/>
+          <w:jc w:val="center"/>
+        </w:trPr>
+        <w:tc>
+          <w:tcPr>
+            <w:tcW w:w="0" w:type="auto"/>
+            <w:tcBorders>
+              <w:top w:val="single" w:color="auto" w:sz="4" w:space="0"/>
+              <w:left w:val="single" w:color="auto" w:sz="12" w:space="0"/>
+              <w:bottom w:val="nil"/>
+              <w:right w:val="nil"/>
+            </w:tcBorders>
+            <w:shd w:val="clear" w:color="auto" w:fill="FFFFFF"/>
+            <w:noWrap w:val="0"/>
+            <w:tcMar>
+              <w:top w:w="120" w:type="dxa"/>
+              <w:left w:w="-1" w:type="dxa"/>
+              <w:bottom w:w="120" w:type="dxa"/>
+              <w:right w:w="192" w:type="dxa"/>
+            </w:tcMar>
+            <w:vAlign w:val="center"/>
+          </w:tcPr>
+          <w:p>
+            <w:pPr>
+              <w:keepNext w:val="0"/>
+              <w:keepLines w:val="0"/>
+              <w:widowControl/>
+              <w:suppressLineNumbers w:val="0"/>
+              <w:snapToGrid w:val="0"/>
+              <w:spacing w:line="240" w:lineRule="auto"/>
+              <w:ind w:left="0" w:leftChars="0" w:right="0" w:rightChars="0" w:firstLine="0" w:firstLineChars="0"/>
+              <w:jc w:val="center"/>
+              <w:rPr>
+                <w:rFonts w:hint="default" w:ascii="Segoe UI" w:hAnsi="Segoe UI" w:eastAsia="Segoe UI" w:cs="Segoe UI"/>
+                <w:i w:val="0"/>
+                <w:iCs w:val="0"/>
+                <w:caps w:val="0"/>
+                <w:color w:val="0F1115"/>
+                <w:spacing w:val="0"/>
+                <w:sz w:val="18"/>
+                <w:szCs w:val="18"/>
+              </w:rPr>
+            </w:pPr>
+            <w:r>
+              <w:rPr>
+                <w:rFonts w:hint="default" w:ascii="Segoe UI" w:hAnsi="Segoe UI" w:eastAsia="Segoe UI" w:cs="Segoe UI"/>
+                <w:i w:val="0"/>
+                <w:iCs w:val="0"/>
+                <w:caps w:val="0"/>
+                <w:snapToGrid w:val="0"/>
+                <w:color w:val="000000"/>
+                <w:spacing w:val="0"/>
+                <w:kern w:val="0"/>
+                <w:sz w:val="18"/>
+                <w:szCs w:val="18"/>
+                <w:lang w:val="en-US" w:eastAsia="zh-CN" w:bidi="ar"/>
+              </w:rPr>
+              <w:t>处置措施规范性</w:t>
+            </w:r>
+          </w:p>
+        </w:tc>
+        <w:tc>
+          <w:tcPr>
+            <w:tcW w:w="0" w:type="auto"/>
+            <w:tcBorders>
+              <w:top w:val="single" w:color="auto" w:sz="4" w:space="0"/>
+              <w:left w:val="single" w:color="auto" w:sz="4" w:space="0"/>
+              <w:bottom w:val="nil"/>
+              <w:right w:val="nil"/>
+            </w:tcBorders>
+            <w:shd w:val="clear" w:color="auto" w:fill="FFFFFF"/>
+            <w:noWrap w:val="0"/>
+            <w:tcMar>
+              <w:top w:w="120" w:type="dxa"/>
+              <w:left w:w="192" w:type="dxa"/>
+              <w:bottom w:w="120" w:type="dxa"/>
+              <w:right w:w="192" w:type="dxa"/>
+            </w:tcMar>
+            <w:vAlign w:val="center"/>
+          </w:tcPr>
+          <w:p>
+            <w:pPr>
+              <w:keepNext w:val="0"/>
+              <w:keepLines w:val="0"/>
+              <w:widowControl/>
+              <w:suppressLineNumbers w:val="0"/>
+              <w:snapToGrid w:val="0"/>
+              <w:spacing w:line="240" w:lineRule="auto"/>
+              <w:ind w:left="0" w:leftChars="0" w:right="0" w:rightChars="0" w:firstLine="0" w:firstLineChars="0"/>
+              <w:jc w:val="center"/>
+              <w:rPr>
+                <w:rFonts w:hint="default" w:ascii="Segoe UI" w:hAnsi="Segoe UI" w:eastAsia="Segoe UI" w:cs="Segoe UI"/>
+                <w:i w:val="0"/>
+                <w:iCs w:val="0"/>
+                <w:caps w:val="0"/>
+                <w:color w:val="0F1115"/>
+                <w:spacing w:val="0"/>
+                <w:sz w:val="18"/>
+                <w:szCs w:val="18"/>
+              </w:rPr>
+            </w:pPr>
+            <w:r>
+              <w:rPr>
+                <w:rFonts w:hint="default" w:ascii="Segoe UI" w:hAnsi="Segoe UI" w:eastAsia="Segoe UI" w:cs="Segoe UI"/>
+                <w:i w:val="0"/>
+                <w:iCs w:val="0"/>
+                <w:caps w:val="0"/>
+                <w:snapToGrid w:val="0"/>
+                <w:color w:val="000000"/>
+                <w:spacing w:val="0"/>
+                <w:kern w:val="0"/>
+                <w:sz w:val="18"/>
+                <w:szCs w:val="18"/>
+                <w:lang w:val="en-US" w:eastAsia="zh-CN" w:bidi="ar"/>
+              </w:rPr>
+              <w:t>25%</w:t>
+            </w:r>
+          </w:p>
+        </w:tc>
+        <w:tc>
+          <w:tcPr>
+            <w:tcW w:w="0" w:type="auto"/>
+            <w:tcBorders>
+              <w:top w:val="single" w:color="auto" w:sz="4" w:space="0"/>
+              <w:left w:val="single" w:color="auto" w:sz="4" w:space="0"/>
+              <w:bottom w:val="nil"/>
+              <w:right w:val="nil"/>
+            </w:tcBorders>
+            <w:shd w:val="clear" w:color="auto" w:fill="FFFFFF"/>
+            <w:noWrap w:val="0"/>
+            <w:tcMar>
+              <w:top w:w="120" w:type="dxa"/>
+              <w:left w:w="192" w:type="dxa"/>
+              <w:bottom w:w="120" w:type="dxa"/>
+              <w:right w:w="192" w:type="dxa"/>
+            </w:tcMar>
+            <w:vAlign w:val="center"/>
+          </w:tcPr>
+          <w:p>
+            <w:pPr>
+              <w:keepNext w:val="0"/>
+              <w:keepLines w:val="0"/>
+              <w:widowControl/>
+              <w:suppressLineNumbers w:val="0"/>
+              <w:snapToGrid w:val="0"/>
+              <w:spacing w:line="240" w:lineRule="auto"/>
+              <w:ind w:left="0" w:leftChars="0" w:right="0" w:rightChars="0" w:firstLine="0" w:firstLineChars="0"/>
+              <w:jc w:val="right"/>
+              <w:rPr>
+                <w:rFonts w:hint="default" w:ascii="Segoe UI" w:hAnsi="Segoe UI" w:eastAsia="Segoe UI" w:cs="Segoe UI"/>
+                <w:i w:val="0"/>
+                <w:iCs w:val="0"/>
+                <w:caps w:val="0"/>
+                <w:color w:val="0F1115"/>
+                <w:spacing w:val="0"/>
+                <w:sz w:val="18"/>
+                <w:szCs w:val="18"/>
+              </w:rPr>
+            </w:pPr>
+            <w:r>
+              <w:rPr>
+                <w:rFonts w:hint="default" w:ascii="Segoe UI" w:hAnsi="Segoe UI" w:eastAsia="Segoe UI" w:cs="Segoe UI"/>
+                <w:i w:val="0"/>
+                <w:iCs w:val="0"/>
+                <w:caps w:val="0"/>
+                <w:snapToGrid w:val="0"/>
+                <w:color w:val="000000"/>
+                <w:spacing w:val="0"/>
+                <w:kern w:val="0"/>
+                <w:sz w:val="18"/>
+                <w:szCs w:val="18"/>
+                <w:lang w:val="en-US" w:eastAsia="zh-CN" w:bidi="ar"/>
+              </w:rPr>
+              <w:t>20</w:t>
+            </w:r>
+          </w:p>
+        </w:tc>
+        <w:tc>
+          <w:tcPr>
+            <w:tcW w:w="4500" w:type="dxa"/>
+            <w:tcBorders>
+              <w:top w:val="single" w:color="auto" w:sz="4" w:space="0"/>
+              <w:left w:val="single" w:color="auto" w:sz="4" w:space="0"/>
+              <w:bottom w:val="nil"/>
+              <w:right w:val="single" w:color="auto" w:sz="12" w:space="0"/>
+            </w:tcBorders>
+            <w:shd w:val="clear" w:color="auto" w:fill="FFFFFF"/>
+            <w:noWrap w:val="0"/>
+            <w:tcMar>
+              <w:top w:w="120" w:type="dxa"/>
+              <w:left w:w="192" w:type="dxa"/>
+              <w:bottom w:w="120" w:type="dxa"/>
+              <w:right w:w="-1" w:type="dxa"/>
+            </w:tcMar>
+            <w:vAlign w:val="center"/>
+          </w:tcPr>
+          <w:p>
+            <w:pPr>
+              <w:keepNext w:val="0"/>
+              <w:keepLines w:val="0"/>
+              <w:widowControl/>
+              <w:suppressLineNumbers w:val="0"/>
+              <w:snapToGrid w:val="0"/>
+              <w:spacing w:line="240" w:lineRule="auto"/>
+              <w:ind w:left="0" w:leftChars="0" w:right="0" w:rightChars="0" w:firstLine="0" w:firstLineChars="0"/>
+              <w:jc w:val="right"/>
+              <w:rPr>
+                <w:rFonts w:hint="default" w:ascii="Segoe UI" w:hAnsi="Segoe UI" w:eastAsia="Segoe UI" w:cs="Segoe UI"/>
+                <w:i w:val="0"/>
+                <w:iCs w:val="0"/>
+                <w:caps w:val="0"/>
+                <w:color w:val="0F1115"/>
+                <w:spacing w:val="0"/>
+                <w:sz w:val="18"/>
+                <w:szCs w:val="18"/>
+              </w:rPr>
+            </w:pPr>
+            <w:r>
+              <w:rPr>
+                <w:rFonts w:hint="default" w:ascii="Segoe UI" w:hAnsi="Segoe UI" w:eastAsia="Segoe UI" w:cs="Segoe UI"/>
+                <w:i w:val="0"/>
+                <w:iCs w:val="0"/>
+                <w:caps w:val="0"/>
+                <w:snapToGrid w:val="0"/>
+                <w:color w:val="000000"/>
+                <w:spacing w:val="0"/>
+                <w:kern w:val="0"/>
+                <w:sz w:val="18"/>
+                <w:szCs w:val="18"/>
+                <w:lang w:val="en-US" w:eastAsia="zh-CN" w:bidi="ar"/>
+              </w:rPr>
+              <w:t>基本符合安全规程，个别细节待加强</w:t>
+            </w:r>
+          </w:p>
+        </w:tc>
+      </w:tr>
+      <w:tr>
+        <w:tblPrEx>
+          <w:tblBorders>
+            <w:top w:val="none" w:color="auto" w:sz="0" w:space="0"/>
+            <w:left w:val="none" w:color="auto" w:sz="0" w:space="0"/>
+            <w:bottom w:val="none" w:color="auto" w:sz="0" w:space="0"/>
+            <w:right w:val="none" w:color="auto" w:sz="0" w:space="0"/>
+            <w:insideH w:val="none" w:color="auto" w:sz="0" w:space="0"/>
+            <w:insideV w:val="none" w:color="auto" w:sz="0" w:space="0"/>
+          </w:tblBorders>
+          <w:tblCellMar>
+            <w:top w:w="15" w:type="dxa"/>
+            <w:left w:w="15" w:type="dxa"/>
+            <w:bottom w:w="15" w:type="dxa"/>
+            <w:right w:w="15" w:type="dxa"/>
+          </w:tblCellMar>
+        </w:tblPrEx>
+        <w:trPr>
+          <w:trHeight w:val="0" w:hRule="atLeast"/>
+          <w:jc w:val="center"/>
+        </w:trPr>
+        <w:tc>
+          <w:tcPr>
+            <w:tcW w:w="0" w:type="auto"/>
+            <w:tcBorders>
+              <w:top w:val="single" w:color="auto" w:sz="4" w:space="0"/>
+              <w:left w:val="single" w:color="auto" w:sz="12" w:space="0"/>
+              <w:bottom w:val="nil"/>
+              <w:right w:val="nil"/>
+            </w:tcBorders>
+            <w:shd w:val="clear" w:color="auto" w:fill="FFFFFF"/>
+            <w:noWrap w:val="0"/>
+            <w:tcMar>
+              <w:top w:w="120" w:type="dxa"/>
+              <w:left w:w="-1" w:type="dxa"/>
+              <w:bottom w:w="120" w:type="dxa"/>
+              <w:right w:w="192" w:type="dxa"/>
+            </w:tcMar>
+            <w:vAlign w:val="center"/>
+          </w:tcPr>
+          <w:p>
+            <w:pPr>
+              <w:keepNext w:val="0"/>
+              <w:keepLines w:val="0"/>
+              <w:widowControl/>
+              <w:suppressLineNumbers w:val="0"/>
+              <w:snapToGrid w:val="0"/>
+              <w:spacing w:line="240" w:lineRule="auto"/>
+              <w:ind w:left="0" w:leftChars="0" w:right="0" w:rightChars="0" w:firstLine="0" w:firstLineChars="0"/>
+              <w:jc w:val="center"/>
+              <w:rPr>
+                <w:rFonts w:hint="default" w:ascii="Segoe UI" w:hAnsi="Segoe UI" w:eastAsia="Segoe UI" w:cs="Segoe UI"/>
+                <w:i w:val="0"/>
+                <w:iCs w:val="0"/>
+                <w:caps w:val="0"/>
+                <w:color w:val="0F1115"/>
+                <w:spacing w:val="0"/>
+                <w:sz w:val="18"/>
+                <w:szCs w:val="18"/>
+              </w:rPr>
+            </w:pPr>
+            <w:r>
+              <w:rPr>
+                <w:rFonts w:hint="default" w:ascii="Segoe UI" w:hAnsi="Segoe UI" w:eastAsia="Segoe UI" w:cs="Segoe UI"/>
+                <w:i w:val="0"/>
+                <w:iCs w:val="0"/>
+                <w:caps w:val="0"/>
+                <w:snapToGrid w:val="0"/>
+                <w:color w:val="000000"/>
+                <w:spacing w:val="0"/>
+                <w:kern w:val="0"/>
+                <w:sz w:val="18"/>
+                <w:szCs w:val="18"/>
+                <w:lang w:val="en-US" w:eastAsia="zh-CN" w:bidi="ar"/>
+              </w:rPr>
+              <w:t>信息通报及时性</w:t>
+            </w:r>
+          </w:p>
+        </w:tc>
+        <w:tc>
+          <w:tcPr>
+            <w:tcW w:w="0" w:type="auto"/>
+            <w:tcBorders>
+              <w:top w:val="single" w:color="auto" w:sz="4" w:space="0"/>
+              <w:left w:val="single" w:color="auto" w:sz="4" w:space="0"/>
+              <w:bottom w:val="nil"/>
+              <w:right w:val="nil"/>
+            </w:tcBorders>
+            <w:shd w:val="clear" w:color="auto" w:fill="FFFFFF"/>
+            <w:noWrap w:val="0"/>
+            <w:tcMar>
+              <w:top w:w="120" w:type="dxa"/>
+              <w:left w:w="192" w:type="dxa"/>
+              <w:bottom w:w="120" w:type="dxa"/>
+              <w:right w:w="192" w:type="dxa"/>
+            </w:tcMar>
+            <w:vAlign w:val="center"/>
+          </w:tcPr>
+          <w:p>
+            <w:pPr>
+              <w:keepNext w:val="0"/>
+              <w:keepLines w:val="0"/>
+              <w:widowControl/>
+              <w:suppressLineNumbers w:val="0"/>
+              <w:snapToGrid w:val="0"/>
+              <w:spacing w:line="240" w:lineRule="auto"/>
+              <w:ind w:left="0" w:leftChars="0" w:right="0" w:rightChars="0" w:firstLine="0" w:firstLineChars="0"/>
+              <w:jc w:val="center"/>
+              <w:rPr>
+                <w:rFonts w:hint="default" w:ascii="Segoe UI" w:hAnsi="Segoe UI" w:eastAsia="Segoe UI" w:cs="Segoe UI"/>
+                <w:i w:val="0"/>
+                <w:iCs w:val="0"/>
+                <w:caps w:val="0"/>
+                <w:color w:val="0F1115"/>
+                <w:spacing w:val="0"/>
+                <w:sz w:val="18"/>
+                <w:szCs w:val="18"/>
+              </w:rPr>
+            </w:pPr>
+            <w:r>
+              <w:rPr>
+                <w:rFonts w:hint="default" w:ascii="Segoe UI" w:hAnsi="Segoe UI" w:eastAsia="Segoe UI" w:cs="Segoe UI"/>
+                <w:i w:val="0"/>
+                <w:iCs w:val="0"/>
+                <w:caps w:val="0"/>
+                <w:snapToGrid w:val="0"/>
+                <w:color w:val="000000"/>
+                <w:spacing w:val="0"/>
+                <w:kern w:val="0"/>
+                <w:sz w:val="18"/>
+                <w:szCs w:val="18"/>
+                <w:lang w:val="en-US" w:eastAsia="zh-CN" w:bidi="ar"/>
+              </w:rPr>
+              <w:t>15%</w:t>
+            </w:r>
+          </w:p>
+        </w:tc>
+        <w:tc>
+          <w:tcPr>
+            <w:tcW w:w="0" w:type="auto"/>
+            <w:tcBorders>
+              <w:top w:val="single" w:color="auto" w:sz="4" w:space="0"/>
+              <w:left w:val="single" w:color="auto" w:sz="4" w:space="0"/>
+              <w:bottom w:val="nil"/>
+              <w:right w:val="nil"/>
+            </w:tcBorders>
+            <w:shd w:val="clear" w:color="auto" w:fill="FFFFFF"/>
+            <w:noWrap w:val="0"/>
+            <w:tcMar>
+              <w:top w:w="120" w:type="dxa"/>
+              <w:left w:w="192" w:type="dxa"/>
+              <w:bottom w:w="120" w:type="dxa"/>
+              <w:right w:w="192" w:type="dxa"/>
+            </w:tcMar>
+            <w:vAlign w:val="center"/>
+          </w:tcPr>
+          <w:p>
+            <w:pPr>
+              <w:keepNext w:val="0"/>
+              <w:keepLines w:val="0"/>
+              <w:widowControl/>
+              <w:suppressLineNumbers w:val="0"/>
+              <w:snapToGrid w:val="0"/>
+              <w:spacing w:line="240" w:lineRule="auto"/>
+              <w:ind w:left="0" w:leftChars="0" w:right="0" w:rightChars="0" w:firstLine="0" w:firstLineChars="0"/>
+              <w:jc w:val="right"/>
+              <w:rPr>
+                <w:rFonts w:hint="default" w:ascii="Segoe UI" w:hAnsi="Segoe UI" w:eastAsia="Segoe UI" w:cs="Segoe UI"/>
+                <w:i w:val="0"/>
+                <w:iCs w:val="0"/>
+                <w:caps w:val="0"/>
+                <w:color w:val="0F1115"/>
+                <w:spacing w:val="0"/>
+                <w:sz w:val="18"/>
+                <w:szCs w:val="18"/>
+              </w:rPr>
+            </w:pPr>
+            <w:r>
+              <w:rPr>
+                <w:rFonts w:hint="default" w:ascii="Segoe UI" w:hAnsi="Segoe UI" w:eastAsia="Segoe UI" w:cs="Segoe UI"/>
+                <w:i w:val="0"/>
+                <w:iCs w:val="0"/>
+                <w:caps w:val="0"/>
+                <w:snapToGrid w:val="0"/>
+                <w:color w:val="000000"/>
+                <w:spacing w:val="0"/>
+                <w:kern w:val="0"/>
+                <w:sz w:val="18"/>
+                <w:szCs w:val="18"/>
+                <w:lang w:val="en-US" w:eastAsia="zh-CN" w:bidi="ar"/>
+              </w:rPr>
+              <w:t>10</w:t>
+            </w:r>
+          </w:p>
+        </w:tc>
+        <w:tc>
+          <w:tcPr>
+            <w:tcW w:w="4500" w:type="dxa"/>
+            <w:tcBorders>
+              <w:top w:val="single" w:color="auto" w:sz="4" w:space="0"/>
+              <w:left w:val="single" w:color="auto" w:sz="4" w:space="0"/>
+              <w:bottom w:val="nil"/>
+              <w:right w:val="single" w:color="auto" w:sz="12" w:space="0"/>
+            </w:tcBorders>
+            <w:shd w:val="clear" w:color="auto" w:fill="FFFFFF"/>
+            <w:noWrap w:val="0"/>
+            <w:tcMar>
+              <w:top w:w="120" w:type="dxa"/>
+              <w:left w:w="192" w:type="dxa"/>
+              <w:bottom w:w="120" w:type="dxa"/>
+              <w:right w:w="-1" w:type="dxa"/>
+            </w:tcMar>
+            <w:vAlign w:val="center"/>
+          </w:tcPr>
+          <w:p>
+            <w:pPr>
+              <w:keepNext w:val="0"/>
+              <w:keepLines w:val="0"/>
+              <w:widowControl/>
+              <w:suppressLineNumbers w:val="0"/>
+              <w:snapToGrid w:val="0"/>
+              <w:spacing w:line="240" w:lineRule="auto"/>
+              <w:ind w:left="0" w:leftChars="0" w:right="0" w:rightChars="0" w:firstLine="0" w:firstLineChars="0"/>
+              <w:jc w:val="right"/>
+              <w:rPr>
+                <w:rFonts w:hint="default" w:ascii="Segoe UI" w:hAnsi="Segoe UI" w:eastAsia="Segoe UI" w:cs="Segoe UI"/>
+                <w:i w:val="0"/>
+                <w:iCs w:val="0"/>
+                <w:caps w:val="0"/>
+                <w:color w:val="0F1115"/>
+                <w:spacing w:val="0"/>
+                <w:sz w:val="18"/>
+                <w:szCs w:val="18"/>
+              </w:rPr>
+            </w:pPr>
+            <w:r>
+              <w:rPr>
+                <w:rFonts w:hint="default" w:ascii="Segoe UI" w:hAnsi="Segoe UI" w:eastAsia="Segoe UI" w:cs="Segoe UI"/>
+                <w:i w:val="0"/>
+                <w:iCs w:val="0"/>
+                <w:caps w:val="0"/>
+                <w:snapToGrid w:val="0"/>
+                <w:color w:val="000000"/>
+                <w:spacing w:val="0"/>
+                <w:kern w:val="0"/>
+                <w:sz w:val="18"/>
+                <w:szCs w:val="18"/>
+                <w:lang w:val="en-US" w:eastAsia="zh-CN" w:bidi="ar"/>
+              </w:rPr>
+              <w:t>对外通报延迟，需优化流程</w:t>
             </w:r>
           </w:p>
         </w:tc>
@@ -8267,10 +9213,9 @@
                 <w:kern w:val="0"/>
                 <w:sz w:val="18"/>
                 <w:szCs w:val="18"/>
-                <w:bdr w:val="none" w:color="auto" w:sz="0" w:space="0"/>
-                <w:lang w:val="en-US" w:eastAsia="zh-CN" w:bidi="ar"/>
-              </w:rPr>
-              <w:t>响应启动时效</w:t>
+                <w:lang w:val="en-US" w:eastAsia="zh-CN" w:bidi="ar"/>
+              </w:rPr>
+              <w:t>协同配合效率</w:t>
             </w:r>
           </w:p>
         </w:tc>
@@ -8326,7 +9271,6 @@
                 <w:kern w:val="0"/>
                 <w:sz w:val="18"/>
                 <w:szCs w:val="18"/>
-                <w:bdr w:val="none" w:color="auto" w:sz="0" w:space="0"/>
                 <w:lang w:val="en-US" w:eastAsia="zh-CN" w:bidi="ar"/>
               </w:rPr>
               <w:t>20%</w:t>
@@ -8385,7 +9329,6 @@
                 <w:kern w:val="0"/>
                 <w:sz w:val="18"/>
                 <w:szCs w:val="18"/>
-                <w:bdr w:val="none" w:color="auto" w:sz="0" w:space="0"/>
                 <w:lang w:val="en-US" w:eastAsia="zh-CN" w:bidi="ar"/>
               </w:rPr>
               <w:t>16</w:t>
@@ -8444,10 +9387,9 @@
                 <w:kern w:val="0"/>
                 <w:sz w:val="18"/>
                 <w:szCs w:val="18"/>
-                <w:bdr w:val="none" w:color="auto" w:sz="0" w:space="0"/>
-                <w:lang w:val="en-US" w:eastAsia="zh-CN" w:bidi="ar"/>
-              </w:rPr>
-              <w:t>5分钟内启动，符合要求</w:t>
+                <w:lang w:val="en-US" w:eastAsia="zh-CN" w:bidi="ar"/>
+              </w:rPr>
+              <w:t>各组衔接基本顺畅，存在短暂职责不清</w:t>
             </w:r>
           </w:p>
         </w:tc>
@@ -8462,7 +9404,6 @@
             <w:insideH w:val="none" w:color="auto" w:sz="0" w:space="0"/>
             <w:insideV w:val="none" w:color="auto" w:sz="0" w:space="0"/>
           </w:tblBorders>
-          <w:shd w:val="clear" w:color="auto" w:fill="FFFFFF"/>
           <w:tblCellMar>
             <w:top w:w="15" w:type="dxa"/>
             <w:left w:w="15" w:type="dxa"/>
@@ -8476,1042 +9417,6 @@
         </w:trPr>
         <w:tc>
           <w:tcPr>
-            <w:tcW w:w="0" w:type="auto"/>
-            <w:tcBorders>
-              <w:top w:val="single" w:color="auto" w:sz="4" w:space="0"/>
-              <w:left w:val="single" w:color="auto" w:sz="12" w:space="0"/>
-              <w:bottom w:val="nil"/>
-              <w:right w:val="nil"/>
-            </w:tcBorders>
-            <w:shd w:val="clear" w:color="auto" w:fill="FFFFFF"/>
-            <w:noWrap w:val="0"/>
-            <w:tcMar>
-              <w:top w:w="120" w:type="dxa"/>
-              <w:left w:w="-1" w:type="dxa"/>
-              <w:bottom w:w="120" w:type="dxa"/>
-              <w:right w:w="192" w:type="dxa"/>
-            </w:tcMar>
-            <w:vAlign w:val="center"/>
-          </w:tcPr>
-          <w:p>
-            <w:pPr>
-              <w:keepNext w:val="0"/>
-              <w:keepLines w:val="0"/>
-              <w:widowControl/>
-              <w:suppressLineNumbers w:val="0"/>
-              <w:snapToGrid w:val="0"/>
-              <w:spacing w:line="240" w:lineRule="auto"/>
-              <w:ind w:left="0" w:leftChars="0" w:right="0" w:rightChars="0" w:firstLine="0" w:firstLineChars="0"/>
-              <w:jc w:val="center"/>
-              <w:rPr>
-                <w:rFonts w:hint="default" w:ascii="Segoe UI" w:hAnsi="Segoe UI" w:eastAsia="Segoe UI" w:cs="Segoe UI"/>
-                <w:i w:val="0"/>
-                <w:iCs w:val="0"/>
-                <w:caps w:val="0"/>
-                <w:color w:val="0F1115"/>
-                <w:spacing w:val="0"/>
-                <w:sz w:val="18"/>
-                <w:szCs w:val="18"/>
-              </w:rPr>
-            </w:pPr>
-            <w:r>
-              <w:rPr>
-                <w:rFonts w:hint="default" w:ascii="Segoe UI" w:hAnsi="Segoe UI" w:eastAsia="Segoe UI" w:cs="Segoe UI"/>
-                <w:i w:val="0"/>
-                <w:iCs w:val="0"/>
-                <w:caps w:val="0"/>
-                <w:snapToGrid w:val="0"/>
-                <w:color w:val="000000"/>
-                <w:spacing w:val="0"/>
-                <w:kern w:val="0"/>
-                <w:sz w:val="18"/>
-                <w:szCs w:val="18"/>
-                <w:bdr w:val="none" w:color="auto" w:sz="0" w:space="0"/>
-                <w:lang w:val="en-US" w:eastAsia="zh-CN" w:bidi="ar"/>
-              </w:rPr>
-              <w:t>现场指挥有序性</w:t>
-            </w:r>
-          </w:p>
-        </w:tc>
-        <w:tc>
-          <w:tcPr>
-            <w:tcW w:w="0" w:type="auto"/>
-            <w:tcBorders>
-              <w:top w:val="single" w:color="auto" w:sz="4" w:space="0"/>
-              <w:left w:val="single" w:color="auto" w:sz="4" w:space="0"/>
-              <w:bottom w:val="nil"/>
-              <w:right w:val="nil"/>
-            </w:tcBorders>
-            <w:shd w:val="clear" w:color="auto" w:fill="FFFFFF"/>
-            <w:noWrap w:val="0"/>
-            <w:tcMar>
-              <w:top w:w="120" w:type="dxa"/>
-              <w:left w:w="192" w:type="dxa"/>
-              <w:bottom w:w="120" w:type="dxa"/>
-              <w:right w:w="192" w:type="dxa"/>
-            </w:tcMar>
-            <w:vAlign w:val="center"/>
-          </w:tcPr>
-          <w:p>
-            <w:pPr>
-              <w:keepNext w:val="0"/>
-              <w:keepLines w:val="0"/>
-              <w:widowControl/>
-              <w:suppressLineNumbers w:val="0"/>
-              <w:snapToGrid w:val="0"/>
-              <w:spacing w:line="240" w:lineRule="auto"/>
-              <w:ind w:left="0" w:leftChars="0" w:right="0" w:rightChars="0" w:firstLine="0" w:firstLineChars="0"/>
-              <w:jc w:val="center"/>
-              <w:rPr>
-                <w:rFonts w:hint="default" w:ascii="Segoe UI" w:hAnsi="Segoe UI" w:eastAsia="Segoe UI" w:cs="Segoe UI"/>
-                <w:i w:val="0"/>
-                <w:iCs w:val="0"/>
-                <w:caps w:val="0"/>
-                <w:color w:val="0F1115"/>
-                <w:spacing w:val="0"/>
-                <w:sz w:val="18"/>
-                <w:szCs w:val="18"/>
-              </w:rPr>
-            </w:pPr>
-            <w:r>
-              <w:rPr>
-                <w:rFonts w:hint="default" w:ascii="Segoe UI" w:hAnsi="Segoe UI" w:eastAsia="Segoe UI" w:cs="Segoe UI"/>
-                <w:i w:val="0"/>
-                <w:iCs w:val="0"/>
-                <w:caps w:val="0"/>
-                <w:snapToGrid w:val="0"/>
-                <w:color w:val="000000"/>
-                <w:spacing w:val="0"/>
-                <w:kern w:val="0"/>
-                <w:sz w:val="18"/>
-                <w:szCs w:val="18"/>
-                <w:bdr w:val="none" w:color="auto" w:sz="0" w:space="0"/>
-                <w:lang w:val="en-US" w:eastAsia="zh-CN" w:bidi="ar"/>
-              </w:rPr>
-              <w:t>20%</w:t>
-            </w:r>
-          </w:p>
-        </w:tc>
-        <w:tc>
-          <w:tcPr>
-            <w:tcW w:w="0" w:type="auto"/>
-            <w:tcBorders>
-              <w:top w:val="single" w:color="auto" w:sz="4" w:space="0"/>
-              <w:left w:val="single" w:color="auto" w:sz="4" w:space="0"/>
-              <w:bottom w:val="nil"/>
-              <w:right w:val="nil"/>
-            </w:tcBorders>
-            <w:shd w:val="clear" w:color="auto" w:fill="FFFFFF"/>
-            <w:noWrap w:val="0"/>
-            <w:tcMar>
-              <w:top w:w="120" w:type="dxa"/>
-              <w:left w:w="192" w:type="dxa"/>
-              <w:bottom w:w="120" w:type="dxa"/>
-              <w:right w:w="192" w:type="dxa"/>
-            </w:tcMar>
-            <w:vAlign w:val="center"/>
-          </w:tcPr>
-          <w:p>
-            <w:pPr>
-              <w:keepNext w:val="0"/>
-              <w:keepLines w:val="0"/>
-              <w:widowControl/>
-              <w:suppressLineNumbers w:val="0"/>
-              <w:snapToGrid w:val="0"/>
-              <w:spacing w:line="240" w:lineRule="auto"/>
-              <w:ind w:left="0" w:leftChars="0" w:right="0" w:rightChars="0" w:firstLine="0" w:firstLineChars="0"/>
-              <w:jc w:val="right"/>
-              <w:rPr>
-                <w:rFonts w:hint="default" w:ascii="Segoe UI" w:hAnsi="Segoe UI" w:eastAsia="Segoe UI" w:cs="Segoe UI"/>
-                <w:i w:val="0"/>
-                <w:iCs w:val="0"/>
-                <w:caps w:val="0"/>
-                <w:color w:val="0F1115"/>
-                <w:spacing w:val="0"/>
-                <w:sz w:val="18"/>
-                <w:szCs w:val="18"/>
-              </w:rPr>
-            </w:pPr>
-            <w:r>
-              <w:rPr>
-                <w:rFonts w:hint="default" w:ascii="Segoe UI" w:hAnsi="Segoe UI" w:eastAsia="Segoe UI" w:cs="Segoe UI"/>
-                <w:i w:val="0"/>
-                <w:iCs w:val="0"/>
-                <w:caps w:val="0"/>
-                <w:snapToGrid w:val="0"/>
-                <w:color w:val="000000"/>
-                <w:spacing w:val="0"/>
-                <w:kern w:val="0"/>
-                <w:sz w:val="18"/>
-                <w:szCs w:val="18"/>
-                <w:bdr w:val="none" w:color="auto" w:sz="0" w:space="0"/>
-                <w:lang w:val="en-US" w:eastAsia="zh-CN" w:bidi="ar"/>
-              </w:rPr>
-              <w:t>15</w:t>
-            </w:r>
-          </w:p>
-        </w:tc>
-        <w:tc>
-          <w:tcPr>
-            <w:tcW w:w="4500" w:type="dxa"/>
-            <w:tcBorders>
-              <w:top w:val="single" w:color="auto" w:sz="4" w:space="0"/>
-              <w:left w:val="single" w:color="auto" w:sz="4" w:space="0"/>
-              <w:bottom w:val="nil"/>
-              <w:right w:val="single" w:color="auto" w:sz="12" w:space="0"/>
-            </w:tcBorders>
-            <w:shd w:val="clear" w:color="auto" w:fill="FFFFFF"/>
-            <w:noWrap w:val="0"/>
-            <w:tcMar>
-              <w:top w:w="120" w:type="dxa"/>
-              <w:left w:w="192" w:type="dxa"/>
-              <w:bottom w:w="120" w:type="dxa"/>
-              <w:right w:w="-1" w:type="dxa"/>
-            </w:tcMar>
-            <w:vAlign w:val="center"/>
-          </w:tcPr>
-          <w:p>
-            <w:pPr>
-              <w:keepNext w:val="0"/>
-              <w:keepLines w:val="0"/>
-              <w:widowControl/>
-              <w:suppressLineNumbers w:val="0"/>
-              <w:snapToGrid w:val="0"/>
-              <w:spacing w:line="240" w:lineRule="auto"/>
-              <w:ind w:left="0" w:leftChars="0" w:right="0" w:rightChars="0" w:firstLine="0" w:firstLineChars="0"/>
-              <w:jc w:val="right"/>
-              <w:rPr>
-                <w:rFonts w:hint="default" w:ascii="Segoe UI" w:hAnsi="Segoe UI" w:eastAsia="Segoe UI" w:cs="Segoe UI"/>
-                <w:i w:val="0"/>
-                <w:iCs w:val="0"/>
-                <w:caps w:val="0"/>
-                <w:color w:val="0F1115"/>
-                <w:spacing w:val="0"/>
-                <w:sz w:val="18"/>
-                <w:szCs w:val="18"/>
-              </w:rPr>
-            </w:pPr>
-            <w:r>
-              <w:rPr>
-                <w:rFonts w:hint="default" w:ascii="Segoe UI" w:hAnsi="Segoe UI" w:eastAsia="Segoe UI" w:cs="Segoe UI"/>
-                <w:i w:val="0"/>
-                <w:iCs w:val="0"/>
-                <w:caps w:val="0"/>
-                <w:snapToGrid w:val="0"/>
-                <w:color w:val="000000"/>
-                <w:spacing w:val="0"/>
-                <w:kern w:val="0"/>
-                <w:sz w:val="18"/>
-                <w:szCs w:val="18"/>
-                <w:bdr w:val="none" w:color="auto" w:sz="0" w:space="0"/>
-                <w:lang w:val="en-US" w:eastAsia="zh-CN" w:bidi="ar"/>
-              </w:rPr>
-              <w:t>指令清晰，分组明确</w:t>
-            </w:r>
-          </w:p>
-        </w:tc>
-      </w:tr>
-      <w:tr>
-        <w:tblPrEx>
-          <w:tblBorders>
-            <w:top w:val="none" w:color="auto" w:sz="0" w:space="0"/>
-            <w:left w:val="none" w:color="auto" w:sz="0" w:space="0"/>
-            <w:bottom w:val="none" w:color="auto" w:sz="0" w:space="0"/>
-            <w:right w:val="none" w:color="auto" w:sz="0" w:space="0"/>
-            <w:insideH w:val="none" w:color="auto" w:sz="0" w:space="0"/>
-            <w:insideV w:val="none" w:color="auto" w:sz="0" w:space="0"/>
-          </w:tblBorders>
-          <w:shd w:val="clear" w:color="auto" w:fill="FFFFFF"/>
-          <w:tblCellMar>
-            <w:top w:w="15" w:type="dxa"/>
-            <w:left w:w="15" w:type="dxa"/>
-            <w:bottom w:w="15" w:type="dxa"/>
-            <w:right w:w="15" w:type="dxa"/>
-          </w:tblCellMar>
-        </w:tblPrEx>
-        <w:trPr>
-          <w:trHeight w:val="0" w:hRule="atLeast"/>
-          <w:jc w:val="center"/>
-        </w:trPr>
-        <w:tc>
-          <w:tcPr>
-            <w:tcW w:w="0" w:type="auto"/>
-            <w:tcBorders>
-              <w:top w:val="single" w:color="auto" w:sz="4" w:space="0"/>
-              <w:left w:val="single" w:color="auto" w:sz="12" w:space="0"/>
-              <w:bottom w:val="nil"/>
-              <w:right w:val="nil"/>
-            </w:tcBorders>
-            <w:shd w:val="clear" w:color="auto" w:fill="FFFFFF"/>
-            <w:noWrap w:val="0"/>
-            <w:tcMar>
-              <w:top w:w="120" w:type="dxa"/>
-              <w:left w:w="-1" w:type="dxa"/>
-              <w:bottom w:w="120" w:type="dxa"/>
-              <w:right w:w="192" w:type="dxa"/>
-            </w:tcMar>
-            <w:vAlign w:val="center"/>
-          </w:tcPr>
-          <w:p>
-            <w:pPr>
-              <w:keepNext w:val="0"/>
-              <w:keepLines w:val="0"/>
-              <w:widowControl/>
-              <w:suppressLineNumbers w:val="0"/>
-              <w:snapToGrid w:val="0"/>
-              <w:spacing w:line="240" w:lineRule="auto"/>
-              <w:ind w:left="0" w:leftChars="0" w:right="0" w:rightChars="0" w:firstLine="0" w:firstLineChars="0"/>
-              <w:jc w:val="center"/>
-              <w:rPr>
-                <w:rFonts w:hint="default" w:ascii="Segoe UI" w:hAnsi="Segoe UI" w:eastAsia="Segoe UI" w:cs="Segoe UI"/>
-                <w:i w:val="0"/>
-                <w:iCs w:val="0"/>
-                <w:caps w:val="0"/>
-                <w:color w:val="0F1115"/>
-                <w:spacing w:val="0"/>
-                <w:sz w:val="18"/>
-                <w:szCs w:val="18"/>
-              </w:rPr>
-            </w:pPr>
-            <w:r>
-              <w:rPr>
-                <w:rFonts w:hint="default" w:ascii="Segoe UI" w:hAnsi="Segoe UI" w:eastAsia="Segoe UI" w:cs="Segoe UI"/>
-                <w:i w:val="0"/>
-                <w:iCs w:val="0"/>
-                <w:caps w:val="0"/>
-                <w:snapToGrid w:val="0"/>
-                <w:color w:val="000000"/>
-                <w:spacing w:val="0"/>
-                <w:kern w:val="0"/>
-                <w:sz w:val="18"/>
-                <w:szCs w:val="18"/>
-                <w:bdr w:val="none" w:color="auto" w:sz="0" w:space="0"/>
-                <w:lang w:val="en-US" w:eastAsia="zh-CN" w:bidi="ar"/>
-              </w:rPr>
-              <w:t>处置措施规范性</w:t>
-            </w:r>
-          </w:p>
-        </w:tc>
-        <w:tc>
-          <w:tcPr>
-            <w:tcW w:w="0" w:type="auto"/>
-            <w:tcBorders>
-              <w:top w:val="single" w:color="auto" w:sz="4" w:space="0"/>
-              <w:left w:val="single" w:color="auto" w:sz="4" w:space="0"/>
-              <w:bottom w:val="nil"/>
-              <w:right w:val="nil"/>
-            </w:tcBorders>
-            <w:shd w:val="clear" w:color="auto" w:fill="FFFFFF"/>
-            <w:noWrap w:val="0"/>
-            <w:tcMar>
-              <w:top w:w="120" w:type="dxa"/>
-              <w:left w:w="192" w:type="dxa"/>
-              <w:bottom w:w="120" w:type="dxa"/>
-              <w:right w:w="192" w:type="dxa"/>
-            </w:tcMar>
-            <w:vAlign w:val="center"/>
-          </w:tcPr>
-          <w:p>
-            <w:pPr>
-              <w:keepNext w:val="0"/>
-              <w:keepLines w:val="0"/>
-              <w:widowControl/>
-              <w:suppressLineNumbers w:val="0"/>
-              <w:snapToGrid w:val="0"/>
-              <w:spacing w:line="240" w:lineRule="auto"/>
-              <w:ind w:left="0" w:leftChars="0" w:right="0" w:rightChars="0" w:firstLine="0" w:firstLineChars="0"/>
-              <w:jc w:val="center"/>
-              <w:rPr>
-                <w:rFonts w:hint="default" w:ascii="Segoe UI" w:hAnsi="Segoe UI" w:eastAsia="Segoe UI" w:cs="Segoe UI"/>
-                <w:i w:val="0"/>
-                <w:iCs w:val="0"/>
-                <w:caps w:val="0"/>
-                <w:color w:val="0F1115"/>
-                <w:spacing w:val="0"/>
-                <w:sz w:val="18"/>
-                <w:szCs w:val="18"/>
-              </w:rPr>
-            </w:pPr>
-            <w:r>
-              <w:rPr>
-                <w:rFonts w:hint="default" w:ascii="Segoe UI" w:hAnsi="Segoe UI" w:eastAsia="Segoe UI" w:cs="Segoe UI"/>
-                <w:i w:val="0"/>
-                <w:iCs w:val="0"/>
-                <w:caps w:val="0"/>
-                <w:snapToGrid w:val="0"/>
-                <w:color w:val="000000"/>
-                <w:spacing w:val="0"/>
-                <w:kern w:val="0"/>
-                <w:sz w:val="18"/>
-                <w:szCs w:val="18"/>
-                <w:bdr w:val="none" w:color="auto" w:sz="0" w:space="0"/>
-                <w:lang w:val="en-US" w:eastAsia="zh-CN" w:bidi="ar"/>
-              </w:rPr>
-              <w:t>25%</w:t>
-            </w:r>
-          </w:p>
-        </w:tc>
-        <w:tc>
-          <w:tcPr>
-            <w:tcW w:w="0" w:type="auto"/>
-            <w:tcBorders>
-              <w:top w:val="single" w:color="auto" w:sz="4" w:space="0"/>
-              <w:left w:val="single" w:color="auto" w:sz="4" w:space="0"/>
-              <w:bottom w:val="nil"/>
-              <w:right w:val="nil"/>
-            </w:tcBorders>
-            <w:shd w:val="clear" w:color="auto" w:fill="FFFFFF"/>
-            <w:noWrap w:val="0"/>
-            <w:tcMar>
-              <w:top w:w="120" w:type="dxa"/>
-              <w:left w:w="192" w:type="dxa"/>
-              <w:bottom w:w="120" w:type="dxa"/>
-              <w:right w:w="192" w:type="dxa"/>
-            </w:tcMar>
-            <w:vAlign w:val="center"/>
-          </w:tcPr>
-          <w:p>
-            <w:pPr>
-              <w:keepNext w:val="0"/>
-              <w:keepLines w:val="0"/>
-              <w:widowControl/>
-              <w:suppressLineNumbers w:val="0"/>
-              <w:snapToGrid w:val="0"/>
-              <w:spacing w:line="240" w:lineRule="auto"/>
-              <w:ind w:left="0" w:leftChars="0" w:right="0" w:rightChars="0" w:firstLine="0" w:firstLineChars="0"/>
-              <w:jc w:val="right"/>
-              <w:rPr>
-                <w:rFonts w:hint="default" w:ascii="Segoe UI" w:hAnsi="Segoe UI" w:eastAsia="Segoe UI" w:cs="Segoe UI"/>
-                <w:i w:val="0"/>
-                <w:iCs w:val="0"/>
-                <w:caps w:val="0"/>
-                <w:color w:val="0F1115"/>
-                <w:spacing w:val="0"/>
-                <w:sz w:val="18"/>
-                <w:szCs w:val="18"/>
-              </w:rPr>
-            </w:pPr>
-            <w:r>
-              <w:rPr>
-                <w:rFonts w:hint="default" w:ascii="Segoe UI" w:hAnsi="Segoe UI" w:eastAsia="Segoe UI" w:cs="Segoe UI"/>
-                <w:i w:val="0"/>
-                <w:iCs w:val="0"/>
-                <w:caps w:val="0"/>
-                <w:snapToGrid w:val="0"/>
-                <w:color w:val="000000"/>
-                <w:spacing w:val="0"/>
-                <w:kern w:val="0"/>
-                <w:sz w:val="18"/>
-                <w:szCs w:val="18"/>
-                <w:bdr w:val="none" w:color="auto" w:sz="0" w:space="0"/>
-                <w:lang w:val="en-US" w:eastAsia="zh-CN" w:bidi="ar"/>
-              </w:rPr>
-              <w:t>20</w:t>
-            </w:r>
-          </w:p>
-        </w:tc>
-        <w:tc>
-          <w:tcPr>
-            <w:tcW w:w="4500" w:type="dxa"/>
-            <w:tcBorders>
-              <w:top w:val="single" w:color="auto" w:sz="4" w:space="0"/>
-              <w:left w:val="single" w:color="auto" w:sz="4" w:space="0"/>
-              <w:bottom w:val="nil"/>
-              <w:right w:val="single" w:color="auto" w:sz="12" w:space="0"/>
-            </w:tcBorders>
-            <w:shd w:val="clear" w:color="auto" w:fill="FFFFFF"/>
-            <w:noWrap w:val="0"/>
-            <w:tcMar>
-              <w:top w:w="120" w:type="dxa"/>
-              <w:left w:w="192" w:type="dxa"/>
-              <w:bottom w:w="120" w:type="dxa"/>
-              <w:right w:w="-1" w:type="dxa"/>
-            </w:tcMar>
-            <w:vAlign w:val="center"/>
-          </w:tcPr>
-          <w:p>
-            <w:pPr>
-              <w:keepNext w:val="0"/>
-              <w:keepLines w:val="0"/>
-              <w:widowControl/>
-              <w:suppressLineNumbers w:val="0"/>
-              <w:snapToGrid w:val="0"/>
-              <w:spacing w:line="240" w:lineRule="auto"/>
-              <w:ind w:left="0" w:leftChars="0" w:right="0" w:rightChars="0" w:firstLine="0" w:firstLineChars="0"/>
-              <w:jc w:val="right"/>
-              <w:rPr>
-                <w:rFonts w:hint="default" w:ascii="Segoe UI" w:hAnsi="Segoe UI" w:eastAsia="Segoe UI" w:cs="Segoe UI"/>
-                <w:i w:val="0"/>
-                <w:iCs w:val="0"/>
-                <w:caps w:val="0"/>
-                <w:color w:val="0F1115"/>
-                <w:spacing w:val="0"/>
-                <w:sz w:val="18"/>
-                <w:szCs w:val="18"/>
-              </w:rPr>
-            </w:pPr>
-            <w:r>
-              <w:rPr>
-                <w:rFonts w:hint="default" w:ascii="Segoe UI" w:hAnsi="Segoe UI" w:eastAsia="Segoe UI" w:cs="Segoe UI"/>
-                <w:i w:val="0"/>
-                <w:iCs w:val="0"/>
-                <w:caps w:val="0"/>
-                <w:snapToGrid w:val="0"/>
-                <w:color w:val="000000"/>
-                <w:spacing w:val="0"/>
-                <w:kern w:val="0"/>
-                <w:sz w:val="18"/>
-                <w:szCs w:val="18"/>
-                <w:bdr w:val="none" w:color="auto" w:sz="0" w:space="0"/>
-                <w:lang w:val="en-US" w:eastAsia="zh-CN" w:bidi="ar"/>
-              </w:rPr>
-              <w:t>基本符合安全规程，个别细节待加强</w:t>
-            </w:r>
-          </w:p>
-        </w:tc>
-      </w:tr>
-      <w:tr>
-        <w:tblPrEx>
-          <w:tblBorders>
-            <w:top w:val="none" w:color="auto" w:sz="0" w:space="0"/>
-            <w:left w:val="none" w:color="auto" w:sz="0" w:space="0"/>
-            <w:bottom w:val="none" w:color="auto" w:sz="0" w:space="0"/>
-            <w:right w:val="none" w:color="auto" w:sz="0" w:space="0"/>
-            <w:insideH w:val="none" w:color="auto" w:sz="0" w:space="0"/>
-            <w:insideV w:val="none" w:color="auto" w:sz="0" w:space="0"/>
-          </w:tblBorders>
-          <w:shd w:val="clear" w:color="auto" w:fill="FFFFFF"/>
-          <w:tblCellMar>
-            <w:top w:w="15" w:type="dxa"/>
-            <w:left w:w="15" w:type="dxa"/>
-            <w:bottom w:w="15" w:type="dxa"/>
-            <w:right w:w="15" w:type="dxa"/>
-          </w:tblCellMar>
-        </w:tblPrEx>
-        <w:trPr>
-          <w:trHeight w:val="0" w:hRule="atLeast"/>
-          <w:jc w:val="center"/>
-        </w:trPr>
-        <w:tc>
-          <w:tcPr>
-            <w:tcW w:w="0" w:type="auto"/>
-            <w:tcBorders>
-              <w:top w:val="single" w:color="auto" w:sz="4" w:space="0"/>
-              <w:left w:val="single" w:color="auto" w:sz="12" w:space="0"/>
-              <w:bottom w:val="nil"/>
-              <w:right w:val="nil"/>
-            </w:tcBorders>
-            <w:shd w:val="clear" w:color="auto" w:fill="FFFFFF"/>
-            <w:noWrap w:val="0"/>
-            <w:tcMar>
-              <w:top w:w="120" w:type="dxa"/>
-              <w:left w:w="-1" w:type="dxa"/>
-              <w:bottom w:w="120" w:type="dxa"/>
-              <w:right w:w="192" w:type="dxa"/>
-            </w:tcMar>
-            <w:vAlign w:val="center"/>
-          </w:tcPr>
-          <w:p>
-            <w:pPr>
-              <w:keepNext w:val="0"/>
-              <w:keepLines w:val="0"/>
-              <w:widowControl/>
-              <w:suppressLineNumbers w:val="0"/>
-              <w:snapToGrid w:val="0"/>
-              <w:spacing w:line="240" w:lineRule="auto"/>
-              <w:ind w:left="0" w:leftChars="0" w:right="0" w:rightChars="0" w:firstLine="0" w:firstLineChars="0"/>
-              <w:jc w:val="center"/>
-              <w:rPr>
-                <w:rFonts w:hint="default" w:ascii="Segoe UI" w:hAnsi="Segoe UI" w:eastAsia="Segoe UI" w:cs="Segoe UI"/>
-                <w:i w:val="0"/>
-                <w:iCs w:val="0"/>
-                <w:caps w:val="0"/>
-                <w:color w:val="0F1115"/>
-                <w:spacing w:val="0"/>
-                <w:sz w:val="18"/>
-                <w:szCs w:val="18"/>
-              </w:rPr>
-            </w:pPr>
-            <w:r>
-              <w:rPr>
-                <w:rFonts w:hint="default" w:ascii="Segoe UI" w:hAnsi="Segoe UI" w:eastAsia="Segoe UI" w:cs="Segoe UI"/>
-                <w:i w:val="0"/>
-                <w:iCs w:val="0"/>
-                <w:caps w:val="0"/>
-                <w:snapToGrid w:val="0"/>
-                <w:color w:val="000000"/>
-                <w:spacing w:val="0"/>
-                <w:kern w:val="0"/>
-                <w:sz w:val="18"/>
-                <w:szCs w:val="18"/>
-                <w:bdr w:val="none" w:color="auto" w:sz="0" w:space="0"/>
-                <w:lang w:val="en-US" w:eastAsia="zh-CN" w:bidi="ar"/>
-              </w:rPr>
-              <w:t>信息通报及时性</w:t>
-            </w:r>
-          </w:p>
-        </w:tc>
-        <w:tc>
-          <w:tcPr>
-            <w:tcW w:w="0" w:type="auto"/>
-            <w:tcBorders>
-              <w:top w:val="single" w:color="auto" w:sz="4" w:space="0"/>
-              <w:left w:val="single" w:color="auto" w:sz="4" w:space="0"/>
-              <w:bottom w:val="nil"/>
-              <w:right w:val="nil"/>
-            </w:tcBorders>
-            <w:shd w:val="clear" w:color="auto" w:fill="FFFFFF"/>
-            <w:noWrap w:val="0"/>
-            <w:tcMar>
-              <w:top w:w="120" w:type="dxa"/>
-              <w:left w:w="192" w:type="dxa"/>
-              <w:bottom w:w="120" w:type="dxa"/>
-              <w:right w:w="192" w:type="dxa"/>
-            </w:tcMar>
-            <w:vAlign w:val="center"/>
-          </w:tcPr>
-          <w:p>
-            <w:pPr>
-              <w:keepNext w:val="0"/>
-              <w:keepLines w:val="0"/>
-              <w:widowControl/>
-              <w:suppressLineNumbers w:val="0"/>
-              <w:snapToGrid w:val="0"/>
-              <w:spacing w:line="240" w:lineRule="auto"/>
-              <w:ind w:left="0" w:leftChars="0" w:right="0" w:rightChars="0" w:firstLine="0" w:firstLineChars="0"/>
-              <w:jc w:val="center"/>
-              <w:rPr>
-                <w:rFonts w:hint="default" w:ascii="Segoe UI" w:hAnsi="Segoe UI" w:eastAsia="Segoe UI" w:cs="Segoe UI"/>
-                <w:i w:val="0"/>
-                <w:iCs w:val="0"/>
-                <w:caps w:val="0"/>
-                <w:color w:val="0F1115"/>
-                <w:spacing w:val="0"/>
-                <w:sz w:val="18"/>
-                <w:szCs w:val="18"/>
-              </w:rPr>
-            </w:pPr>
-            <w:r>
-              <w:rPr>
-                <w:rFonts w:hint="default" w:ascii="Segoe UI" w:hAnsi="Segoe UI" w:eastAsia="Segoe UI" w:cs="Segoe UI"/>
-                <w:i w:val="0"/>
-                <w:iCs w:val="0"/>
-                <w:caps w:val="0"/>
-                <w:snapToGrid w:val="0"/>
-                <w:color w:val="000000"/>
-                <w:spacing w:val="0"/>
-                <w:kern w:val="0"/>
-                <w:sz w:val="18"/>
-                <w:szCs w:val="18"/>
-                <w:bdr w:val="none" w:color="auto" w:sz="0" w:space="0"/>
-                <w:lang w:val="en-US" w:eastAsia="zh-CN" w:bidi="ar"/>
-              </w:rPr>
-              <w:t>15%</w:t>
-            </w:r>
-          </w:p>
-        </w:tc>
-        <w:tc>
-          <w:tcPr>
-            <w:tcW w:w="0" w:type="auto"/>
-            <w:tcBorders>
-              <w:top w:val="single" w:color="auto" w:sz="4" w:space="0"/>
-              <w:left w:val="single" w:color="auto" w:sz="4" w:space="0"/>
-              <w:bottom w:val="nil"/>
-              <w:right w:val="nil"/>
-            </w:tcBorders>
-            <w:shd w:val="clear" w:color="auto" w:fill="FFFFFF"/>
-            <w:noWrap w:val="0"/>
-            <w:tcMar>
-              <w:top w:w="120" w:type="dxa"/>
-              <w:left w:w="192" w:type="dxa"/>
-              <w:bottom w:w="120" w:type="dxa"/>
-              <w:right w:w="192" w:type="dxa"/>
-            </w:tcMar>
-            <w:vAlign w:val="center"/>
-          </w:tcPr>
-          <w:p>
-            <w:pPr>
-              <w:keepNext w:val="0"/>
-              <w:keepLines w:val="0"/>
-              <w:widowControl/>
-              <w:suppressLineNumbers w:val="0"/>
-              <w:snapToGrid w:val="0"/>
-              <w:spacing w:line="240" w:lineRule="auto"/>
-              <w:ind w:left="0" w:leftChars="0" w:right="0" w:rightChars="0" w:firstLine="0" w:firstLineChars="0"/>
-              <w:jc w:val="right"/>
-              <w:rPr>
-                <w:rFonts w:hint="default" w:ascii="Segoe UI" w:hAnsi="Segoe UI" w:eastAsia="Segoe UI" w:cs="Segoe UI"/>
-                <w:i w:val="0"/>
-                <w:iCs w:val="0"/>
-                <w:caps w:val="0"/>
-                <w:color w:val="0F1115"/>
-                <w:spacing w:val="0"/>
-                <w:sz w:val="18"/>
-                <w:szCs w:val="18"/>
-              </w:rPr>
-            </w:pPr>
-            <w:r>
-              <w:rPr>
-                <w:rFonts w:hint="default" w:ascii="Segoe UI" w:hAnsi="Segoe UI" w:eastAsia="Segoe UI" w:cs="Segoe UI"/>
-                <w:i w:val="0"/>
-                <w:iCs w:val="0"/>
-                <w:caps w:val="0"/>
-                <w:snapToGrid w:val="0"/>
-                <w:color w:val="000000"/>
-                <w:spacing w:val="0"/>
-                <w:kern w:val="0"/>
-                <w:sz w:val="18"/>
-                <w:szCs w:val="18"/>
-                <w:bdr w:val="none" w:color="auto" w:sz="0" w:space="0"/>
-                <w:lang w:val="en-US" w:eastAsia="zh-CN" w:bidi="ar"/>
-              </w:rPr>
-              <w:t>10</w:t>
-            </w:r>
-          </w:p>
-        </w:tc>
-        <w:tc>
-          <w:tcPr>
-            <w:tcW w:w="4500" w:type="dxa"/>
-            <w:tcBorders>
-              <w:top w:val="single" w:color="auto" w:sz="4" w:space="0"/>
-              <w:left w:val="single" w:color="auto" w:sz="4" w:space="0"/>
-              <w:bottom w:val="nil"/>
-              <w:right w:val="single" w:color="auto" w:sz="12" w:space="0"/>
-            </w:tcBorders>
-            <w:shd w:val="clear" w:color="auto" w:fill="FFFFFF"/>
-            <w:noWrap w:val="0"/>
-            <w:tcMar>
-              <w:top w:w="120" w:type="dxa"/>
-              <w:left w:w="192" w:type="dxa"/>
-              <w:bottom w:w="120" w:type="dxa"/>
-              <w:right w:w="-1" w:type="dxa"/>
-            </w:tcMar>
-            <w:vAlign w:val="center"/>
-          </w:tcPr>
-          <w:p>
-            <w:pPr>
-              <w:keepNext w:val="0"/>
-              <w:keepLines w:val="0"/>
-              <w:widowControl/>
-              <w:suppressLineNumbers w:val="0"/>
-              <w:snapToGrid w:val="0"/>
-              <w:spacing w:line="240" w:lineRule="auto"/>
-              <w:ind w:left="0" w:leftChars="0" w:right="0" w:rightChars="0" w:firstLine="0" w:firstLineChars="0"/>
-              <w:jc w:val="right"/>
-              <w:rPr>
-                <w:rFonts w:hint="default" w:ascii="Segoe UI" w:hAnsi="Segoe UI" w:eastAsia="Segoe UI" w:cs="Segoe UI"/>
-                <w:i w:val="0"/>
-                <w:iCs w:val="0"/>
-                <w:caps w:val="0"/>
-                <w:color w:val="0F1115"/>
-                <w:spacing w:val="0"/>
-                <w:sz w:val="18"/>
-                <w:szCs w:val="18"/>
-              </w:rPr>
-            </w:pPr>
-            <w:r>
-              <w:rPr>
-                <w:rFonts w:hint="default" w:ascii="Segoe UI" w:hAnsi="Segoe UI" w:eastAsia="Segoe UI" w:cs="Segoe UI"/>
-                <w:i w:val="0"/>
-                <w:iCs w:val="0"/>
-                <w:caps w:val="0"/>
-                <w:snapToGrid w:val="0"/>
-                <w:color w:val="000000"/>
-                <w:spacing w:val="0"/>
-                <w:kern w:val="0"/>
-                <w:sz w:val="18"/>
-                <w:szCs w:val="18"/>
-                <w:bdr w:val="none" w:color="auto" w:sz="0" w:space="0"/>
-                <w:lang w:val="en-US" w:eastAsia="zh-CN" w:bidi="ar"/>
-              </w:rPr>
-              <w:t>对外通报延迟，需优化流程</w:t>
-            </w:r>
-          </w:p>
-        </w:tc>
-      </w:tr>
-      <w:tr>
-        <w:tblPrEx>
-          <w:tblBorders>
-            <w:top w:val="none" w:color="auto" w:sz="0" w:space="0"/>
-            <w:left w:val="none" w:color="auto" w:sz="0" w:space="0"/>
-            <w:bottom w:val="none" w:color="auto" w:sz="0" w:space="0"/>
-            <w:right w:val="none" w:color="auto" w:sz="0" w:space="0"/>
-            <w:insideH w:val="none" w:color="auto" w:sz="0" w:space="0"/>
-            <w:insideV w:val="none" w:color="auto" w:sz="0" w:space="0"/>
-          </w:tblBorders>
-          <w:shd w:val="clear" w:color="auto" w:fill="FFFFFF"/>
-          <w:tblCellMar>
-            <w:top w:w="15" w:type="dxa"/>
-            <w:left w:w="15" w:type="dxa"/>
-            <w:bottom w:w="15" w:type="dxa"/>
-            <w:right w:w="15" w:type="dxa"/>
-          </w:tblCellMar>
-        </w:tblPrEx>
-        <w:trPr>
-          <w:trHeight w:val="0" w:hRule="atLeast"/>
-          <w:jc w:val="center"/>
-        </w:trPr>
-        <w:tc>
-          <w:tcPr>
-            <w:tcW w:w="0" w:type="auto"/>
-            <w:tcBorders>
-              <w:top w:val="single" w:color="auto" w:sz="4" w:space="0"/>
-              <w:left w:val="single" w:color="auto" w:sz="12" w:space="0"/>
-              <w:bottom w:val="nil"/>
-              <w:right w:val="nil"/>
-            </w:tcBorders>
-            <w:shd w:val="clear" w:color="auto" w:fill="FFFFFF"/>
-            <w:noWrap w:val="0"/>
-            <w:tcMar>
-              <w:top w:w="120" w:type="dxa"/>
-              <w:left w:w="-1" w:type="dxa"/>
-              <w:bottom w:w="120" w:type="dxa"/>
-              <w:right w:w="192" w:type="dxa"/>
-            </w:tcMar>
-            <w:vAlign w:val="center"/>
-          </w:tcPr>
-          <w:p>
-            <w:pPr>
-              <w:keepNext w:val="0"/>
-              <w:keepLines w:val="0"/>
-              <w:widowControl/>
-              <w:suppressLineNumbers w:val="0"/>
-              <w:snapToGrid w:val="0"/>
-              <w:spacing w:line="240" w:lineRule="auto"/>
-              <w:ind w:left="0" w:leftChars="0" w:right="0" w:rightChars="0" w:firstLine="0" w:firstLineChars="0"/>
-              <w:jc w:val="center"/>
-              <w:rPr>
-                <w:rFonts w:hint="default" w:ascii="Segoe UI" w:hAnsi="Segoe UI" w:eastAsia="Segoe UI" w:cs="Segoe UI"/>
-                <w:i w:val="0"/>
-                <w:iCs w:val="0"/>
-                <w:caps w:val="0"/>
-                <w:color w:val="0F1115"/>
-                <w:spacing w:val="0"/>
-                <w:sz w:val="18"/>
-                <w:szCs w:val="18"/>
-              </w:rPr>
-            </w:pPr>
-            <w:r>
-              <w:rPr>
-                <w:rFonts w:hint="default" w:ascii="Segoe UI" w:hAnsi="Segoe UI" w:eastAsia="Segoe UI" w:cs="Segoe UI"/>
-                <w:i w:val="0"/>
-                <w:iCs w:val="0"/>
-                <w:caps w:val="0"/>
-                <w:snapToGrid w:val="0"/>
-                <w:color w:val="000000"/>
-                <w:spacing w:val="0"/>
-                <w:kern w:val="0"/>
-                <w:sz w:val="18"/>
-                <w:szCs w:val="18"/>
-                <w:bdr w:val="none" w:color="auto" w:sz="0" w:space="0"/>
-                <w:lang w:val="en-US" w:eastAsia="zh-CN" w:bidi="ar"/>
-              </w:rPr>
-              <w:t>协同配合效率</w:t>
-            </w:r>
-          </w:p>
-        </w:tc>
-        <w:tc>
-          <w:tcPr>
-            <w:tcW w:w="0" w:type="auto"/>
-            <w:tcBorders>
-              <w:top w:val="single" w:color="auto" w:sz="4" w:space="0"/>
-              <w:left w:val="single" w:color="auto" w:sz="4" w:space="0"/>
-              <w:bottom w:val="nil"/>
-              <w:right w:val="nil"/>
-            </w:tcBorders>
-            <w:shd w:val="clear" w:color="auto" w:fill="FFFFFF"/>
-            <w:noWrap w:val="0"/>
-            <w:tcMar>
-              <w:top w:w="120" w:type="dxa"/>
-              <w:left w:w="192" w:type="dxa"/>
-              <w:bottom w:w="120" w:type="dxa"/>
-              <w:right w:w="192" w:type="dxa"/>
-            </w:tcMar>
-            <w:vAlign w:val="center"/>
-          </w:tcPr>
-          <w:p>
-            <w:pPr>
-              <w:keepNext w:val="0"/>
-              <w:keepLines w:val="0"/>
-              <w:widowControl/>
-              <w:suppressLineNumbers w:val="0"/>
-              <w:snapToGrid w:val="0"/>
-              <w:spacing w:line="240" w:lineRule="auto"/>
-              <w:ind w:left="0" w:leftChars="0" w:right="0" w:rightChars="0" w:firstLine="0" w:firstLineChars="0"/>
-              <w:jc w:val="center"/>
-              <w:rPr>
-                <w:rFonts w:hint="default" w:ascii="Segoe UI" w:hAnsi="Segoe UI" w:eastAsia="Segoe UI" w:cs="Segoe UI"/>
-                <w:i w:val="0"/>
-                <w:iCs w:val="0"/>
-                <w:caps w:val="0"/>
-                <w:color w:val="0F1115"/>
-                <w:spacing w:val="0"/>
-                <w:sz w:val="18"/>
-                <w:szCs w:val="18"/>
-              </w:rPr>
-            </w:pPr>
-            <w:r>
-              <w:rPr>
-                <w:rFonts w:hint="default" w:ascii="Segoe UI" w:hAnsi="Segoe UI" w:eastAsia="Segoe UI" w:cs="Segoe UI"/>
-                <w:i w:val="0"/>
-                <w:iCs w:val="0"/>
-                <w:caps w:val="0"/>
-                <w:snapToGrid w:val="0"/>
-                <w:color w:val="000000"/>
-                <w:spacing w:val="0"/>
-                <w:kern w:val="0"/>
-                <w:sz w:val="18"/>
-                <w:szCs w:val="18"/>
-                <w:bdr w:val="none" w:color="auto" w:sz="0" w:space="0"/>
-                <w:lang w:val="en-US" w:eastAsia="zh-CN" w:bidi="ar"/>
-              </w:rPr>
-              <w:t>20%</w:t>
-            </w:r>
-          </w:p>
-        </w:tc>
-        <w:tc>
-          <w:tcPr>
-            <w:tcW w:w="0" w:type="auto"/>
-            <w:tcBorders>
-              <w:top w:val="single" w:color="auto" w:sz="4" w:space="0"/>
-              <w:left w:val="single" w:color="auto" w:sz="4" w:space="0"/>
-              <w:bottom w:val="nil"/>
-              <w:right w:val="nil"/>
-            </w:tcBorders>
-            <w:shd w:val="clear" w:color="auto" w:fill="FFFFFF"/>
-            <w:noWrap w:val="0"/>
-            <w:tcMar>
-              <w:top w:w="120" w:type="dxa"/>
-              <w:left w:w="192" w:type="dxa"/>
-              <w:bottom w:w="120" w:type="dxa"/>
-              <w:right w:w="192" w:type="dxa"/>
-            </w:tcMar>
-            <w:vAlign w:val="center"/>
-          </w:tcPr>
-          <w:p>
-            <w:pPr>
-              <w:keepNext w:val="0"/>
-              <w:keepLines w:val="0"/>
-              <w:widowControl/>
-              <w:suppressLineNumbers w:val="0"/>
-              <w:snapToGrid w:val="0"/>
-              <w:spacing w:line="240" w:lineRule="auto"/>
-              <w:ind w:left="0" w:leftChars="0" w:right="0" w:rightChars="0" w:firstLine="0" w:firstLineChars="0"/>
-              <w:jc w:val="right"/>
-              <w:rPr>
-                <w:rFonts w:hint="default" w:ascii="Segoe UI" w:hAnsi="Segoe UI" w:eastAsia="Segoe UI" w:cs="Segoe UI"/>
-                <w:i w:val="0"/>
-                <w:iCs w:val="0"/>
-                <w:caps w:val="0"/>
-                <w:color w:val="0F1115"/>
-                <w:spacing w:val="0"/>
-                <w:sz w:val="18"/>
-                <w:szCs w:val="18"/>
-              </w:rPr>
-            </w:pPr>
-            <w:r>
-              <w:rPr>
-                <w:rFonts w:hint="default" w:ascii="Segoe UI" w:hAnsi="Segoe UI" w:eastAsia="Segoe UI" w:cs="Segoe UI"/>
-                <w:i w:val="0"/>
-                <w:iCs w:val="0"/>
-                <w:caps w:val="0"/>
-                <w:snapToGrid w:val="0"/>
-                <w:color w:val="000000"/>
-                <w:spacing w:val="0"/>
-                <w:kern w:val="0"/>
-                <w:sz w:val="18"/>
-                <w:szCs w:val="18"/>
-                <w:bdr w:val="none" w:color="auto" w:sz="0" w:space="0"/>
-                <w:lang w:val="en-US" w:eastAsia="zh-CN" w:bidi="ar"/>
-              </w:rPr>
-              <w:t>16</w:t>
-            </w:r>
-          </w:p>
-        </w:tc>
-        <w:tc>
-          <w:tcPr>
-            <w:tcW w:w="4500" w:type="dxa"/>
-            <w:tcBorders>
-              <w:top w:val="single" w:color="auto" w:sz="4" w:space="0"/>
-              <w:left w:val="single" w:color="auto" w:sz="4" w:space="0"/>
-              <w:bottom w:val="nil"/>
-              <w:right w:val="single" w:color="auto" w:sz="12" w:space="0"/>
-            </w:tcBorders>
-            <w:shd w:val="clear" w:color="auto" w:fill="FFFFFF"/>
-            <w:noWrap w:val="0"/>
-            <w:tcMar>
-              <w:top w:w="120" w:type="dxa"/>
-              <w:left w:w="192" w:type="dxa"/>
-              <w:bottom w:w="120" w:type="dxa"/>
-              <w:right w:w="-1" w:type="dxa"/>
-            </w:tcMar>
-            <w:vAlign w:val="center"/>
-          </w:tcPr>
-          <w:p>
-            <w:pPr>
-              <w:keepNext w:val="0"/>
-              <w:keepLines w:val="0"/>
-              <w:widowControl/>
-              <w:suppressLineNumbers w:val="0"/>
-              <w:snapToGrid w:val="0"/>
-              <w:spacing w:line="240" w:lineRule="auto"/>
-              <w:ind w:left="0" w:leftChars="0" w:right="0" w:rightChars="0" w:firstLine="0" w:firstLineChars="0"/>
-              <w:jc w:val="right"/>
-              <w:rPr>
-                <w:rFonts w:hint="default" w:ascii="Segoe UI" w:hAnsi="Segoe UI" w:eastAsia="Segoe UI" w:cs="Segoe UI"/>
-                <w:i w:val="0"/>
-                <w:iCs w:val="0"/>
-                <w:caps w:val="0"/>
-                <w:color w:val="0F1115"/>
-                <w:spacing w:val="0"/>
-                <w:sz w:val="18"/>
-                <w:szCs w:val="18"/>
-              </w:rPr>
-            </w:pPr>
-            <w:r>
-              <w:rPr>
-                <w:rFonts w:hint="default" w:ascii="Segoe UI" w:hAnsi="Segoe UI" w:eastAsia="Segoe UI" w:cs="Segoe UI"/>
-                <w:i w:val="0"/>
-                <w:iCs w:val="0"/>
-                <w:caps w:val="0"/>
-                <w:snapToGrid w:val="0"/>
-                <w:color w:val="000000"/>
-                <w:spacing w:val="0"/>
-                <w:kern w:val="0"/>
-                <w:sz w:val="18"/>
-                <w:szCs w:val="18"/>
-                <w:bdr w:val="none" w:color="auto" w:sz="0" w:space="0"/>
-                <w:lang w:val="en-US" w:eastAsia="zh-CN" w:bidi="ar"/>
-              </w:rPr>
-              <w:t>各组衔接基本顺畅，存在短暂职责不清</w:t>
-            </w:r>
-          </w:p>
-        </w:tc>
-      </w:tr>
-      <w:tr>
-        <w:tblPrEx>
-          <w:tblBorders>
-            <w:top w:val="none" w:color="auto" w:sz="0" w:space="0"/>
-            <w:left w:val="none" w:color="auto" w:sz="0" w:space="0"/>
-            <w:bottom w:val="none" w:color="auto" w:sz="0" w:space="0"/>
-            <w:right w:val="none" w:color="auto" w:sz="0" w:space="0"/>
-            <w:insideH w:val="none" w:color="auto" w:sz="0" w:space="0"/>
-            <w:insideV w:val="none" w:color="auto" w:sz="0" w:space="0"/>
-          </w:tblBorders>
-          <w:shd w:val="clear" w:color="auto" w:fill="FFFFFF"/>
-          <w:tblCellMar>
-            <w:top w:w="15" w:type="dxa"/>
-            <w:left w:w="15" w:type="dxa"/>
-            <w:bottom w:w="15" w:type="dxa"/>
-            <w:right w:w="15" w:type="dxa"/>
-          </w:tblCellMar>
-        </w:tblPrEx>
-        <w:trPr>
-          <w:trHeight w:val="0" w:hRule="atLeast"/>
-          <w:jc w:val="center"/>
-        </w:trPr>
-        <w:tc>
-          <w:tcPr>
             <w:tcW w:w="2009" w:type="dxa"/>
             <w:tcBorders>
               <w:top w:val="single" w:color="auto" w:sz="4" w:space="0"/>
@@ -9566,7 +9471,6 @@
                 <w:kern w:val="0"/>
                 <w:sz w:val="18"/>
                 <w:szCs w:val="18"/>
-                <w:bdr w:val="none" w:color="auto" w:sz="0" w:space="0"/>
                 <w:lang w:val="en-US" w:eastAsia="zh-CN" w:bidi="ar"/>
               </w:rPr>
               <w:t>合计</w:t>
@@ -9629,7 +9533,6 @@
                 <w:kern w:val="0"/>
                 <w:sz w:val="18"/>
                 <w:szCs w:val="18"/>
-                <w:bdr w:val="none" w:color="auto" w:sz="0" w:space="0"/>
                 <w:lang w:val="en-US" w:eastAsia="zh-CN" w:bidi="ar"/>
               </w:rPr>
               <w:t>100%</w:t>
@@ -9692,7 +9595,6 @@
                 <w:kern w:val="0"/>
                 <w:sz w:val="18"/>
                 <w:szCs w:val="18"/>
-                <w:bdr w:val="none" w:color="auto" w:sz="0" w:space="0"/>
                 <w:lang w:val="en-US" w:eastAsia="zh-CN" w:bidi="ar"/>
               </w:rPr>
               <w:t>82</w:t>
@@ -9755,7 +9657,6 @@
                 <w:kern w:val="0"/>
                 <w:sz w:val="18"/>
                 <w:szCs w:val="18"/>
-                <w:bdr w:val="none" w:color="auto" w:sz="0" w:space="0"/>
                 <w:lang w:val="en-US" w:eastAsia="zh-CN" w:bidi="ar"/>
               </w:rPr>
               <w:t>良好</w:t>
@@ -9902,6 +9803,7 @@
     </w:p>
     <w:tbl>
       <w:tblPr>
+        <w:tblStyle w:val="20"/>
         <w:tblW w:w="8715" w:type="dxa"/>
         <w:jc w:val="center"/>
         <w:tblBorders>
@@ -9937,7 +9839,6 @@
             <w:insideH w:val="none" w:color="auto" w:sz="0" w:space="0"/>
             <w:insideV w:val="none" w:color="auto" w:sz="0" w:space="0"/>
           </w:tblBorders>
-          <w:shd w:val="clear" w:color="auto" w:fill="FFFFFF"/>
           <w:tblCellMar>
             <w:top w:w="15" w:type="dxa"/>
             <w:left w:w="15" w:type="dxa"/>
@@ -10004,7 +9905,6 @@
                 <w:kern w:val="0"/>
                 <w:sz w:val="18"/>
                 <w:szCs w:val="18"/>
-                <w:bdr w:val="none" w:color="auto" w:sz="0" w:space="0"/>
                 <w:lang w:val="en-US" w:eastAsia="zh-CN" w:bidi="ar"/>
               </w:rPr>
               <w:t>序号</w:t>
@@ -10065,7 +9965,6 @@
                 <w:kern w:val="0"/>
                 <w:sz w:val="18"/>
                 <w:szCs w:val="18"/>
-                <w:bdr w:val="none" w:color="auto" w:sz="0" w:space="0"/>
                 <w:lang w:val="en-US" w:eastAsia="zh-CN" w:bidi="ar"/>
               </w:rPr>
               <w:t>改进内容</w:t>
@@ -10126,7 +10025,6 @@
                 <w:kern w:val="0"/>
                 <w:sz w:val="18"/>
                 <w:szCs w:val="18"/>
-                <w:bdr w:val="none" w:color="auto" w:sz="0" w:space="0"/>
                 <w:lang w:val="en-US" w:eastAsia="zh-CN" w:bidi="ar"/>
               </w:rPr>
               <w:t>责任岗位</w:t>
@@ -10187,526 +10085,9 @@
                 <w:kern w:val="0"/>
                 <w:sz w:val="18"/>
                 <w:szCs w:val="18"/>
-                <w:bdr w:val="none" w:color="auto" w:sz="0" w:space="0"/>
                 <w:lang w:val="en-US" w:eastAsia="zh-CN" w:bidi="ar"/>
               </w:rPr>
               <w:t>完成时限</w:t>
-            </w:r>
-          </w:p>
-        </w:tc>
-      </w:tr>
-      <w:tr>
-        <w:tblPrEx>
-          <w:tblBorders>
-            <w:top w:val="none" w:color="auto" w:sz="0" w:space="0"/>
-            <w:left w:val="none" w:color="auto" w:sz="0" w:space="0"/>
-            <w:bottom w:val="none" w:color="auto" w:sz="0" w:space="0"/>
-            <w:right w:val="none" w:color="auto" w:sz="0" w:space="0"/>
-            <w:insideH w:val="none" w:color="auto" w:sz="0" w:space="0"/>
-            <w:insideV w:val="none" w:color="auto" w:sz="0" w:space="0"/>
-          </w:tblBorders>
-          <w:tblCellMar>
-            <w:top w:w="15" w:type="dxa"/>
-            <w:left w:w="15" w:type="dxa"/>
-            <w:bottom w:w="15" w:type="dxa"/>
-            <w:right w:w="15" w:type="dxa"/>
-          </w:tblCellMar>
-        </w:tblPrEx>
-        <w:trPr>
-          <w:trHeight w:val="0" w:hRule="atLeast"/>
-          <w:jc w:val="center"/>
-        </w:trPr>
-        <w:tc>
-          <w:tcPr>
-            <w:tcW w:w="0" w:type="auto"/>
-            <w:tcBorders>
-              <w:top w:val="single" w:color="auto" w:sz="4" w:space="0"/>
-              <w:left w:val="single" w:color="auto" w:sz="12" w:space="0"/>
-              <w:bottom w:val="nil"/>
-              <w:right w:val="nil"/>
-            </w:tcBorders>
-            <w:shd w:val="clear" w:color="auto" w:fill="FFFFFF"/>
-            <w:noWrap w:val="0"/>
-            <w:tcMar>
-              <w:top w:w="120" w:type="dxa"/>
-              <w:left w:w="-1" w:type="dxa"/>
-              <w:bottom w:w="120" w:type="dxa"/>
-              <w:right w:w="192" w:type="dxa"/>
-            </w:tcMar>
-            <w:vAlign w:val="center"/>
-          </w:tcPr>
-          <w:p>
-            <w:pPr>
-              <w:keepNext w:val="0"/>
-              <w:keepLines w:val="0"/>
-              <w:widowControl/>
-              <w:suppressLineNumbers w:val="0"/>
-              <w:snapToGrid w:val="0"/>
-              <w:spacing w:line="240" w:lineRule="auto"/>
-              <w:ind w:left="0" w:leftChars="0" w:right="0" w:rightChars="0" w:firstLine="0" w:firstLineChars="0"/>
-              <w:jc w:val="center"/>
-              <w:rPr>
-                <w:rFonts w:hint="default" w:ascii="Segoe UI" w:hAnsi="Segoe UI" w:eastAsia="Segoe UI" w:cs="Segoe UI"/>
-                <w:i w:val="0"/>
-                <w:iCs w:val="0"/>
-                <w:caps w:val="0"/>
-                <w:color w:val="0F1115"/>
-                <w:spacing w:val="0"/>
-                <w:sz w:val="18"/>
-                <w:szCs w:val="18"/>
-              </w:rPr>
-            </w:pPr>
-            <w:r>
-              <w:rPr>
-                <w:rFonts w:hint="default" w:ascii="Segoe UI" w:hAnsi="Segoe UI" w:eastAsia="Segoe UI" w:cs="Segoe UI"/>
-                <w:i w:val="0"/>
-                <w:iCs w:val="0"/>
-                <w:caps w:val="0"/>
-                <w:snapToGrid w:val="0"/>
-                <w:color w:val="000000"/>
-                <w:spacing w:val="0"/>
-                <w:kern w:val="0"/>
-                <w:sz w:val="18"/>
-                <w:szCs w:val="18"/>
-                <w:bdr w:val="none" w:color="auto" w:sz="0" w:space="0"/>
-                <w:lang w:val="en-US" w:eastAsia="zh-CN" w:bidi="ar"/>
-              </w:rPr>
-              <w:t>1</w:t>
-            </w:r>
-          </w:p>
-        </w:tc>
-        <w:tc>
-          <w:tcPr>
-            <w:tcW w:w="0" w:type="auto"/>
-            <w:tcBorders>
-              <w:top w:val="single" w:color="auto" w:sz="4" w:space="0"/>
-              <w:left w:val="single" w:color="auto" w:sz="4" w:space="0"/>
-              <w:bottom w:val="nil"/>
-              <w:right w:val="nil"/>
-            </w:tcBorders>
-            <w:shd w:val="clear" w:color="auto" w:fill="FFFFFF"/>
-            <w:noWrap w:val="0"/>
-            <w:tcMar>
-              <w:top w:w="120" w:type="dxa"/>
-              <w:left w:w="192" w:type="dxa"/>
-              <w:bottom w:w="120" w:type="dxa"/>
-              <w:right w:w="192" w:type="dxa"/>
-            </w:tcMar>
-            <w:vAlign w:val="center"/>
-          </w:tcPr>
-          <w:p>
-            <w:pPr>
-              <w:keepNext w:val="0"/>
-              <w:keepLines w:val="0"/>
-              <w:widowControl/>
-              <w:suppressLineNumbers w:val="0"/>
-              <w:snapToGrid w:val="0"/>
-              <w:spacing w:line="240" w:lineRule="auto"/>
-              <w:ind w:left="0" w:leftChars="0" w:right="0" w:rightChars="0" w:firstLine="0" w:firstLineChars="0"/>
-              <w:jc w:val="center"/>
-              <w:rPr>
-                <w:rFonts w:hint="default" w:ascii="Segoe UI" w:hAnsi="Segoe UI" w:eastAsia="Segoe UI" w:cs="Segoe UI"/>
-                <w:i w:val="0"/>
-                <w:iCs w:val="0"/>
-                <w:caps w:val="0"/>
-                <w:color w:val="0F1115"/>
-                <w:spacing w:val="0"/>
-                <w:sz w:val="18"/>
-                <w:szCs w:val="18"/>
-              </w:rPr>
-            </w:pPr>
-            <w:r>
-              <w:rPr>
-                <w:rFonts w:hint="default" w:ascii="Segoe UI" w:hAnsi="Segoe UI" w:eastAsia="Segoe UI" w:cs="Segoe UI"/>
-                <w:i w:val="0"/>
-                <w:iCs w:val="0"/>
-                <w:caps w:val="0"/>
-                <w:snapToGrid w:val="0"/>
-                <w:color w:val="000000"/>
-                <w:spacing w:val="0"/>
-                <w:kern w:val="0"/>
-                <w:sz w:val="18"/>
-                <w:szCs w:val="18"/>
-                <w:bdr w:val="none" w:color="auto" w:sz="0" w:space="0"/>
-                <w:lang w:val="en-US" w:eastAsia="zh-CN" w:bidi="ar"/>
-              </w:rPr>
-              <w:t>修订《现场应急职责卡》，明确各岗位边界</w:t>
-            </w:r>
-          </w:p>
-        </w:tc>
-        <w:tc>
-          <w:tcPr>
-            <w:tcW w:w="0" w:type="auto"/>
-            <w:tcBorders>
-              <w:top w:val="single" w:color="auto" w:sz="4" w:space="0"/>
-              <w:left w:val="single" w:color="auto" w:sz="4" w:space="0"/>
-              <w:bottom w:val="nil"/>
-              <w:right w:val="nil"/>
-            </w:tcBorders>
-            <w:shd w:val="clear" w:color="auto" w:fill="FFFFFF"/>
-            <w:noWrap w:val="0"/>
-            <w:tcMar>
-              <w:top w:w="120" w:type="dxa"/>
-              <w:left w:w="192" w:type="dxa"/>
-              <w:bottom w:w="120" w:type="dxa"/>
-              <w:right w:w="192" w:type="dxa"/>
-            </w:tcMar>
-            <w:vAlign w:val="center"/>
-          </w:tcPr>
-          <w:p>
-            <w:pPr>
-              <w:keepNext w:val="0"/>
-              <w:keepLines w:val="0"/>
-              <w:widowControl/>
-              <w:suppressLineNumbers w:val="0"/>
-              <w:snapToGrid w:val="0"/>
-              <w:spacing w:line="240" w:lineRule="auto"/>
-              <w:ind w:left="0" w:leftChars="0" w:right="0" w:rightChars="0" w:firstLine="0" w:firstLineChars="0"/>
-              <w:jc w:val="left"/>
-              <w:rPr>
-                <w:rFonts w:hint="default" w:ascii="Segoe UI" w:hAnsi="Segoe UI" w:eastAsia="Segoe UI" w:cs="Segoe UI"/>
-                <w:i w:val="0"/>
-                <w:iCs w:val="0"/>
-                <w:caps w:val="0"/>
-                <w:color w:val="0F1115"/>
-                <w:spacing w:val="0"/>
-                <w:sz w:val="18"/>
-                <w:szCs w:val="18"/>
-              </w:rPr>
-            </w:pPr>
-            <w:r>
-              <w:rPr>
-                <w:rFonts w:hint="default" w:ascii="Segoe UI" w:hAnsi="Segoe UI" w:eastAsia="Segoe UI" w:cs="Segoe UI"/>
-                <w:i w:val="0"/>
-                <w:iCs w:val="0"/>
-                <w:caps w:val="0"/>
-                <w:snapToGrid w:val="0"/>
-                <w:color w:val="000000"/>
-                <w:spacing w:val="0"/>
-                <w:kern w:val="0"/>
-                <w:sz w:val="18"/>
-                <w:szCs w:val="18"/>
-                <w:bdr w:val="none" w:color="auto" w:sz="0" w:space="0"/>
-                <w:lang w:val="en-US" w:eastAsia="zh-CN" w:bidi="ar"/>
-              </w:rPr>
-              <w:t>运维项目经理</w:t>
-            </w:r>
-          </w:p>
-        </w:tc>
-        <w:tc>
-          <w:tcPr>
-            <w:tcW w:w="1583" w:type="dxa"/>
-            <w:tcBorders>
-              <w:top w:val="single" w:color="auto" w:sz="4" w:space="0"/>
-              <w:left w:val="single" w:color="auto" w:sz="4" w:space="0"/>
-              <w:bottom w:val="nil"/>
-              <w:right w:val="single" w:color="auto" w:sz="12" w:space="0"/>
-            </w:tcBorders>
-            <w:shd w:val="clear" w:color="auto" w:fill="FFFFFF"/>
-            <w:noWrap w:val="0"/>
-            <w:tcMar>
-              <w:top w:w="120" w:type="dxa"/>
-              <w:left w:w="192" w:type="dxa"/>
-              <w:bottom w:w="120" w:type="dxa"/>
-              <w:right w:w="-1" w:type="dxa"/>
-            </w:tcMar>
-            <w:vAlign w:val="center"/>
-          </w:tcPr>
-          <w:p>
-            <w:pPr>
-              <w:keepNext w:val="0"/>
-              <w:keepLines w:val="0"/>
-              <w:widowControl/>
-              <w:suppressLineNumbers w:val="0"/>
-              <w:snapToGrid w:val="0"/>
-              <w:spacing w:line="240" w:lineRule="auto"/>
-              <w:ind w:left="0" w:leftChars="0" w:right="0" w:rightChars="0" w:firstLine="0" w:firstLineChars="0"/>
-              <w:jc w:val="center"/>
-              <w:rPr>
-                <w:rFonts w:hint="default" w:ascii="Segoe UI" w:hAnsi="Segoe UI" w:eastAsia="Segoe UI" w:cs="Segoe UI"/>
-                <w:i w:val="0"/>
-                <w:iCs w:val="0"/>
-                <w:caps w:val="0"/>
-                <w:color w:val="0F1115"/>
-                <w:spacing w:val="0"/>
-                <w:sz w:val="18"/>
-                <w:szCs w:val="18"/>
-              </w:rPr>
-            </w:pPr>
-            <w:r>
-              <w:rPr>
-                <w:rFonts w:hint="default" w:ascii="Segoe UI" w:hAnsi="Segoe UI" w:eastAsia="Segoe UI" w:cs="Segoe UI"/>
-                <w:i w:val="0"/>
-                <w:iCs w:val="0"/>
-                <w:caps w:val="0"/>
-                <w:snapToGrid w:val="0"/>
-                <w:color w:val="000000"/>
-                <w:spacing w:val="0"/>
-                <w:kern w:val="0"/>
-                <w:sz w:val="18"/>
-                <w:szCs w:val="18"/>
-                <w:bdr w:val="none" w:color="auto" w:sz="0" w:space="0"/>
-                <w:lang w:val="en-US" w:eastAsia="zh-CN" w:bidi="ar"/>
-              </w:rPr>
-              <w:t>2025年9月10日</w:t>
-            </w:r>
-          </w:p>
-        </w:tc>
-      </w:tr>
-      <w:tr>
-        <w:tblPrEx>
-          <w:tblBorders>
-            <w:top w:val="none" w:color="auto" w:sz="0" w:space="0"/>
-            <w:left w:val="none" w:color="auto" w:sz="0" w:space="0"/>
-            <w:bottom w:val="none" w:color="auto" w:sz="0" w:space="0"/>
-            <w:right w:val="none" w:color="auto" w:sz="0" w:space="0"/>
-            <w:insideH w:val="none" w:color="auto" w:sz="0" w:space="0"/>
-            <w:insideV w:val="none" w:color="auto" w:sz="0" w:space="0"/>
-          </w:tblBorders>
-          <w:tblCellMar>
-            <w:top w:w="15" w:type="dxa"/>
-            <w:left w:w="15" w:type="dxa"/>
-            <w:bottom w:w="15" w:type="dxa"/>
-            <w:right w:w="15" w:type="dxa"/>
-          </w:tblCellMar>
-        </w:tblPrEx>
-        <w:trPr>
-          <w:trHeight w:val="0" w:hRule="atLeast"/>
-          <w:jc w:val="center"/>
-        </w:trPr>
-        <w:tc>
-          <w:tcPr>
-            <w:tcW w:w="0" w:type="auto"/>
-            <w:tcBorders>
-              <w:top w:val="single" w:color="auto" w:sz="4" w:space="0"/>
-              <w:left w:val="single" w:color="auto" w:sz="12" w:space="0"/>
-              <w:bottom w:val="nil"/>
-              <w:right w:val="nil"/>
-            </w:tcBorders>
-            <w:shd w:val="clear" w:color="auto" w:fill="FFFFFF"/>
-            <w:noWrap w:val="0"/>
-            <w:tcMar>
-              <w:top w:w="120" w:type="dxa"/>
-              <w:left w:w="-1" w:type="dxa"/>
-              <w:bottom w:w="120" w:type="dxa"/>
-              <w:right w:w="192" w:type="dxa"/>
-            </w:tcMar>
-            <w:vAlign w:val="center"/>
-          </w:tcPr>
-          <w:p>
-            <w:pPr>
-              <w:keepNext w:val="0"/>
-              <w:keepLines w:val="0"/>
-              <w:widowControl/>
-              <w:suppressLineNumbers w:val="0"/>
-              <w:snapToGrid w:val="0"/>
-              <w:spacing w:line="240" w:lineRule="auto"/>
-              <w:ind w:left="0" w:leftChars="0" w:right="0" w:rightChars="0" w:firstLine="0" w:firstLineChars="0"/>
-              <w:jc w:val="center"/>
-              <w:rPr>
-                <w:rFonts w:hint="default" w:ascii="Segoe UI" w:hAnsi="Segoe UI" w:eastAsia="Segoe UI" w:cs="Segoe UI"/>
-                <w:i w:val="0"/>
-                <w:iCs w:val="0"/>
-                <w:caps w:val="0"/>
-                <w:color w:val="0F1115"/>
-                <w:spacing w:val="0"/>
-                <w:sz w:val="18"/>
-                <w:szCs w:val="18"/>
-              </w:rPr>
-            </w:pPr>
-            <w:r>
-              <w:rPr>
-                <w:rFonts w:hint="default" w:ascii="Segoe UI" w:hAnsi="Segoe UI" w:eastAsia="Segoe UI" w:cs="Segoe UI"/>
-                <w:i w:val="0"/>
-                <w:iCs w:val="0"/>
-                <w:caps w:val="0"/>
-                <w:snapToGrid w:val="0"/>
-                <w:color w:val="000000"/>
-                <w:spacing w:val="0"/>
-                <w:kern w:val="0"/>
-                <w:sz w:val="18"/>
-                <w:szCs w:val="18"/>
-                <w:bdr w:val="none" w:color="auto" w:sz="0" w:space="0"/>
-                <w:lang w:val="en-US" w:eastAsia="zh-CN" w:bidi="ar"/>
-              </w:rPr>
-              <w:t>2</w:t>
-            </w:r>
-          </w:p>
-        </w:tc>
-        <w:tc>
-          <w:tcPr>
-            <w:tcW w:w="0" w:type="auto"/>
-            <w:tcBorders>
-              <w:top w:val="single" w:color="auto" w:sz="4" w:space="0"/>
-              <w:left w:val="single" w:color="auto" w:sz="4" w:space="0"/>
-              <w:bottom w:val="nil"/>
-              <w:right w:val="nil"/>
-            </w:tcBorders>
-            <w:shd w:val="clear" w:color="auto" w:fill="FFFFFF"/>
-            <w:noWrap w:val="0"/>
-            <w:tcMar>
-              <w:top w:w="120" w:type="dxa"/>
-              <w:left w:w="192" w:type="dxa"/>
-              <w:bottom w:w="120" w:type="dxa"/>
-              <w:right w:w="192" w:type="dxa"/>
-            </w:tcMar>
-            <w:vAlign w:val="center"/>
-          </w:tcPr>
-          <w:p>
-            <w:pPr>
-              <w:keepNext w:val="0"/>
-              <w:keepLines w:val="0"/>
-              <w:widowControl/>
-              <w:suppressLineNumbers w:val="0"/>
-              <w:snapToGrid w:val="0"/>
-              <w:spacing w:line="240" w:lineRule="auto"/>
-              <w:ind w:left="0" w:leftChars="0" w:right="0" w:rightChars="0" w:firstLine="0" w:firstLineChars="0"/>
-              <w:jc w:val="center"/>
-              <w:rPr>
-                <w:rFonts w:hint="default" w:ascii="Segoe UI" w:hAnsi="Segoe UI" w:eastAsia="Segoe UI" w:cs="Segoe UI"/>
-                <w:i w:val="0"/>
-                <w:iCs w:val="0"/>
-                <w:caps w:val="0"/>
-                <w:color w:val="0F1115"/>
-                <w:spacing w:val="0"/>
-                <w:sz w:val="18"/>
-                <w:szCs w:val="18"/>
-              </w:rPr>
-            </w:pPr>
-            <w:r>
-              <w:rPr>
-                <w:rFonts w:hint="default" w:ascii="Segoe UI" w:hAnsi="Segoe UI" w:eastAsia="Segoe UI" w:cs="Segoe UI"/>
-                <w:i w:val="0"/>
-                <w:iCs w:val="0"/>
-                <w:caps w:val="0"/>
-                <w:snapToGrid w:val="0"/>
-                <w:color w:val="000000"/>
-                <w:spacing w:val="0"/>
-                <w:kern w:val="0"/>
-                <w:sz w:val="18"/>
-                <w:szCs w:val="18"/>
-                <w:bdr w:val="none" w:color="auto" w:sz="0" w:space="0"/>
-                <w:lang w:val="en-US" w:eastAsia="zh-CN" w:bidi="ar"/>
-              </w:rPr>
-              <w:t>增配备用通讯设备，并测试信号覆盖</w:t>
-            </w:r>
-          </w:p>
-        </w:tc>
-        <w:tc>
-          <w:tcPr>
-            <w:tcW w:w="0" w:type="auto"/>
-            <w:tcBorders>
-              <w:top w:val="single" w:color="auto" w:sz="4" w:space="0"/>
-              <w:left w:val="single" w:color="auto" w:sz="4" w:space="0"/>
-              <w:bottom w:val="nil"/>
-              <w:right w:val="nil"/>
-            </w:tcBorders>
-            <w:shd w:val="clear" w:color="auto" w:fill="FFFFFF"/>
-            <w:noWrap w:val="0"/>
-            <w:tcMar>
-              <w:top w:w="120" w:type="dxa"/>
-              <w:left w:w="192" w:type="dxa"/>
-              <w:bottom w:w="120" w:type="dxa"/>
-              <w:right w:w="192" w:type="dxa"/>
-            </w:tcMar>
-            <w:vAlign w:val="center"/>
-          </w:tcPr>
-          <w:p>
-            <w:pPr>
-              <w:keepNext w:val="0"/>
-              <w:keepLines w:val="0"/>
-              <w:widowControl/>
-              <w:suppressLineNumbers w:val="0"/>
-              <w:snapToGrid w:val="0"/>
-              <w:spacing w:line="240" w:lineRule="auto"/>
-              <w:ind w:left="0" w:leftChars="0" w:right="0" w:rightChars="0" w:firstLine="0" w:firstLineChars="0"/>
-              <w:jc w:val="left"/>
-              <w:rPr>
-                <w:rFonts w:hint="default" w:ascii="Segoe UI" w:hAnsi="Segoe UI" w:eastAsia="Segoe UI" w:cs="Segoe UI"/>
-                <w:i w:val="0"/>
-                <w:iCs w:val="0"/>
-                <w:caps w:val="0"/>
-                <w:color w:val="0F1115"/>
-                <w:spacing w:val="0"/>
-                <w:sz w:val="18"/>
-                <w:szCs w:val="18"/>
-              </w:rPr>
-            </w:pPr>
-            <w:r>
-              <w:rPr>
-                <w:rFonts w:hint="default" w:ascii="Segoe UI" w:hAnsi="Segoe UI" w:eastAsia="Segoe UI" w:cs="Segoe UI"/>
-                <w:i w:val="0"/>
-                <w:iCs w:val="0"/>
-                <w:caps w:val="0"/>
-                <w:snapToGrid w:val="0"/>
-                <w:color w:val="000000"/>
-                <w:spacing w:val="0"/>
-                <w:kern w:val="0"/>
-                <w:sz w:val="18"/>
-                <w:szCs w:val="18"/>
-                <w:bdr w:val="none" w:color="auto" w:sz="0" w:space="0"/>
-                <w:lang w:val="en-US" w:eastAsia="zh-CN" w:bidi="ar"/>
-              </w:rPr>
-              <w:t>网络工程师</w:t>
-            </w:r>
-          </w:p>
-        </w:tc>
-        <w:tc>
-          <w:tcPr>
-            <w:tcW w:w="1583" w:type="dxa"/>
-            <w:tcBorders>
-              <w:top w:val="single" w:color="auto" w:sz="4" w:space="0"/>
-              <w:left w:val="single" w:color="auto" w:sz="4" w:space="0"/>
-              <w:bottom w:val="nil"/>
-              <w:right w:val="single" w:color="auto" w:sz="12" w:space="0"/>
-            </w:tcBorders>
-            <w:shd w:val="clear" w:color="auto" w:fill="FFFFFF"/>
-            <w:noWrap w:val="0"/>
-            <w:tcMar>
-              <w:top w:w="120" w:type="dxa"/>
-              <w:left w:w="192" w:type="dxa"/>
-              <w:bottom w:w="120" w:type="dxa"/>
-              <w:right w:w="-1" w:type="dxa"/>
-            </w:tcMar>
-            <w:vAlign w:val="center"/>
-          </w:tcPr>
-          <w:p>
-            <w:pPr>
-              <w:keepNext w:val="0"/>
-              <w:keepLines w:val="0"/>
-              <w:widowControl/>
-              <w:suppressLineNumbers w:val="0"/>
-              <w:snapToGrid w:val="0"/>
-              <w:spacing w:line="240" w:lineRule="auto"/>
-              <w:ind w:left="0" w:leftChars="0" w:right="0" w:rightChars="0" w:firstLine="0" w:firstLineChars="0"/>
-              <w:jc w:val="center"/>
-              <w:rPr>
-                <w:rFonts w:hint="default" w:ascii="Segoe UI" w:hAnsi="Segoe UI" w:eastAsia="Segoe UI" w:cs="Segoe UI"/>
-                <w:i w:val="0"/>
-                <w:iCs w:val="0"/>
-                <w:caps w:val="0"/>
-                <w:color w:val="0F1115"/>
-                <w:spacing w:val="0"/>
-                <w:sz w:val="18"/>
-                <w:szCs w:val="18"/>
-              </w:rPr>
-            </w:pPr>
-            <w:r>
-              <w:rPr>
-                <w:rFonts w:hint="default" w:ascii="Segoe UI" w:hAnsi="Segoe UI" w:eastAsia="Segoe UI" w:cs="Segoe UI"/>
-                <w:i w:val="0"/>
-                <w:iCs w:val="0"/>
-                <w:caps w:val="0"/>
-                <w:snapToGrid w:val="0"/>
-                <w:color w:val="000000"/>
-                <w:spacing w:val="0"/>
-                <w:kern w:val="0"/>
-                <w:sz w:val="18"/>
-                <w:szCs w:val="18"/>
-                <w:bdr w:val="none" w:color="auto" w:sz="0" w:space="0"/>
-                <w:lang w:val="en-US" w:eastAsia="zh-CN" w:bidi="ar"/>
-              </w:rPr>
-              <w:t>2025年9月15日</w:t>
             </w:r>
           </w:p>
         </w:tc>
@@ -10785,10 +10166,9 @@
                 <w:kern w:val="0"/>
                 <w:sz w:val="18"/>
                 <w:szCs w:val="18"/>
-                <w:bdr w:val="none" w:color="auto" w:sz="0" w:space="0"/>
-                <w:lang w:val="en-US" w:eastAsia="zh-CN" w:bidi="ar"/>
-              </w:rPr>
-              <w:t>3</w:t>
+                <w:lang w:val="en-US" w:eastAsia="zh-CN" w:bidi="ar"/>
+              </w:rPr>
+              <w:t>1</w:t>
             </w:r>
           </w:p>
         </w:tc>
@@ -10844,10 +10224,9 @@
                 <w:kern w:val="0"/>
                 <w:sz w:val="18"/>
                 <w:szCs w:val="18"/>
-                <w:bdr w:val="none" w:color="auto" w:sz="0" w:space="0"/>
-                <w:lang w:val="en-US" w:eastAsia="zh-CN" w:bidi="ar"/>
-              </w:rPr>
-              <w:t>组织一次专项急救技能培训</w:t>
+                <w:lang w:val="en-US" w:eastAsia="zh-CN" w:bidi="ar"/>
+              </w:rPr>
+              <w:t>修订《现场应急职责卡》，明确各岗位边界</w:t>
             </w:r>
           </w:p>
         </w:tc>
@@ -10903,10 +10282,9 @@
                 <w:kern w:val="0"/>
                 <w:sz w:val="18"/>
                 <w:szCs w:val="18"/>
-                <w:bdr w:val="none" w:color="auto" w:sz="0" w:space="0"/>
-                <w:lang w:val="en-US" w:eastAsia="zh-CN" w:bidi="ar"/>
-              </w:rPr>
-              <w:t>质量专员</w:t>
+                <w:lang w:val="en-US" w:eastAsia="zh-CN" w:bidi="ar"/>
+              </w:rPr>
+              <w:t>运维项目经理</w:t>
             </w:r>
           </w:p>
         </w:tc>
@@ -10962,10 +10340,9 @@
                 <w:kern w:val="0"/>
                 <w:sz w:val="18"/>
                 <w:szCs w:val="18"/>
-                <w:bdr w:val="none" w:color="auto" w:sz="0" w:space="0"/>
-                <w:lang w:val="en-US" w:eastAsia="zh-CN" w:bidi="ar"/>
-              </w:rPr>
-              <w:t>2025年9月20日</w:t>
+                <w:lang w:val="en-US" w:eastAsia="zh-CN" w:bidi="ar"/>
+              </w:rPr>
+              <w:t>2025年9月10日</w:t>
             </w:r>
           </w:p>
         </w:tc>
@@ -11044,10 +10421,9 @@
                 <w:kern w:val="0"/>
                 <w:sz w:val="18"/>
                 <w:szCs w:val="18"/>
-                <w:bdr w:val="none" w:color="auto" w:sz="0" w:space="0"/>
-                <w:lang w:val="en-US" w:eastAsia="zh-CN" w:bidi="ar"/>
-              </w:rPr>
-              <w:t>4</w:t>
+                <w:lang w:val="en-US" w:eastAsia="zh-CN" w:bidi="ar"/>
+              </w:rPr>
+              <w:t>2</w:t>
             </w:r>
           </w:p>
         </w:tc>
@@ -11103,10 +10479,9 @@
                 <w:kern w:val="0"/>
                 <w:sz w:val="18"/>
                 <w:szCs w:val="18"/>
-                <w:bdr w:val="none" w:color="auto" w:sz="0" w:space="0"/>
-                <w:lang w:val="en-US" w:eastAsia="zh-CN" w:bidi="ar"/>
-              </w:rPr>
-              <w:t>为各站点配备简易影像记录工具（如执法记录仪）</w:t>
+                <w:lang w:val="en-US" w:eastAsia="zh-CN" w:bidi="ar"/>
+              </w:rPr>
+              <w:t>增配备用通讯设备，并测试信号覆盖</w:t>
             </w:r>
           </w:p>
         </w:tc>
@@ -11162,10 +10537,9 @@
                 <w:kern w:val="0"/>
                 <w:sz w:val="18"/>
                 <w:szCs w:val="18"/>
-                <w:bdr w:val="none" w:color="auto" w:sz="0" w:space="0"/>
-                <w:lang w:val="en-US" w:eastAsia="zh-CN" w:bidi="ar"/>
-              </w:rPr>
-              <w:t>采购专员</w:t>
+                <w:lang w:val="en-US" w:eastAsia="zh-CN" w:bidi="ar"/>
+              </w:rPr>
+              <w:t>网络工程师</w:t>
             </w:r>
           </w:p>
         </w:tc>
@@ -11221,10 +10595,9 @@
                 <w:kern w:val="0"/>
                 <w:sz w:val="18"/>
                 <w:szCs w:val="18"/>
-                <w:bdr w:val="none" w:color="auto" w:sz="0" w:space="0"/>
-                <w:lang w:val="en-US" w:eastAsia="zh-CN" w:bidi="ar"/>
-              </w:rPr>
-              <w:t>2025年9月30日</w:t>
+                <w:lang w:val="en-US" w:eastAsia="zh-CN" w:bidi="ar"/>
+              </w:rPr>
+              <w:t>2025年9月15日</w:t>
             </w:r>
           </w:p>
         </w:tc>
@@ -11252,6 +10625,533 @@
         </w:trPr>
         <w:tc>
           <w:tcPr>
+            <w:tcW w:w="0" w:type="auto"/>
+            <w:tcBorders>
+              <w:top w:val="single" w:color="auto" w:sz="4" w:space="0"/>
+              <w:left w:val="single" w:color="auto" w:sz="12" w:space="0"/>
+              <w:bottom w:val="nil"/>
+              <w:right w:val="nil"/>
+            </w:tcBorders>
+            <w:shd w:val="clear" w:color="auto" w:fill="FFFFFF"/>
+            <w:noWrap w:val="0"/>
+            <w:tcMar>
+              <w:top w:w="120" w:type="dxa"/>
+              <w:left w:w="-1" w:type="dxa"/>
+              <w:bottom w:w="120" w:type="dxa"/>
+              <w:right w:w="192" w:type="dxa"/>
+            </w:tcMar>
+            <w:vAlign w:val="center"/>
+          </w:tcPr>
+          <w:p>
+            <w:pPr>
+              <w:keepNext w:val="0"/>
+              <w:keepLines w:val="0"/>
+              <w:widowControl/>
+              <w:suppressLineNumbers w:val="0"/>
+              <w:snapToGrid w:val="0"/>
+              <w:spacing w:line="240" w:lineRule="auto"/>
+              <w:ind w:left="0" w:leftChars="0" w:right="0" w:rightChars="0" w:firstLine="0" w:firstLineChars="0"/>
+              <w:jc w:val="center"/>
+              <w:rPr>
+                <w:rFonts w:hint="default" w:ascii="Segoe UI" w:hAnsi="Segoe UI" w:eastAsia="Segoe UI" w:cs="Segoe UI"/>
+                <w:i w:val="0"/>
+                <w:iCs w:val="0"/>
+                <w:caps w:val="0"/>
+                <w:color w:val="0F1115"/>
+                <w:spacing w:val="0"/>
+                <w:sz w:val="18"/>
+                <w:szCs w:val="18"/>
+              </w:rPr>
+            </w:pPr>
+            <w:r>
+              <w:rPr>
+                <w:rFonts w:hint="default" w:ascii="Segoe UI" w:hAnsi="Segoe UI" w:eastAsia="Segoe UI" w:cs="Segoe UI"/>
+                <w:i w:val="0"/>
+                <w:iCs w:val="0"/>
+                <w:caps w:val="0"/>
+                <w:snapToGrid w:val="0"/>
+                <w:color w:val="000000"/>
+                <w:spacing w:val="0"/>
+                <w:kern w:val="0"/>
+                <w:sz w:val="18"/>
+                <w:szCs w:val="18"/>
+                <w:lang w:val="en-US" w:eastAsia="zh-CN" w:bidi="ar"/>
+              </w:rPr>
+              <w:t>3</w:t>
+            </w:r>
+          </w:p>
+        </w:tc>
+        <w:tc>
+          <w:tcPr>
+            <w:tcW w:w="0" w:type="auto"/>
+            <w:tcBorders>
+              <w:top w:val="single" w:color="auto" w:sz="4" w:space="0"/>
+              <w:left w:val="single" w:color="auto" w:sz="4" w:space="0"/>
+              <w:bottom w:val="nil"/>
+              <w:right w:val="nil"/>
+            </w:tcBorders>
+            <w:shd w:val="clear" w:color="auto" w:fill="FFFFFF"/>
+            <w:noWrap w:val="0"/>
+            <w:tcMar>
+              <w:top w:w="120" w:type="dxa"/>
+              <w:left w:w="192" w:type="dxa"/>
+              <w:bottom w:w="120" w:type="dxa"/>
+              <w:right w:w="192" w:type="dxa"/>
+            </w:tcMar>
+            <w:vAlign w:val="center"/>
+          </w:tcPr>
+          <w:p>
+            <w:pPr>
+              <w:keepNext w:val="0"/>
+              <w:keepLines w:val="0"/>
+              <w:widowControl/>
+              <w:suppressLineNumbers w:val="0"/>
+              <w:snapToGrid w:val="0"/>
+              <w:spacing w:line="240" w:lineRule="auto"/>
+              <w:ind w:left="0" w:leftChars="0" w:right="0" w:rightChars="0" w:firstLine="0" w:firstLineChars="0"/>
+              <w:jc w:val="center"/>
+              <w:rPr>
+                <w:rFonts w:hint="default" w:ascii="Segoe UI" w:hAnsi="Segoe UI" w:eastAsia="Segoe UI" w:cs="Segoe UI"/>
+                <w:i w:val="0"/>
+                <w:iCs w:val="0"/>
+                <w:caps w:val="0"/>
+                <w:color w:val="0F1115"/>
+                <w:spacing w:val="0"/>
+                <w:sz w:val="18"/>
+                <w:szCs w:val="18"/>
+              </w:rPr>
+            </w:pPr>
+            <w:r>
+              <w:rPr>
+                <w:rFonts w:hint="default" w:ascii="Segoe UI" w:hAnsi="Segoe UI" w:eastAsia="Segoe UI" w:cs="Segoe UI"/>
+                <w:i w:val="0"/>
+                <w:iCs w:val="0"/>
+                <w:caps w:val="0"/>
+                <w:snapToGrid w:val="0"/>
+                <w:color w:val="000000"/>
+                <w:spacing w:val="0"/>
+                <w:kern w:val="0"/>
+                <w:sz w:val="18"/>
+                <w:szCs w:val="18"/>
+                <w:lang w:val="en-US" w:eastAsia="zh-CN" w:bidi="ar"/>
+              </w:rPr>
+              <w:t>组织一次专项急救技能培训</w:t>
+            </w:r>
+          </w:p>
+        </w:tc>
+        <w:tc>
+          <w:tcPr>
+            <w:tcW w:w="0" w:type="auto"/>
+            <w:tcBorders>
+              <w:top w:val="single" w:color="auto" w:sz="4" w:space="0"/>
+              <w:left w:val="single" w:color="auto" w:sz="4" w:space="0"/>
+              <w:bottom w:val="nil"/>
+              <w:right w:val="nil"/>
+            </w:tcBorders>
+            <w:shd w:val="clear" w:color="auto" w:fill="FFFFFF"/>
+            <w:noWrap w:val="0"/>
+            <w:tcMar>
+              <w:top w:w="120" w:type="dxa"/>
+              <w:left w:w="192" w:type="dxa"/>
+              <w:bottom w:w="120" w:type="dxa"/>
+              <w:right w:w="192" w:type="dxa"/>
+            </w:tcMar>
+            <w:vAlign w:val="center"/>
+          </w:tcPr>
+          <w:p>
+            <w:pPr>
+              <w:keepNext w:val="0"/>
+              <w:keepLines w:val="0"/>
+              <w:widowControl/>
+              <w:suppressLineNumbers w:val="0"/>
+              <w:snapToGrid w:val="0"/>
+              <w:spacing w:line="240" w:lineRule="auto"/>
+              <w:ind w:left="0" w:leftChars="0" w:right="0" w:rightChars="0" w:firstLine="0" w:firstLineChars="0"/>
+              <w:jc w:val="left"/>
+              <w:rPr>
+                <w:rFonts w:hint="default" w:ascii="Segoe UI" w:hAnsi="Segoe UI" w:eastAsia="Segoe UI" w:cs="Segoe UI"/>
+                <w:i w:val="0"/>
+                <w:iCs w:val="0"/>
+                <w:caps w:val="0"/>
+                <w:color w:val="0F1115"/>
+                <w:spacing w:val="0"/>
+                <w:sz w:val="18"/>
+                <w:szCs w:val="18"/>
+                <w:lang w:val="en-US"/>
+              </w:rPr>
+            </w:pPr>
+            <w:r>
+              <w:rPr>
+                <w:rFonts w:hint="default" w:ascii="Segoe UI" w:hAnsi="Segoe UI" w:eastAsia="Segoe UI" w:cs="Segoe UI"/>
+                <w:i w:val="0"/>
+                <w:iCs w:val="0"/>
+                <w:caps w:val="0"/>
+                <w:snapToGrid w:val="0"/>
+                <w:color w:val="000000"/>
+                <w:spacing w:val="0"/>
+                <w:kern w:val="0"/>
+                <w:sz w:val="18"/>
+                <w:szCs w:val="18"/>
+                <w:lang w:val="en-US" w:eastAsia="zh-CN" w:bidi="ar"/>
+              </w:rPr>
+              <w:t>质量</w:t>
+            </w:r>
+            <w:r>
+              <w:rPr>
+                <w:rFonts w:hint="eastAsia" w:ascii="Segoe UI" w:hAnsi="Segoe UI" w:eastAsia="Segoe UI" w:cs="Segoe UI"/>
+                <w:i w:val="0"/>
+                <w:iCs w:val="0"/>
+                <w:caps w:val="0"/>
+                <w:snapToGrid w:val="0"/>
+                <w:color w:val="000000"/>
+                <w:spacing w:val="0"/>
+                <w:kern w:val="0"/>
+                <w:sz w:val="18"/>
+                <w:szCs w:val="18"/>
+                <w:lang w:val="en-US" w:eastAsia="zh-CN" w:bidi="ar"/>
+              </w:rPr>
+              <w:t>管理专员</w:t>
+            </w:r>
+            <w:bookmarkStart w:id="3" w:name="_GoBack"/>
+            <w:bookmarkEnd w:id="3"/>
+          </w:p>
+        </w:tc>
+        <w:tc>
+          <w:tcPr>
+            <w:tcW w:w="1583" w:type="dxa"/>
+            <w:tcBorders>
+              <w:top w:val="single" w:color="auto" w:sz="4" w:space="0"/>
+              <w:left w:val="single" w:color="auto" w:sz="4" w:space="0"/>
+              <w:bottom w:val="nil"/>
+              <w:right w:val="single" w:color="auto" w:sz="12" w:space="0"/>
+            </w:tcBorders>
+            <w:shd w:val="clear" w:color="auto" w:fill="FFFFFF"/>
+            <w:noWrap w:val="0"/>
+            <w:tcMar>
+              <w:top w:w="120" w:type="dxa"/>
+              <w:left w:w="192" w:type="dxa"/>
+              <w:bottom w:w="120" w:type="dxa"/>
+              <w:right w:w="-1" w:type="dxa"/>
+            </w:tcMar>
+            <w:vAlign w:val="center"/>
+          </w:tcPr>
+          <w:p>
+            <w:pPr>
+              <w:keepNext w:val="0"/>
+              <w:keepLines w:val="0"/>
+              <w:widowControl/>
+              <w:suppressLineNumbers w:val="0"/>
+              <w:snapToGrid w:val="0"/>
+              <w:spacing w:line="240" w:lineRule="auto"/>
+              <w:ind w:left="0" w:leftChars="0" w:right="0" w:rightChars="0" w:firstLine="0" w:firstLineChars="0"/>
+              <w:jc w:val="center"/>
+              <w:rPr>
+                <w:rFonts w:hint="default" w:ascii="Segoe UI" w:hAnsi="Segoe UI" w:eastAsia="Segoe UI" w:cs="Segoe UI"/>
+                <w:i w:val="0"/>
+                <w:iCs w:val="0"/>
+                <w:caps w:val="0"/>
+                <w:color w:val="0F1115"/>
+                <w:spacing w:val="0"/>
+                <w:sz w:val="18"/>
+                <w:szCs w:val="18"/>
+              </w:rPr>
+            </w:pPr>
+            <w:r>
+              <w:rPr>
+                <w:rFonts w:hint="default" w:ascii="Segoe UI" w:hAnsi="Segoe UI" w:eastAsia="Segoe UI" w:cs="Segoe UI"/>
+                <w:i w:val="0"/>
+                <w:iCs w:val="0"/>
+                <w:caps w:val="0"/>
+                <w:snapToGrid w:val="0"/>
+                <w:color w:val="000000"/>
+                <w:spacing w:val="0"/>
+                <w:kern w:val="0"/>
+                <w:sz w:val="18"/>
+                <w:szCs w:val="18"/>
+                <w:lang w:val="en-US" w:eastAsia="zh-CN" w:bidi="ar"/>
+              </w:rPr>
+              <w:t>2025年9月20日</w:t>
+            </w:r>
+          </w:p>
+        </w:tc>
+      </w:tr>
+      <w:tr>
+        <w:tblPrEx>
+          <w:tblBorders>
+            <w:top w:val="none" w:color="auto" w:sz="0" w:space="0"/>
+            <w:left w:val="none" w:color="auto" w:sz="0" w:space="0"/>
+            <w:bottom w:val="none" w:color="auto" w:sz="0" w:space="0"/>
+            <w:right w:val="none" w:color="auto" w:sz="0" w:space="0"/>
+            <w:insideH w:val="none" w:color="auto" w:sz="0" w:space="0"/>
+            <w:insideV w:val="none" w:color="auto" w:sz="0" w:space="0"/>
+          </w:tblBorders>
+          <w:tblCellMar>
+            <w:top w:w="15" w:type="dxa"/>
+            <w:left w:w="15" w:type="dxa"/>
+            <w:bottom w:w="15" w:type="dxa"/>
+            <w:right w:w="15" w:type="dxa"/>
+          </w:tblCellMar>
+        </w:tblPrEx>
+        <w:trPr>
+          <w:trHeight w:val="0" w:hRule="atLeast"/>
+          <w:jc w:val="center"/>
+        </w:trPr>
+        <w:tc>
+          <w:tcPr>
+            <w:tcW w:w="0" w:type="auto"/>
+            <w:tcBorders>
+              <w:top w:val="single" w:color="auto" w:sz="4" w:space="0"/>
+              <w:left w:val="single" w:color="auto" w:sz="12" w:space="0"/>
+              <w:bottom w:val="nil"/>
+              <w:right w:val="nil"/>
+            </w:tcBorders>
+            <w:shd w:val="clear" w:color="auto" w:fill="FFFFFF"/>
+            <w:noWrap w:val="0"/>
+            <w:tcMar>
+              <w:top w:w="120" w:type="dxa"/>
+              <w:left w:w="-1" w:type="dxa"/>
+              <w:bottom w:w="120" w:type="dxa"/>
+              <w:right w:w="192" w:type="dxa"/>
+            </w:tcMar>
+            <w:vAlign w:val="center"/>
+          </w:tcPr>
+          <w:p>
+            <w:pPr>
+              <w:keepNext w:val="0"/>
+              <w:keepLines w:val="0"/>
+              <w:widowControl/>
+              <w:suppressLineNumbers w:val="0"/>
+              <w:snapToGrid w:val="0"/>
+              <w:spacing w:line="240" w:lineRule="auto"/>
+              <w:ind w:left="0" w:leftChars="0" w:right="0" w:rightChars="0" w:firstLine="0" w:firstLineChars="0"/>
+              <w:jc w:val="center"/>
+              <w:rPr>
+                <w:rFonts w:hint="default" w:ascii="Segoe UI" w:hAnsi="Segoe UI" w:eastAsia="Segoe UI" w:cs="Segoe UI"/>
+                <w:i w:val="0"/>
+                <w:iCs w:val="0"/>
+                <w:caps w:val="0"/>
+                <w:color w:val="0F1115"/>
+                <w:spacing w:val="0"/>
+                <w:sz w:val="18"/>
+                <w:szCs w:val="18"/>
+              </w:rPr>
+            </w:pPr>
+            <w:r>
+              <w:rPr>
+                <w:rFonts w:hint="default" w:ascii="Segoe UI" w:hAnsi="Segoe UI" w:eastAsia="Segoe UI" w:cs="Segoe UI"/>
+                <w:i w:val="0"/>
+                <w:iCs w:val="0"/>
+                <w:caps w:val="0"/>
+                <w:snapToGrid w:val="0"/>
+                <w:color w:val="000000"/>
+                <w:spacing w:val="0"/>
+                <w:kern w:val="0"/>
+                <w:sz w:val="18"/>
+                <w:szCs w:val="18"/>
+                <w:lang w:val="en-US" w:eastAsia="zh-CN" w:bidi="ar"/>
+              </w:rPr>
+              <w:t>4</w:t>
+            </w:r>
+          </w:p>
+        </w:tc>
+        <w:tc>
+          <w:tcPr>
+            <w:tcW w:w="0" w:type="auto"/>
+            <w:tcBorders>
+              <w:top w:val="single" w:color="auto" w:sz="4" w:space="0"/>
+              <w:left w:val="single" w:color="auto" w:sz="4" w:space="0"/>
+              <w:bottom w:val="nil"/>
+              <w:right w:val="nil"/>
+            </w:tcBorders>
+            <w:shd w:val="clear" w:color="auto" w:fill="FFFFFF"/>
+            <w:noWrap w:val="0"/>
+            <w:tcMar>
+              <w:top w:w="120" w:type="dxa"/>
+              <w:left w:w="192" w:type="dxa"/>
+              <w:bottom w:w="120" w:type="dxa"/>
+              <w:right w:w="192" w:type="dxa"/>
+            </w:tcMar>
+            <w:vAlign w:val="center"/>
+          </w:tcPr>
+          <w:p>
+            <w:pPr>
+              <w:keepNext w:val="0"/>
+              <w:keepLines w:val="0"/>
+              <w:widowControl/>
+              <w:suppressLineNumbers w:val="0"/>
+              <w:snapToGrid w:val="0"/>
+              <w:spacing w:line="240" w:lineRule="auto"/>
+              <w:ind w:left="0" w:leftChars="0" w:right="0" w:rightChars="0" w:firstLine="0" w:firstLineChars="0"/>
+              <w:jc w:val="center"/>
+              <w:rPr>
+                <w:rFonts w:hint="default" w:ascii="Segoe UI" w:hAnsi="Segoe UI" w:eastAsia="Segoe UI" w:cs="Segoe UI"/>
+                <w:i w:val="0"/>
+                <w:iCs w:val="0"/>
+                <w:caps w:val="0"/>
+                <w:color w:val="0F1115"/>
+                <w:spacing w:val="0"/>
+                <w:sz w:val="18"/>
+                <w:szCs w:val="18"/>
+              </w:rPr>
+            </w:pPr>
+            <w:r>
+              <w:rPr>
+                <w:rFonts w:hint="default" w:ascii="Segoe UI" w:hAnsi="Segoe UI" w:eastAsia="Segoe UI" w:cs="Segoe UI"/>
+                <w:i w:val="0"/>
+                <w:iCs w:val="0"/>
+                <w:caps w:val="0"/>
+                <w:snapToGrid w:val="0"/>
+                <w:color w:val="000000"/>
+                <w:spacing w:val="0"/>
+                <w:kern w:val="0"/>
+                <w:sz w:val="18"/>
+                <w:szCs w:val="18"/>
+                <w:lang w:val="en-US" w:eastAsia="zh-CN" w:bidi="ar"/>
+              </w:rPr>
+              <w:t>为各站点配备简易影像记录工具（如执法记录仪）</w:t>
+            </w:r>
+          </w:p>
+        </w:tc>
+        <w:tc>
+          <w:tcPr>
+            <w:tcW w:w="0" w:type="auto"/>
+            <w:tcBorders>
+              <w:top w:val="single" w:color="auto" w:sz="4" w:space="0"/>
+              <w:left w:val="single" w:color="auto" w:sz="4" w:space="0"/>
+              <w:bottom w:val="nil"/>
+              <w:right w:val="nil"/>
+            </w:tcBorders>
+            <w:shd w:val="clear" w:color="auto" w:fill="FFFFFF"/>
+            <w:noWrap w:val="0"/>
+            <w:tcMar>
+              <w:top w:w="120" w:type="dxa"/>
+              <w:left w:w="192" w:type="dxa"/>
+              <w:bottom w:w="120" w:type="dxa"/>
+              <w:right w:w="192" w:type="dxa"/>
+            </w:tcMar>
+            <w:vAlign w:val="center"/>
+          </w:tcPr>
+          <w:p>
+            <w:pPr>
+              <w:keepNext w:val="0"/>
+              <w:keepLines w:val="0"/>
+              <w:widowControl/>
+              <w:suppressLineNumbers w:val="0"/>
+              <w:snapToGrid w:val="0"/>
+              <w:spacing w:line="240" w:lineRule="auto"/>
+              <w:ind w:left="0" w:leftChars="0" w:right="0" w:rightChars="0" w:firstLine="0" w:firstLineChars="0"/>
+              <w:jc w:val="left"/>
+              <w:rPr>
+                <w:rFonts w:hint="default" w:ascii="Segoe UI" w:hAnsi="Segoe UI" w:eastAsia="Segoe UI" w:cs="Segoe UI"/>
+                <w:i w:val="0"/>
+                <w:iCs w:val="0"/>
+                <w:caps w:val="0"/>
+                <w:color w:val="0F1115"/>
+                <w:spacing w:val="0"/>
+                <w:sz w:val="18"/>
+                <w:szCs w:val="18"/>
+              </w:rPr>
+            </w:pPr>
+            <w:r>
+              <w:rPr>
+                <w:rFonts w:hint="default" w:ascii="Segoe UI" w:hAnsi="Segoe UI" w:eastAsia="Segoe UI" w:cs="Segoe UI"/>
+                <w:i w:val="0"/>
+                <w:iCs w:val="0"/>
+                <w:caps w:val="0"/>
+                <w:snapToGrid w:val="0"/>
+                <w:color w:val="000000"/>
+                <w:spacing w:val="0"/>
+                <w:kern w:val="0"/>
+                <w:sz w:val="18"/>
+                <w:szCs w:val="18"/>
+                <w:lang w:val="en-US" w:eastAsia="zh-CN" w:bidi="ar"/>
+              </w:rPr>
+              <w:t>采购专员</w:t>
+            </w:r>
+          </w:p>
+        </w:tc>
+        <w:tc>
+          <w:tcPr>
+            <w:tcW w:w="1583" w:type="dxa"/>
+            <w:tcBorders>
+              <w:top w:val="single" w:color="auto" w:sz="4" w:space="0"/>
+              <w:left w:val="single" w:color="auto" w:sz="4" w:space="0"/>
+              <w:bottom w:val="nil"/>
+              <w:right w:val="single" w:color="auto" w:sz="12" w:space="0"/>
+            </w:tcBorders>
+            <w:shd w:val="clear" w:color="auto" w:fill="FFFFFF"/>
+            <w:noWrap w:val="0"/>
+            <w:tcMar>
+              <w:top w:w="120" w:type="dxa"/>
+              <w:left w:w="192" w:type="dxa"/>
+              <w:bottom w:w="120" w:type="dxa"/>
+              <w:right w:w="-1" w:type="dxa"/>
+            </w:tcMar>
+            <w:vAlign w:val="center"/>
+          </w:tcPr>
+          <w:p>
+            <w:pPr>
+              <w:keepNext w:val="0"/>
+              <w:keepLines w:val="0"/>
+              <w:widowControl/>
+              <w:suppressLineNumbers w:val="0"/>
+              <w:snapToGrid w:val="0"/>
+              <w:spacing w:line="240" w:lineRule="auto"/>
+              <w:ind w:left="0" w:leftChars="0" w:right="0" w:rightChars="0" w:firstLine="0" w:firstLineChars="0"/>
+              <w:jc w:val="center"/>
+              <w:rPr>
+                <w:rFonts w:hint="default" w:ascii="Segoe UI" w:hAnsi="Segoe UI" w:eastAsia="Segoe UI" w:cs="Segoe UI"/>
+                <w:i w:val="0"/>
+                <w:iCs w:val="0"/>
+                <w:caps w:val="0"/>
+                <w:color w:val="0F1115"/>
+                <w:spacing w:val="0"/>
+                <w:sz w:val="18"/>
+                <w:szCs w:val="18"/>
+              </w:rPr>
+            </w:pPr>
+            <w:r>
+              <w:rPr>
+                <w:rFonts w:hint="default" w:ascii="Segoe UI" w:hAnsi="Segoe UI" w:eastAsia="Segoe UI" w:cs="Segoe UI"/>
+                <w:i w:val="0"/>
+                <w:iCs w:val="0"/>
+                <w:caps w:val="0"/>
+                <w:snapToGrid w:val="0"/>
+                <w:color w:val="000000"/>
+                <w:spacing w:val="0"/>
+                <w:kern w:val="0"/>
+                <w:sz w:val="18"/>
+                <w:szCs w:val="18"/>
+                <w:lang w:val="en-US" w:eastAsia="zh-CN" w:bidi="ar"/>
+              </w:rPr>
+              <w:t>2025年9月30日</w:t>
+            </w:r>
+          </w:p>
+        </w:tc>
+      </w:tr>
+      <w:tr>
+        <w:tblPrEx>
+          <w:tblBorders>
+            <w:top w:val="none" w:color="auto" w:sz="0" w:space="0"/>
+            <w:left w:val="none" w:color="auto" w:sz="0" w:space="0"/>
+            <w:bottom w:val="none" w:color="auto" w:sz="0" w:space="0"/>
+            <w:right w:val="none" w:color="auto" w:sz="0" w:space="0"/>
+            <w:insideH w:val="none" w:color="auto" w:sz="0" w:space="0"/>
+            <w:insideV w:val="none" w:color="auto" w:sz="0" w:space="0"/>
+          </w:tblBorders>
+          <w:tblCellMar>
+            <w:top w:w="15" w:type="dxa"/>
+            <w:left w:w="15" w:type="dxa"/>
+            <w:bottom w:w="15" w:type="dxa"/>
+            <w:right w:w="15" w:type="dxa"/>
+          </w:tblCellMar>
+        </w:tblPrEx>
+        <w:trPr>
+          <w:trHeight w:val="0" w:hRule="atLeast"/>
+          <w:jc w:val="center"/>
+        </w:trPr>
+        <w:tc>
+          <w:tcPr>
             <w:tcW w:w="618" w:type="dxa"/>
             <w:tcBorders>
               <w:top w:val="single" w:color="auto" w:sz="4" w:space="0"/>
@@ -11302,7 +11202,6 @@
                 <w:kern w:val="0"/>
                 <w:sz w:val="18"/>
                 <w:szCs w:val="18"/>
-                <w:bdr w:val="none" w:color="auto" w:sz="0" w:space="0"/>
                 <w:lang w:val="en-US" w:eastAsia="zh-CN" w:bidi="ar"/>
               </w:rPr>
               <w:t>5</w:t>
@@ -11361,7 +11260,6 @@
                 <w:kern w:val="0"/>
                 <w:sz w:val="18"/>
                 <w:szCs w:val="18"/>
-                <w:bdr w:val="none" w:color="auto" w:sz="0" w:space="0"/>
                 <w:lang w:val="en-US" w:eastAsia="zh-CN" w:bidi="ar"/>
               </w:rPr>
               <w:t>制定《应急信息通报流程图》，明确各环节时限</w:t>
@@ -11420,7 +11318,6 @@
                 <w:kern w:val="0"/>
                 <w:sz w:val="18"/>
                 <w:szCs w:val="18"/>
-                <w:bdr w:val="none" w:color="auto" w:sz="0" w:space="0"/>
                 <w:lang w:val="en-US" w:eastAsia="zh-CN" w:bidi="ar"/>
               </w:rPr>
               <w:t>运维项目经理</w:t>
@@ -11479,7 +11376,6 @@
                 <w:kern w:val="0"/>
                 <w:sz w:val="18"/>
                 <w:szCs w:val="18"/>
-                <w:bdr w:val="none" w:color="auto" w:sz="0" w:space="0"/>
                 <w:lang w:val="en-US" w:eastAsia="zh-CN" w:bidi="ar"/>
               </w:rPr>
               <w:t>2025年9月10日</w:t>
@@ -11708,8 +11604,6 @@
         </w:rPr>
         <w:t>本次2025年8月应急演练基本达到预期目标，有效检验了高温汛期施工现场安全事故的应急响应机制。演练过程中团队表现出较强的责任意识和协作基础，同时在通讯保障、技能熟练度、流程精细化等方面存在提升空间。</w:t>
       </w:r>
-      <w:bookmarkStart w:id="3" w:name="_GoBack"/>
-      <w:bookmarkEnd w:id="3"/>
     </w:p>
     <w:sectPr>
       <w:footerReference r:id="rId5" w:type="default"/>

--- a/10-应急管理/运行记录类文件/100204-盐都区新能源汽车充电站建设项目-应急演练报告.docx
+++ b/10-应急管理/运行记录类文件/100204-盐都区新能源汽车充电站建设项目-应急演练报告.docx
@@ -390,7 +390,7 @@
                 <w:rFonts w:hint="eastAsia"/>
                 <w:lang w:val="en-US" w:eastAsia="zh-CN"/>
               </w:rPr>
-              <w:t>赶紧方案</w:t>
+              <w:t>改进方案</w:t>
             </w:r>
             <w:r>
               <w:t>（ZDFJT-ITS</w:t>
@@ -407,8 +407,10 @@
                 <w:spacing w:val="-1"/>
                 <w:lang w:val="en-US" w:eastAsia="zh-CN"/>
               </w:rPr>
-              <w:t>JFSSJH</w:t>
-            </w:r>
+              <w:t>GJFA</w:t>
+            </w:r>
+            <w:bookmarkStart w:id="3" w:name="_GoBack"/>
+            <w:bookmarkEnd w:id="3"/>
             <w:r>
               <w:rPr>
                 <w:spacing w:val="-1"/>
@@ -1070,12 +1072,6 @@
             <w:insideH w:val="single" w:color="000000" w:sz="4" w:space="0"/>
             <w:insideV w:val="single" w:color="000000" w:sz="4" w:space="0"/>
           </w:tblBorders>
-          <w:tblCellMar>
-            <w:top w:w="0" w:type="dxa"/>
-            <w:left w:w="0" w:type="dxa"/>
-            <w:bottom w:w="0" w:type="dxa"/>
-            <w:right w:w="0" w:type="dxa"/>
-          </w:tblCellMar>
         </w:tblPrEx>
         <w:trPr>
           <w:trHeight w:val="588" w:hRule="atLeast"/>
@@ -2599,7 +2595,6 @@
             <w:insideH w:val="none" w:color="auto" w:sz="0" w:space="0"/>
             <w:insideV w:val="none" w:color="auto" w:sz="0" w:space="0"/>
           </w:tblBorders>
-          <w:shd w:val="clear" w:color="auto" w:fill="FFFFFF"/>
           <w:tblCellMar>
             <w:top w:w="15" w:type="dxa"/>
             <w:left w:w="15" w:type="dxa"/>
@@ -2883,7 +2878,6 @@
             <w:insideH w:val="none" w:color="auto" w:sz="0" w:space="0"/>
             <w:insideV w:val="none" w:color="auto" w:sz="0" w:space="0"/>
           </w:tblBorders>
-          <w:shd w:val="clear" w:color="auto" w:fill="FFFFFF"/>
           <w:tblCellMar>
             <w:top w:w="15" w:type="dxa"/>
             <w:left w:w="15" w:type="dxa"/>
@@ -3011,6 +3005,147 @@
                 <w:lang w:val="en-US" w:eastAsia="zh-CN" w:bidi="ar"/>
               </w:rPr>
               <w:t>专项实战演练（部分预先通知，部分突击）</w:t>
+            </w:r>
+          </w:p>
+        </w:tc>
+      </w:tr>
+      <w:tr>
+        <w:tblPrEx>
+          <w:tblBorders>
+            <w:top w:val="none" w:color="auto" w:sz="0" w:space="0"/>
+            <w:left w:val="none" w:color="auto" w:sz="0" w:space="0"/>
+            <w:bottom w:val="none" w:color="auto" w:sz="0" w:space="0"/>
+            <w:right w:val="none" w:color="auto" w:sz="0" w:space="0"/>
+            <w:insideH w:val="none" w:color="auto" w:sz="0" w:space="0"/>
+            <w:insideV w:val="none" w:color="auto" w:sz="0" w:space="0"/>
+          </w:tblBorders>
+          <w:tblCellMar>
+            <w:top w:w="15" w:type="dxa"/>
+            <w:left w:w="15" w:type="dxa"/>
+            <w:bottom w:w="15" w:type="dxa"/>
+            <w:right w:w="15" w:type="dxa"/>
+          </w:tblCellMar>
+        </w:tblPrEx>
+        <w:trPr>
+          <w:trHeight w:val="0" w:hRule="atLeast"/>
+          <w:jc w:val="center"/>
+        </w:trPr>
+        <w:tc>
+          <w:tcPr>
+            <w:tcW w:w="0" w:type="auto"/>
+            <w:tcBorders>
+              <w:top w:val="single" w:color="auto" w:sz="4" w:space="0"/>
+              <w:left w:val="single" w:color="auto" w:sz="12" w:space="0"/>
+              <w:bottom w:val="nil"/>
+              <w:right w:val="nil"/>
+            </w:tcBorders>
+            <w:shd w:val="clear" w:color="auto" w:fill="FFFFFF"/>
+            <w:noWrap w:val="0"/>
+            <w:tcMar>
+              <w:top w:w="120" w:type="dxa"/>
+              <w:left w:w="-1" w:type="dxa"/>
+              <w:bottom w:w="120" w:type="dxa"/>
+              <w:right w:w="192" w:type="dxa"/>
+            </w:tcMar>
+            <w:vAlign w:val="center"/>
+          </w:tcPr>
+          <w:p>
+            <w:pPr>
+              <w:keepNext w:val="0"/>
+              <w:keepLines w:val="0"/>
+              <w:widowControl/>
+              <w:suppressLineNumbers w:val="0"/>
+              <w:snapToGrid w:val="0"/>
+              <w:spacing w:line="240" w:lineRule="auto"/>
+              <w:ind w:left="0" w:leftChars="0" w:right="0" w:rightChars="0" w:firstLine="0" w:firstLineChars="0"/>
+              <w:jc w:val="center"/>
+              <w:rPr>
+                <w:rFonts w:hint="default" w:ascii="Segoe UI" w:hAnsi="Segoe UI" w:eastAsia="Segoe UI" w:cs="Segoe UI"/>
+                <w:i w:val="0"/>
+                <w:iCs w:val="0"/>
+                <w:caps w:val="0"/>
+                <w:color w:val="0F1115"/>
+                <w:spacing w:val="0"/>
+                <w:sz w:val="18"/>
+                <w:szCs w:val="18"/>
+              </w:rPr>
+            </w:pPr>
+            <w:r>
+              <w:rPr>
+                <w:rStyle w:val="23"/>
+                <w:rFonts w:hint="default" w:ascii="Segoe UI" w:hAnsi="Segoe UI" w:eastAsia="Segoe UI" w:cs="Segoe UI"/>
+                <w:b/>
+                <w:bCs/>
+                <w:i w:val="0"/>
+                <w:iCs w:val="0"/>
+                <w:caps w:val="0"/>
+                <w:snapToGrid w:val="0"/>
+                <w:color w:val="000000"/>
+                <w:spacing w:val="0"/>
+                <w:kern w:val="0"/>
+                <w:sz w:val="18"/>
+                <w:szCs w:val="18"/>
+                <w:lang w:val="en-US" w:eastAsia="zh-CN" w:bidi="ar"/>
+              </w:rPr>
+              <w:t>演练依据</w:t>
+            </w:r>
+          </w:p>
+        </w:tc>
+        <w:tc>
+          <w:tcPr>
+            <w:tcW w:w="7293" w:type="dxa"/>
+            <w:tcBorders>
+              <w:top w:val="single" w:color="auto" w:sz="4" w:space="0"/>
+              <w:left w:val="single" w:color="auto" w:sz="4" w:space="0"/>
+              <w:bottom w:val="nil"/>
+              <w:right w:val="single" w:color="auto" w:sz="12" w:space="0"/>
+            </w:tcBorders>
+            <w:shd w:val="clear" w:color="auto" w:fill="FFFFFF"/>
+            <w:noWrap w:val="0"/>
+            <w:tcMar>
+              <w:top w:w="120" w:type="dxa"/>
+              <w:left w:w="192" w:type="dxa"/>
+              <w:bottom w:w="120" w:type="dxa"/>
+              <w:right w:w="-1" w:type="dxa"/>
+            </w:tcMar>
+            <w:vAlign w:val="center"/>
+          </w:tcPr>
+          <w:p>
+            <w:pPr>
+              <w:keepNext w:val="0"/>
+              <w:keepLines w:val="0"/>
+              <w:widowControl/>
+              <w:suppressLineNumbers w:val="0"/>
+              <w:snapToGrid w:val="0"/>
+              <w:spacing w:line="240" w:lineRule="auto"/>
+              <w:ind w:left="0" w:leftChars="0" w:right="0" w:rightChars="0" w:firstLine="0" w:firstLineChars="0"/>
+              <w:jc w:val="center"/>
+              <w:rPr>
+                <w:rFonts w:hint="default" w:ascii="Segoe UI" w:hAnsi="Segoe UI" w:eastAsia="Segoe UI" w:cs="Segoe UI"/>
+                <w:i w:val="0"/>
+                <w:iCs w:val="0"/>
+                <w:caps w:val="0"/>
+                <w:color w:val="0F1115"/>
+                <w:spacing w:val="0"/>
+                <w:sz w:val="18"/>
+                <w:szCs w:val="18"/>
+              </w:rPr>
+            </w:pPr>
+            <w:r>
+              <w:rPr>
+                <w:rFonts w:hint="default" w:ascii="Segoe UI" w:hAnsi="Segoe UI" w:eastAsia="Segoe UI" w:cs="Segoe UI"/>
+                <w:i w:val="0"/>
+                <w:iCs w:val="0"/>
+                <w:caps w:val="0"/>
+                <w:snapToGrid w:val="0"/>
+                <w:color w:val="000000"/>
+                <w:spacing w:val="0"/>
+                <w:kern w:val="0"/>
+                <w:sz w:val="18"/>
+                <w:szCs w:val="18"/>
+                <w:lang w:val="en-US" w:eastAsia="zh-CN" w:bidi="ar"/>
+              </w:rPr>
+              <w:t>《盐都区新能源汽车充电站建设项目应急演练预案》V1.0</w:t>
             </w:r>
           </w:p>
         </w:tc>
@@ -3094,7 +3229,7 @@
                 <w:szCs w:val="18"/>
                 <w:lang w:val="en-US" w:eastAsia="zh-CN" w:bidi="ar"/>
               </w:rPr>
-              <w:t>演练依据</w:t>
+              <w:t>演练场景</w:t>
             </w:r>
           </w:p>
         </w:tc>
@@ -3152,7 +3287,7 @@
                 <w:szCs w:val="18"/>
                 <w:lang w:val="en-US" w:eastAsia="zh-CN" w:bidi="ar"/>
               </w:rPr>
-              <w:t>《盐都区新能源汽车充电站建设项目应急演练预案》V1.0</w:t>
+              <w:t>场景S2 - 施工现场安全事故（人员触电/设备倾倒）</w:t>
             </w:r>
           </w:p>
         </w:tc>
@@ -3167,149 +3302,6 @@
             <w:insideH w:val="none" w:color="auto" w:sz="0" w:space="0"/>
             <w:insideV w:val="none" w:color="auto" w:sz="0" w:space="0"/>
           </w:tblBorders>
-          <w:shd w:val="clear" w:color="auto" w:fill="FFFFFF"/>
-          <w:tblCellMar>
-            <w:top w:w="15" w:type="dxa"/>
-            <w:left w:w="15" w:type="dxa"/>
-            <w:bottom w:w="15" w:type="dxa"/>
-            <w:right w:w="15" w:type="dxa"/>
-          </w:tblCellMar>
-        </w:tblPrEx>
-        <w:trPr>
-          <w:trHeight w:val="0" w:hRule="atLeast"/>
-          <w:jc w:val="center"/>
-        </w:trPr>
-        <w:tc>
-          <w:tcPr>
-            <w:tcW w:w="0" w:type="auto"/>
-            <w:tcBorders>
-              <w:top w:val="single" w:color="auto" w:sz="4" w:space="0"/>
-              <w:left w:val="single" w:color="auto" w:sz="12" w:space="0"/>
-              <w:bottom w:val="nil"/>
-              <w:right w:val="nil"/>
-            </w:tcBorders>
-            <w:shd w:val="clear" w:color="auto" w:fill="FFFFFF"/>
-            <w:noWrap w:val="0"/>
-            <w:tcMar>
-              <w:top w:w="120" w:type="dxa"/>
-              <w:left w:w="-1" w:type="dxa"/>
-              <w:bottom w:w="120" w:type="dxa"/>
-              <w:right w:w="192" w:type="dxa"/>
-            </w:tcMar>
-            <w:vAlign w:val="center"/>
-          </w:tcPr>
-          <w:p>
-            <w:pPr>
-              <w:keepNext w:val="0"/>
-              <w:keepLines w:val="0"/>
-              <w:widowControl/>
-              <w:suppressLineNumbers w:val="0"/>
-              <w:snapToGrid w:val="0"/>
-              <w:spacing w:line="240" w:lineRule="auto"/>
-              <w:ind w:left="0" w:leftChars="0" w:right="0" w:rightChars="0" w:firstLine="0" w:firstLineChars="0"/>
-              <w:jc w:val="center"/>
-              <w:rPr>
-                <w:rFonts w:hint="default" w:ascii="Segoe UI" w:hAnsi="Segoe UI" w:eastAsia="Segoe UI" w:cs="Segoe UI"/>
-                <w:i w:val="0"/>
-                <w:iCs w:val="0"/>
-                <w:caps w:val="0"/>
-                <w:color w:val="0F1115"/>
-                <w:spacing w:val="0"/>
-                <w:sz w:val="18"/>
-                <w:szCs w:val="18"/>
-              </w:rPr>
-            </w:pPr>
-            <w:r>
-              <w:rPr>
-                <w:rStyle w:val="23"/>
-                <w:rFonts w:hint="default" w:ascii="Segoe UI" w:hAnsi="Segoe UI" w:eastAsia="Segoe UI" w:cs="Segoe UI"/>
-                <w:b/>
-                <w:bCs/>
-                <w:i w:val="0"/>
-                <w:iCs w:val="0"/>
-                <w:caps w:val="0"/>
-                <w:snapToGrid w:val="0"/>
-                <w:color w:val="000000"/>
-                <w:spacing w:val="0"/>
-                <w:kern w:val="0"/>
-                <w:sz w:val="18"/>
-                <w:szCs w:val="18"/>
-                <w:lang w:val="en-US" w:eastAsia="zh-CN" w:bidi="ar"/>
-              </w:rPr>
-              <w:t>演练场景</w:t>
-            </w:r>
-          </w:p>
-        </w:tc>
-        <w:tc>
-          <w:tcPr>
-            <w:tcW w:w="7293" w:type="dxa"/>
-            <w:tcBorders>
-              <w:top w:val="single" w:color="auto" w:sz="4" w:space="0"/>
-              <w:left w:val="single" w:color="auto" w:sz="4" w:space="0"/>
-              <w:bottom w:val="nil"/>
-              <w:right w:val="single" w:color="auto" w:sz="12" w:space="0"/>
-            </w:tcBorders>
-            <w:shd w:val="clear" w:color="auto" w:fill="FFFFFF"/>
-            <w:noWrap w:val="0"/>
-            <w:tcMar>
-              <w:top w:w="120" w:type="dxa"/>
-              <w:left w:w="192" w:type="dxa"/>
-              <w:bottom w:w="120" w:type="dxa"/>
-              <w:right w:w="-1" w:type="dxa"/>
-            </w:tcMar>
-            <w:vAlign w:val="center"/>
-          </w:tcPr>
-          <w:p>
-            <w:pPr>
-              <w:keepNext w:val="0"/>
-              <w:keepLines w:val="0"/>
-              <w:widowControl/>
-              <w:suppressLineNumbers w:val="0"/>
-              <w:snapToGrid w:val="0"/>
-              <w:spacing w:line="240" w:lineRule="auto"/>
-              <w:ind w:left="0" w:leftChars="0" w:right="0" w:rightChars="0" w:firstLine="0" w:firstLineChars="0"/>
-              <w:jc w:val="center"/>
-              <w:rPr>
-                <w:rFonts w:hint="default" w:ascii="Segoe UI" w:hAnsi="Segoe UI" w:eastAsia="Segoe UI" w:cs="Segoe UI"/>
-                <w:i w:val="0"/>
-                <w:iCs w:val="0"/>
-                <w:caps w:val="0"/>
-                <w:color w:val="0F1115"/>
-                <w:spacing w:val="0"/>
-                <w:sz w:val="18"/>
-                <w:szCs w:val="18"/>
-              </w:rPr>
-            </w:pPr>
-            <w:r>
-              <w:rPr>
-                <w:rFonts w:hint="default" w:ascii="Segoe UI" w:hAnsi="Segoe UI" w:eastAsia="Segoe UI" w:cs="Segoe UI"/>
-                <w:i w:val="0"/>
-                <w:iCs w:val="0"/>
-                <w:caps w:val="0"/>
-                <w:snapToGrid w:val="0"/>
-                <w:color w:val="000000"/>
-                <w:spacing w:val="0"/>
-                <w:kern w:val="0"/>
-                <w:sz w:val="18"/>
-                <w:szCs w:val="18"/>
-                <w:lang w:val="en-US" w:eastAsia="zh-CN" w:bidi="ar"/>
-              </w:rPr>
-              <w:t>场景S2 - 施工现场安全事故（人员触电/设备倾倒）</w:t>
-            </w:r>
-          </w:p>
-        </w:tc>
-      </w:tr>
-      <w:tr>
-        <w:tblPrEx>
-          <w:tblBorders>
-            <w:top w:val="none" w:color="auto" w:sz="0" w:space="0"/>
-            <w:left w:val="none" w:color="auto" w:sz="0" w:space="0"/>
-            <w:bottom w:val="none" w:color="auto" w:sz="0" w:space="0"/>
-            <w:right w:val="none" w:color="auto" w:sz="0" w:space="0"/>
-            <w:insideH w:val="none" w:color="auto" w:sz="0" w:space="0"/>
-            <w:insideV w:val="none" w:color="auto" w:sz="0" w:space="0"/>
-          </w:tblBorders>
-          <w:shd w:val="clear" w:color="auto" w:fill="FFFFFF"/>
           <w:tblCellMar>
             <w:top w:w="15" w:type="dxa"/>
             <w:left w:w="15" w:type="dxa"/>
@@ -5603,6 +5595,7 @@
             <w:insideH w:val="none" w:color="auto" w:sz="0" w:space="0"/>
             <w:insideV w:val="none" w:color="auto" w:sz="0" w:space="0"/>
           </w:tblBorders>
+          <w:shd w:val="clear" w:color="auto" w:fill="FFFFFF"/>
           <w:tblCellMar>
             <w:top w:w="15" w:type="dxa"/>
             <w:left w:w="15" w:type="dxa"/>
@@ -5785,202 +5778,6 @@
                 <w:lang w:val="en-US" w:eastAsia="zh-CN" w:bidi="ar"/>
               </w:rPr>
               <w:t>无偏差</w:t>
-            </w:r>
-          </w:p>
-        </w:tc>
-      </w:tr>
-      <w:tr>
-        <w:tblPrEx>
-          <w:tblBorders>
-            <w:top w:val="none" w:color="auto" w:sz="0" w:space="0"/>
-            <w:left w:val="none" w:color="auto" w:sz="0" w:space="0"/>
-            <w:bottom w:val="none" w:color="auto" w:sz="0" w:space="0"/>
-            <w:right w:val="none" w:color="auto" w:sz="0" w:space="0"/>
-            <w:insideH w:val="none" w:color="auto" w:sz="0" w:space="0"/>
-            <w:insideV w:val="none" w:color="auto" w:sz="0" w:space="0"/>
-          </w:tblBorders>
-          <w:tblCellMar>
-            <w:top w:w="15" w:type="dxa"/>
-            <w:left w:w="15" w:type="dxa"/>
-            <w:bottom w:w="15" w:type="dxa"/>
-            <w:right w:w="15" w:type="dxa"/>
-          </w:tblCellMar>
-        </w:tblPrEx>
-        <w:trPr>
-          <w:trHeight w:val="0" w:hRule="atLeast"/>
-          <w:jc w:val="center"/>
-        </w:trPr>
-        <w:tc>
-          <w:tcPr>
-            <w:tcW w:w="0" w:type="auto"/>
-            <w:tcBorders>
-              <w:top w:val="single" w:color="auto" w:sz="4" w:space="0"/>
-              <w:left w:val="single" w:color="auto" w:sz="12" w:space="0"/>
-              <w:bottom w:val="nil"/>
-              <w:right w:val="nil"/>
-            </w:tcBorders>
-            <w:shd w:val="clear" w:color="auto" w:fill="FFFFFF"/>
-            <w:noWrap w:val="0"/>
-            <w:tcMar>
-              <w:top w:w="120" w:type="dxa"/>
-              <w:left w:w="-1" w:type="dxa"/>
-              <w:bottom w:w="120" w:type="dxa"/>
-              <w:right w:w="192" w:type="dxa"/>
-            </w:tcMar>
-            <w:vAlign w:val="center"/>
-          </w:tcPr>
-          <w:p>
-            <w:pPr>
-              <w:keepNext w:val="0"/>
-              <w:keepLines w:val="0"/>
-              <w:widowControl/>
-              <w:suppressLineNumbers w:val="0"/>
-              <w:snapToGrid w:val="0"/>
-              <w:spacing w:line="240" w:lineRule="auto"/>
-              <w:ind w:left="0" w:leftChars="0" w:right="0" w:rightChars="0" w:firstLine="0" w:firstLineChars="0"/>
-              <w:jc w:val="center"/>
-              <w:rPr>
-                <w:rFonts w:hint="default" w:ascii="Segoe UI" w:hAnsi="Segoe UI" w:eastAsia="Segoe UI" w:cs="Segoe UI"/>
-                <w:i w:val="0"/>
-                <w:iCs w:val="0"/>
-                <w:caps w:val="0"/>
-                <w:color w:val="0F1115"/>
-                <w:spacing w:val="0"/>
-                <w:sz w:val="18"/>
-                <w:szCs w:val="18"/>
-              </w:rPr>
-            </w:pPr>
-            <w:r>
-              <w:rPr>
-                <w:rFonts w:hint="default" w:ascii="Segoe UI" w:hAnsi="Segoe UI" w:eastAsia="Segoe UI" w:cs="Segoe UI"/>
-                <w:i w:val="0"/>
-                <w:iCs w:val="0"/>
-                <w:caps w:val="0"/>
-                <w:snapToGrid w:val="0"/>
-                <w:color w:val="000000"/>
-                <w:spacing w:val="0"/>
-                <w:kern w:val="0"/>
-                <w:sz w:val="18"/>
-                <w:szCs w:val="18"/>
-                <w:lang w:val="en-US" w:eastAsia="zh-CN" w:bidi="ar"/>
-              </w:rPr>
-              <w:t>9:20 现场负责人到达</w:t>
-            </w:r>
-          </w:p>
-        </w:tc>
-        <w:tc>
-          <w:tcPr>
-            <w:tcW w:w="0" w:type="auto"/>
-            <w:tcBorders>
-              <w:top w:val="single" w:color="auto" w:sz="4" w:space="0"/>
-              <w:left w:val="single" w:color="auto" w:sz="4" w:space="0"/>
-              <w:bottom w:val="nil"/>
-              <w:right w:val="nil"/>
-            </w:tcBorders>
-            <w:shd w:val="clear" w:color="auto" w:fill="FFFFFF"/>
-            <w:noWrap w:val="0"/>
-            <w:tcMar>
-              <w:top w:w="120" w:type="dxa"/>
-              <w:left w:w="192" w:type="dxa"/>
-              <w:bottom w:w="120" w:type="dxa"/>
-              <w:right w:w="192" w:type="dxa"/>
-            </w:tcMar>
-            <w:vAlign w:val="center"/>
-          </w:tcPr>
-          <w:p>
-            <w:pPr>
-              <w:keepNext w:val="0"/>
-              <w:keepLines w:val="0"/>
-              <w:widowControl/>
-              <w:suppressLineNumbers w:val="0"/>
-              <w:snapToGrid w:val="0"/>
-              <w:spacing w:line="240" w:lineRule="auto"/>
-              <w:ind w:left="0" w:leftChars="0" w:right="0" w:rightChars="0" w:firstLine="0" w:firstLineChars="0"/>
-              <w:jc w:val="center"/>
-              <w:rPr>
-                <w:rFonts w:hint="default" w:ascii="Segoe UI" w:hAnsi="Segoe UI" w:eastAsia="Segoe UI" w:cs="Segoe UI"/>
-                <w:i w:val="0"/>
-                <w:iCs w:val="0"/>
-                <w:caps w:val="0"/>
-                <w:color w:val="0F1115"/>
-                <w:spacing w:val="0"/>
-                <w:sz w:val="18"/>
-                <w:szCs w:val="18"/>
-              </w:rPr>
-            </w:pPr>
-            <w:r>
-              <w:rPr>
-                <w:rFonts w:hint="default" w:ascii="Segoe UI" w:hAnsi="Segoe UI" w:eastAsia="Segoe UI" w:cs="Segoe UI"/>
-                <w:i w:val="0"/>
-                <w:iCs w:val="0"/>
-                <w:caps w:val="0"/>
-                <w:snapToGrid w:val="0"/>
-                <w:color w:val="000000"/>
-                <w:spacing w:val="0"/>
-                <w:kern w:val="0"/>
-                <w:sz w:val="18"/>
-                <w:szCs w:val="18"/>
-                <w:lang w:val="en-US" w:eastAsia="zh-CN" w:bidi="ar"/>
-              </w:rPr>
-              <w:t>9:22</w:t>
-            </w:r>
-          </w:p>
-        </w:tc>
-        <w:tc>
-          <w:tcPr>
-            <w:tcW w:w="3967" w:type="dxa"/>
-            <w:tcBorders>
-              <w:top w:val="single" w:color="auto" w:sz="4" w:space="0"/>
-              <w:left w:val="single" w:color="auto" w:sz="4" w:space="0"/>
-              <w:bottom w:val="nil"/>
-              <w:right w:val="single" w:color="auto" w:sz="12" w:space="0"/>
-            </w:tcBorders>
-            <w:shd w:val="clear" w:color="auto" w:fill="FFFFFF"/>
-            <w:noWrap w:val="0"/>
-            <w:tcMar>
-              <w:top w:w="120" w:type="dxa"/>
-              <w:left w:w="192" w:type="dxa"/>
-              <w:bottom w:w="120" w:type="dxa"/>
-              <w:right w:w="-1" w:type="dxa"/>
-            </w:tcMar>
-            <w:vAlign w:val="center"/>
-          </w:tcPr>
-          <w:p>
-            <w:pPr>
-              <w:keepNext w:val="0"/>
-              <w:keepLines w:val="0"/>
-              <w:widowControl/>
-              <w:suppressLineNumbers w:val="0"/>
-              <w:snapToGrid w:val="0"/>
-              <w:spacing w:line="240" w:lineRule="auto"/>
-              <w:ind w:left="0" w:leftChars="0" w:right="0" w:rightChars="0" w:firstLine="0" w:firstLineChars="0"/>
-              <w:jc w:val="center"/>
-              <w:rPr>
-                <w:rFonts w:hint="default" w:ascii="Segoe UI" w:hAnsi="Segoe UI" w:eastAsia="Segoe UI" w:cs="Segoe UI"/>
-                <w:i w:val="0"/>
-                <w:iCs w:val="0"/>
-                <w:caps w:val="0"/>
-                <w:color w:val="0F1115"/>
-                <w:spacing w:val="0"/>
-                <w:sz w:val="18"/>
-                <w:szCs w:val="18"/>
-              </w:rPr>
-            </w:pPr>
-            <w:r>
-              <w:rPr>
-                <w:rFonts w:hint="default" w:ascii="Segoe UI" w:hAnsi="Segoe UI" w:eastAsia="Segoe UI" w:cs="Segoe UI"/>
-                <w:i w:val="0"/>
-                <w:iCs w:val="0"/>
-                <w:caps w:val="0"/>
-                <w:snapToGrid w:val="0"/>
-                <w:color w:val="000000"/>
-                <w:spacing w:val="0"/>
-                <w:kern w:val="0"/>
-                <w:sz w:val="18"/>
-                <w:szCs w:val="18"/>
-                <w:lang w:val="en-US" w:eastAsia="zh-CN" w:bidi="ar"/>
-              </w:rPr>
-              <w:t>+2分钟，因对讲机信号短暂不稳</w:t>
             </w:r>
           </w:p>
         </w:tc>
@@ -6061,6 +5858,203 @@
                 <w:szCs w:val="18"/>
                 <w:lang w:val="en-US" w:eastAsia="zh-CN" w:bidi="ar"/>
               </w:rPr>
+              <w:t>9:20 现场负责人到达</w:t>
+            </w:r>
+          </w:p>
+        </w:tc>
+        <w:tc>
+          <w:tcPr>
+            <w:tcW w:w="0" w:type="auto"/>
+            <w:tcBorders>
+              <w:top w:val="single" w:color="auto" w:sz="4" w:space="0"/>
+              <w:left w:val="single" w:color="auto" w:sz="4" w:space="0"/>
+              <w:bottom w:val="nil"/>
+              <w:right w:val="nil"/>
+            </w:tcBorders>
+            <w:shd w:val="clear" w:color="auto" w:fill="FFFFFF"/>
+            <w:noWrap w:val="0"/>
+            <w:tcMar>
+              <w:top w:w="120" w:type="dxa"/>
+              <w:left w:w="192" w:type="dxa"/>
+              <w:bottom w:w="120" w:type="dxa"/>
+              <w:right w:w="192" w:type="dxa"/>
+            </w:tcMar>
+            <w:vAlign w:val="center"/>
+          </w:tcPr>
+          <w:p>
+            <w:pPr>
+              <w:keepNext w:val="0"/>
+              <w:keepLines w:val="0"/>
+              <w:widowControl/>
+              <w:suppressLineNumbers w:val="0"/>
+              <w:snapToGrid w:val="0"/>
+              <w:spacing w:line="240" w:lineRule="auto"/>
+              <w:ind w:left="0" w:leftChars="0" w:right="0" w:rightChars="0" w:firstLine="0" w:firstLineChars="0"/>
+              <w:jc w:val="center"/>
+              <w:rPr>
+                <w:rFonts w:hint="default" w:ascii="Segoe UI" w:hAnsi="Segoe UI" w:eastAsia="Segoe UI" w:cs="Segoe UI"/>
+                <w:i w:val="0"/>
+                <w:iCs w:val="0"/>
+                <w:caps w:val="0"/>
+                <w:color w:val="0F1115"/>
+                <w:spacing w:val="0"/>
+                <w:sz w:val="18"/>
+                <w:szCs w:val="18"/>
+              </w:rPr>
+            </w:pPr>
+            <w:r>
+              <w:rPr>
+                <w:rFonts w:hint="default" w:ascii="Segoe UI" w:hAnsi="Segoe UI" w:eastAsia="Segoe UI" w:cs="Segoe UI"/>
+                <w:i w:val="0"/>
+                <w:iCs w:val="0"/>
+                <w:caps w:val="0"/>
+                <w:snapToGrid w:val="0"/>
+                <w:color w:val="000000"/>
+                <w:spacing w:val="0"/>
+                <w:kern w:val="0"/>
+                <w:sz w:val="18"/>
+                <w:szCs w:val="18"/>
+                <w:lang w:val="en-US" w:eastAsia="zh-CN" w:bidi="ar"/>
+              </w:rPr>
+              <w:t>9:22</w:t>
+            </w:r>
+          </w:p>
+        </w:tc>
+        <w:tc>
+          <w:tcPr>
+            <w:tcW w:w="3967" w:type="dxa"/>
+            <w:tcBorders>
+              <w:top w:val="single" w:color="auto" w:sz="4" w:space="0"/>
+              <w:left w:val="single" w:color="auto" w:sz="4" w:space="0"/>
+              <w:bottom w:val="nil"/>
+              <w:right w:val="single" w:color="auto" w:sz="12" w:space="0"/>
+            </w:tcBorders>
+            <w:shd w:val="clear" w:color="auto" w:fill="FFFFFF"/>
+            <w:noWrap w:val="0"/>
+            <w:tcMar>
+              <w:top w:w="120" w:type="dxa"/>
+              <w:left w:w="192" w:type="dxa"/>
+              <w:bottom w:w="120" w:type="dxa"/>
+              <w:right w:w="-1" w:type="dxa"/>
+            </w:tcMar>
+            <w:vAlign w:val="center"/>
+          </w:tcPr>
+          <w:p>
+            <w:pPr>
+              <w:keepNext w:val="0"/>
+              <w:keepLines w:val="0"/>
+              <w:widowControl/>
+              <w:suppressLineNumbers w:val="0"/>
+              <w:snapToGrid w:val="0"/>
+              <w:spacing w:line="240" w:lineRule="auto"/>
+              <w:ind w:left="0" w:leftChars="0" w:right="0" w:rightChars="0" w:firstLine="0" w:firstLineChars="0"/>
+              <w:jc w:val="center"/>
+              <w:rPr>
+                <w:rFonts w:hint="default" w:ascii="Segoe UI" w:hAnsi="Segoe UI" w:eastAsia="Segoe UI" w:cs="Segoe UI"/>
+                <w:i w:val="0"/>
+                <w:iCs w:val="0"/>
+                <w:caps w:val="0"/>
+                <w:color w:val="0F1115"/>
+                <w:spacing w:val="0"/>
+                <w:sz w:val="18"/>
+                <w:szCs w:val="18"/>
+              </w:rPr>
+            </w:pPr>
+            <w:r>
+              <w:rPr>
+                <w:rFonts w:hint="default" w:ascii="Segoe UI" w:hAnsi="Segoe UI" w:eastAsia="Segoe UI" w:cs="Segoe UI"/>
+                <w:i w:val="0"/>
+                <w:iCs w:val="0"/>
+                <w:caps w:val="0"/>
+                <w:snapToGrid w:val="0"/>
+                <w:color w:val="000000"/>
+                <w:spacing w:val="0"/>
+                <w:kern w:val="0"/>
+                <w:sz w:val="18"/>
+                <w:szCs w:val="18"/>
+                <w:lang w:val="en-US" w:eastAsia="zh-CN" w:bidi="ar"/>
+              </w:rPr>
+              <w:t>+2分钟，因对讲机信号短暂不稳</w:t>
+            </w:r>
+          </w:p>
+        </w:tc>
+      </w:tr>
+      <w:tr>
+        <w:tblPrEx>
+          <w:tblBorders>
+            <w:top w:val="none" w:color="auto" w:sz="0" w:space="0"/>
+            <w:left w:val="none" w:color="auto" w:sz="0" w:space="0"/>
+            <w:bottom w:val="none" w:color="auto" w:sz="0" w:space="0"/>
+            <w:right w:val="none" w:color="auto" w:sz="0" w:space="0"/>
+            <w:insideH w:val="none" w:color="auto" w:sz="0" w:space="0"/>
+            <w:insideV w:val="none" w:color="auto" w:sz="0" w:space="0"/>
+          </w:tblBorders>
+          <w:shd w:val="clear" w:color="auto" w:fill="FFFFFF"/>
+          <w:tblCellMar>
+            <w:top w:w="15" w:type="dxa"/>
+            <w:left w:w="15" w:type="dxa"/>
+            <w:bottom w:w="15" w:type="dxa"/>
+            <w:right w:w="15" w:type="dxa"/>
+          </w:tblCellMar>
+        </w:tblPrEx>
+        <w:trPr>
+          <w:trHeight w:val="0" w:hRule="atLeast"/>
+          <w:jc w:val="center"/>
+        </w:trPr>
+        <w:tc>
+          <w:tcPr>
+            <w:tcW w:w="0" w:type="auto"/>
+            <w:tcBorders>
+              <w:top w:val="single" w:color="auto" w:sz="4" w:space="0"/>
+              <w:left w:val="single" w:color="auto" w:sz="12" w:space="0"/>
+              <w:bottom w:val="nil"/>
+              <w:right w:val="nil"/>
+            </w:tcBorders>
+            <w:shd w:val="clear" w:color="auto" w:fill="FFFFFF"/>
+            <w:noWrap w:val="0"/>
+            <w:tcMar>
+              <w:top w:w="120" w:type="dxa"/>
+              <w:left w:w="-1" w:type="dxa"/>
+              <w:bottom w:w="120" w:type="dxa"/>
+              <w:right w:w="192" w:type="dxa"/>
+            </w:tcMar>
+            <w:vAlign w:val="center"/>
+          </w:tcPr>
+          <w:p>
+            <w:pPr>
+              <w:keepNext w:val="0"/>
+              <w:keepLines w:val="0"/>
+              <w:widowControl/>
+              <w:suppressLineNumbers w:val="0"/>
+              <w:snapToGrid w:val="0"/>
+              <w:spacing w:line="240" w:lineRule="auto"/>
+              <w:ind w:left="0" w:leftChars="0" w:right="0" w:rightChars="0" w:firstLine="0" w:firstLineChars="0"/>
+              <w:jc w:val="center"/>
+              <w:rPr>
+                <w:rFonts w:hint="default" w:ascii="Segoe UI" w:hAnsi="Segoe UI" w:eastAsia="Segoe UI" w:cs="Segoe UI"/>
+                <w:i w:val="0"/>
+                <w:iCs w:val="0"/>
+                <w:caps w:val="0"/>
+                <w:color w:val="0F1115"/>
+                <w:spacing w:val="0"/>
+                <w:sz w:val="18"/>
+                <w:szCs w:val="18"/>
+              </w:rPr>
+            </w:pPr>
+            <w:r>
+              <w:rPr>
+                <w:rFonts w:hint="default" w:ascii="Segoe UI" w:hAnsi="Segoe UI" w:eastAsia="Segoe UI" w:cs="Segoe UI"/>
+                <w:i w:val="0"/>
+                <w:iCs w:val="0"/>
+                <w:caps w:val="0"/>
+                <w:snapToGrid w:val="0"/>
+                <w:color w:val="000000"/>
+                <w:spacing w:val="0"/>
+                <w:kern w:val="0"/>
+                <w:sz w:val="18"/>
+                <w:szCs w:val="18"/>
+                <w:lang w:val="en-US" w:eastAsia="zh-CN" w:bidi="ar"/>
+              </w:rPr>
               <w:t>9:25 总指挥启动预案</w:t>
             </w:r>
           </w:p>
@@ -6388,6 +6382,7 @@
             <w:insideH w:val="none" w:color="auto" w:sz="0" w:space="0"/>
             <w:insideV w:val="none" w:color="auto" w:sz="0" w:space="0"/>
           </w:tblBorders>
+          <w:shd w:val="clear" w:color="auto" w:fill="FFFFFF"/>
           <w:tblCellMar>
             <w:top w:w="15" w:type="dxa"/>
             <w:left w:w="15" w:type="dxa"/>
@@ -6629,6 +6624,7 @@
             <w:insideH w:val="none" w:color="auto" w:sz="0" w:space="0"/>
             <w:insideV w:val="none" w:color="auto" w:sz="0" w:space="0"/>
           </w:tblBorders>
+          <w:shd w:val="clear" w:color="auto" w:fill="FFFFFF"/>
           <w:tblCellMar>
             <w:top w:w="15" w:type="dxa"/>
             <w:left w:w="15" w:type="dxa"/>
@@ -6832,6 +6828,7 @@
             <w:insideH w:val="none" w:color="auto" w:sz="0" w:space="0"/>
             <w:insideV w:val="none" w:color="auto" w:sz="0" w:space="0"/>
           </w:tblBorders>
+          <w:shd w:val="clear" w:color="auto" w:fill="FFFFFF"/>
           <w:tblCellMar>
             <w:top w:w="15" w:type="dxa"/>
             <w:left w:w="15" w:type="dxa"/>
@@ -7028,6 +7025,7 @@
             <w:insideH w:val="none" w:color="auto" w:sz="0" w:space="0"/>
             <w:insideV w:val="none" w:color="auto" w:sz="0" w:space="0"/>
           </w:tblBorders>
+          <w:shd w:val="clear" w:color="auto" w:fill="FFFFFF"/>
           <w:tblCellMar>
             <w:top w:w="15" w:type="dxa"/>
             <w:left w:w="15" w:type="dxa"/>
@@ -7224,6 +7222,7 @@
             <w:insideH w:val="none" w:color="auto" w:sz="0" w:space="0"/>
             <w:insideV w:val="none" w:color="auto" w:sz="0" w:space="0"/>
           </w:tblBorders>
+          <w:shd w:val="clear" w:color="auto" w:fill="FFFFFF"/>
           <w:tblCellMar>
             <w:top w:w="15" w:type="dxa"/>
             <w:left w:w="15" w:type="dxa"/>
@@ -7420,6 +7419,7 @@
             <w:insideH w:val="none" w:color="auto" w:sz="0" w:space="0"/>
             <w:insideV w:val="none" w:color="auto" w:sz="0" w:space="0"/>
           </w:tblBorders>
+          <w:shd w:val="clear" w:color="auto" w:fill="FFFFFF"/>
           <w:tblCellMar>
             <w:top w:w="15" w:type="dxa"/>
             <w:left w:w="15" w:type="dxa"/>
@@ -7616,6 +7616,7 @@
             <w:insideH w:val="none" w:color="auto" w:sz="0" w:space="0"/>
             <w:insideV w:val="none" w:color="auto" w:sz="0" w:space="0"/>
           </w:tblBorders>
+          <w:shd w:val="clear" w:color="auto" w:fill="FFFFFF"/>
           <w:tblCellMar>
             <w:top w:w="15" w:type="dxa"/>
             <w:left w:w="15" w:type="dxa"/>
@@ -7876,6 +7877,7 @@
             <w:insideH w:val="none" w:color="auto" w:sz="0" w:space="0"/>
             <w:insideV w:val="none" w:color="auto" w:sz="0" w:space="0"/>
           </w:tblBorders>
+          <w:shd w:val="clear" w:color="auto" w:fill="FFFFFF"/>
           <w:tblCellMar>
             <w:top w:w="15" w:type="dxa"/>
             <w:left w:w="15" w:type="dxa"/>
@@ -8139,6 +8141,13 @@
             <w:insideH w:val="none" w:color="auto" w:sz="0" w:space="0"/>
             <w:insideV w:val="none" w:color="auto" w:sz="0" w:space="0"/>
           </w:tblBorders>
+          <w:shd w:val="clear" w:color="auto" w:fill="FFFFFF"/>
+          <w:tblCellMar>
+            <w:top w:w="15" w:type="dxa"/>
+            <w:left w:w="15" w:type="dxa"/>
+            <w:bottom w:w="15" w:type="dxa"/>
+            <w:right w:w="15" w:type="dxa"/>
+          </w:tblCellMar>
         </w:tblPrEx>
         <w:trPr>
           <w:trHeight w:val="0" w:hRule="atLeast"/>
@@ -8387,6 +8396,7 @@
             <w:insideH w:val="none" w:color="auto" w:sz="0" w:space="0"/>
             <w:insideV w:val="none" w:color="auto" w:sz="0" w:space="0"/>
           </w:tblBorders>
+          <w:shd w:val="clear" w:color="auto" w:fill="FFFFFF"/>
           <w:tblCellMar>
             <w:top w:w="15" w:type="dxa"/>
             <w:left w:w="15" w:type="dxa"/>
@@ -8641,6 +8651,7 @@
             <w:insideH w:val="none" w:color="auto" w:sz="0" w:space="0"/>
             <w:insideV w:val="none" w:color="auto" w:sz="0" w:space="0"/>
           </w:tblBorders>
+          <w:shd w:val="clear" w:color="auto" w:fill="FFFFFF"/>
           <w:tblCellMar>
             <w:top w:w="15" w:type="dxa"/>
             <w:left w:w="15" w:type="dxa"/>
@@ -8895,6 +8906,7 @@
             <w:insideH w:val="none" w:color="auto" w:sz="0" w:space="0"/>
             <w:insideV w:val="none" w:color="auto" w:sz="0" w:space="0"/>
           </w:tblBorders>
+          <w:shd w:val="clear" w:color="auto" w:fill="FFFFFF"/>
           <w:tblCellMar>
             <w:top w:w="15" w:type="dxa"/>
             <w:left w:w="15" w:type="dxa"/>
@@ -10612,6 +10624,7 @@
             <w:insideH w:val="none" w:color="auto" w:sz="0" w:space="0"/>
             <w:insideV w:val="none" w:color="auto" w:sz="0" w:space="0"/>
           </w:tblBorders>
+          <w:shd w:val="clear" w:color="auto" w:fill="FFFFFF"/>
           <w:tblCellMar>
             <w:top w:w="15" w:type="dxa"/>
             <w:left w:w="15" w:type="dxa"/>
@@ -10812,8 +10825,6 @@
               </w:rPr>
               <w:t>管理专员</w:t>
             </w:r>
-            <w:bookmarkStart w:id="3" w:name="_GoBack"/>
-            <w:bookmarkEnd w:id="3"/>
           </w:p>
         </w:tc>
         <w:tc>
@@ -10885,6 +10896,7 @@
             <w:insideH w:val="none" w:color="auto" w:sz="0" w:space="0"/>
             <w:insideV w:val="none" w:color="auto" w:sz="0" w:space="0"/>
           </w:tblBorders>
+          <w:shd w:val="clear" w:color="auto" w:fill="FFFFFF"/>
           <w:tblCellMar>
             <w:top w:w="15" w:type="dxa"/>
             <w:left w:w="15" w:type="dxa"/>
@@ -11139,6 +11151,7 @@
             <w:insideH w:val="none" w:color="auto" w:sz="0" w:space="0"/>
             <w:insideV w:val="none" w:color="auto" w:sz="0" w:space="0"/>
           </w:tblBorders>
+          <w:shd w:val="clear" w:color="auto" w:fill="FFFFFF"/>
           <w:tblCellMar>
             <w:top w:w="15" w:type="dxa"/>
             <w:left w:w="15" w:type="dxa"/>
